--- a/m3_data/lit_review.docx
+++ b/m3_data/lit_review.docx
@@ -64,7 +64,7 @@
           <w:sz w:val="36"/>
           <w:szCs w:val="36"/>
         </w:rPr>
-        <w:t xml:space="preserve">08/01/2026</w:t>
+        <w:t xml:space="preserve">08/02/2026</w:t>
       </w:r>
       <w:r>
         <w:rPr>
@@ -100,7 +100,7 @@
           <w:sz w:val="36"/>
           <w:szCs w:val="36"/>
         </w:rPr>
-        <w:t xml:space="preserve">08/02/2026</w:t>
+        <w:t xml:space="preserve">08/03/2026</w:t>
       </w:r>
     </w:p>
     <w:p>
@@ -1209,9 +1209,9 @@
           <w:u w:val="single"/>
         </w:rPr>
         <w:t xml:space="preserve">
-          <w:hyperlink r:id="rId29" w:tgtFrame="_blank">
+          <w:hyperlink r:id="rId33" w:tgtFrame="_blank">
             <w:r>
-              <w:t xml:space="preserve">Clostridioides difficile clinical diagnostic test methods and results are associated with recovery of C. difficile by stool culture.</w:t>
+              <w:t xml:space="preserve">Outcomes of Fecal Microbiota Transfer in Patients with Recurrent Clostridioides difficile Infection: Real-World Data from a Single Center in Switzerland.</w:t>
             </w:r>
           </w:hyperlink>
         </w:t>
@@ -1255,9 +1255,9 @@
           <w:u w:val="single"/>
         </w:rPr>
         <w:t xml:space="preserve">
-          <w:hyperlink r:id="rId30" w:tgtFrame="_blank">
+          <w:hyperlink r:id="rId34" w:tgtFrame="_blank">
             <w:r>
-              <w:t xml:space="preserve">Improvement in post-hemispherotomy cerebral salt-wasting syndrome following intubation: A case report.</w:t>
+              <w:t xml:space="preserve">Reducing the incidence of Clostridioides difficile infection through educational and antimicrobial stewardship interventions.</w:t>
             </w:r>
           </w:hyperlink>
         </w:t>
@@ -1301,9 +1301,9 @@
           <w:u w:val="single"/>
         </w:rPr>
         <w:t xml:space="preserve">
-          <w:hyperlink r:id="rId31" w:tgtFrame="_blank">
+          <w:hyperlink r:id="rId35" w:tgtFrame="_blank">
             <w:r>
-              <w:t xml:space="preserve">Combined medial patellofemoral ligament and medial quadriceps tendon-femoral ligament reconstruction for patellar instability: a systematic review.</w:t>
+              <w:t xml:space="preserve">Longitudinal Changes in Nasal and Oral Microbiome and Antimicrobial Resistance Gene Profiles in Response to Human Fecal Microbiota Transplantation.</w:t>
             </w:r>
           </w:hyperlink>
         </w:t>
@@ -1347,9 +1347,9 @@
           <w:u w:val="single"/>
         </w:rPr>
         <w:t xml:space="preserve">
-          <w:hyperlink r:id="rId32" w:tgtFrame="_blank">
+          <w:hyperlink r:id="rId36" w:tgtFrame="_blank">
             <w:r>
-              <w:t xml:space="preserve">Fecal Microbiota Transplantation in 2025: Two Steps Forward, One Step Back.</w:t>
+              <w:t xml:space="preserve">Clinical Utility of the MN Severity Criteria in Predicting Recurrent Clostridioides difficile Infection.</w:t>
             </w:r>
           </w:hyperlink>
         </w:t>
@@ -1393,9 +1393,9 @@
           <w:u w:val="single"/>
         </w:rPr>
         <w:t xml:space="preserve">
-          <w:hyperlink r:id="rId33" w:tgtFrame="_blank">
+          <w:hyperlink r:id="rId37" w:tgtFrame="_blank">
             <w:r>
-              <w:t xml:space="preserve">A retrospective Follow-Up after derotational distal femoral osteotomy combined with medial patellofemoral ligament reconstruction for the treatment of recurrent patellar dislocation.</w:t>
+              <w:t xml:space="preserve">Diagnostic challenges and treatment approaches for Clostridioides difficile infection in IBD patients.</w:t>
             </w:r>
           </w:hyperlink>
         </w:t>
@@ -1439,9 +1439,9 @@
           <w:u w:val="single"/>
         </w:rPr>
         <w:t xml:space="preserve">
-          <w:hyperlink r:id="rId34" w:tgtFrame="_blank">
+          <w:hyperlink r:id="rId38" w:tgtFrame="_blank">
             <w:r>
-              <w:t xml:space="preserve">Safety and efficacy of oral microbiome therapy for the treatment of recurrent Clostridioides difficile infection: a systematic review and meta-analysis of randomized controlled trials.</w:t>
+              <w:t xml:space="preserve">Live biotherapeutics in the clinic: Regulatory pathways, market dynamics, and future trends.</w:t>
             </w:r>
           </w:hyperlink>
         </w:t>
@@ -1485,9 +1485,9 @@
           <w:u w:val="single"/>
         </w:rPr>
         <w:t xml:space="preserve">
-          <w:hyperlink r:id="rId35" w:tgtFrame="_blank">
+          <w:hyperlink r:id="rId39" w:tgtFrame="_blank">
             <w:r>
-              <w:t xml:space="preserve">Phase variable colony morphotypes of Clostridioides difficile elicit distinct host responses during acute infection.</w:t>
+              <w:t xml:space="preserve">Fecal microbiota transplantation in liver diseases: Therapeutic potential and associated risks.</w:t>
             </w:r>
           </w:hyperlink>
         </w:t>
@@ -1531,9 +1531,9 @@
           <w:u w:val="single"/>
         </w:rPr>
         <w:t xml:space="preserve">
-          <w:hyperlink r:id="rId36" w:tgtFrame="_blank">
+          <w:hyperlink r:id="rId40" w:tgtFrame="_blank">
             <w:r>
-              <w:t xml:space="preserve">Machine Learning Model Predicts Recurrent Clostridioides difficile Infection in Patients With Inflammatory Bowel Disease (Recur CDI-IBD).</w:t>
+              <w:t xml:space="preserve">Clinical applications of live biotherapeutics: Current trends and future prospects.</w:t>
             </w:r>
           </w:hyperlink>
         </w:t>
@@ -1577,9 +1577,9 @@
           <w:u w:val="single"/>
         </w:rPr>
         <w:t xml:space="preserve">
-          <w:hyperlink r:id="rId37" w:tgtFrame="_blank">
+          <w:hyperlink r:id="rId41" w:tgtFrame="_blank">
             <w:r>
-              <w:t xml:space="preserve">Distinct T and innate-like lymphocyte reprogramming following lyophilized fecal microbiota transplantation in recurrent C. difficile infection.</w:t>
+              <w:t xml:space="preserve">Metabolic modeling reveals determinants of prebiotic and probiotic treatment efficacy across multiple human intervention trials.</w:t>
             </w:r>
           </w:hyperlink>
         </w:t>
@@ -1623,9 +1623,9 @@
           <w:u w:val="single"/>
         </w:rPr>
         <w:t xml:space="preserve">
-          <w:hyperlink r:id="rId38" w:tgtFrame="_blank">
+          <w:hyperlink r:id="rId42" w:tgtFrame="_blank">
             <w:r>
-              <w:t xml:space="preserve">Safety and efficacy of CRS3123 in adults with a primary episode or first recurrence of Clostridioides difficile infection: a phase 2, randomised, double-blind, multicentre, vancomycin-controlled study.</w:t>
+              <w:t xml:space="preserve">Mucosal vaccination clears Clostridioides difficile colonization.</w:t>
             </w:r>
           </w:hyperlink>
         </w:t>
@@ -1669,9 +1669,9 @@
           <w:u w:val="single"/>
         </w:rPr>
         <w:t xml:space="preserve">
-          <w:hyperlink r:id="rId39" w:tgtFrame="_blank">
+          <w:hyperlink r:id="rId43" w:tgtFrame="_blank">
             <w:r>
-              <w:t xml:space="preserve">Assessment of Rifaximin and Rifampicin Resistance Across Clostridioides Difficile Ribotypes: A Systematic Review and Meta-Analysis.</w:t>
+              <w:t xml:space="preserve">What potential do DNA polymerase IIIC (PolC) inhibitors hold for the treatment of clostridioides difficile infection?</w:t>
             </w:r>
           </w:hyperlink>
         </w:t>
@@ -1715,9 +1715,9 @@
           <w:u w:val="single"/>
         </w:rPr>
         <w:t xml:space="preserve">
-          <w:hyperlink r:id="rId40" w:tgtFrame="_blank">
+          <w:hyperlink r:id="rId44" w:tgtFrame="_blank">
             <w:r>
-              <w:t xml:space="preserve">Microbiota-Driven Strategies for Managing IBD-Associated Risks: From Infections to Mental Health.</w:t>
+              <w:t xml:space="preserve">Tibial Tubercle Osteotomy With Medial Patellofemoral Ligament Reconstruction Utilizing Autograft Hamstring Tendon and Knotless Suture Anchor Fixation.</w:t>
             </w:r>
           </w:hyperlink>
         </w:t>
@@ -1761,9 +1761,9 @@
           <w:u w:val="single"/>
         </w:rPr>
         <w:t xml:space="preserve">
-          <w:hyperlink r:id="rId41" w:tgtFrame="_blank">
+          <w:hyperlink r:id="rId45" w:tgtFrame="_blank">
             <w:r>
-              <w:t xml:space="preserve">Fecal Microbiota Transplantation Donor Screening: Is Dientamoeba fragilis a Valid Criterion for Donor Exclusion? A Longitudinal Study of a Swiss Cohort.</w:t>
+              <w:t xml:space="preserve">Gut Microbiome Recovery in Clostridioides difficile Infection Patients Receiving Multi-Strain Probiotics During Convalescence: A Prospective Pilot Series of Longitudinal Dynamics.</w:t>
             </w:r>
           </w:hyperlink>
         </w:t>
@@ -1807,9 +1807,9 @@
           <w:u w:val="single"/>
         </w:rPr>
         <w:t xml:space="preserve">
-          <w:hyperlink r:id="rId42" w:tgtFrame="_blank">
+          <w:hyperlink r:id="rId46" w:tgtFrame="_blank">
             <w:r>
-              <w:t xml:space="preserve">"Hiding in Plain Sight": A Retrospective Clinical and Microbiological Review of Vancomycin-Dependent Enterococci at a Tertiary Care Centre-A Case Report.</w:t>
+              <w:t xml:space="preserve">Dynamics in circulating immune cell subsets after faecal microbiota transplantation for recurrent Clostridioides difficile infection.</w:t>
             </w:r>
           </w:hyperlink>
         </w:t>
@@ -1853,9 +1853,9 @@
           <w:u w:val="single"/>
         </w:rPr>
         <w:t xml:space="preserve">
-          <w:hyperlink r:id="rId43" w:tgtFrame="_blank">
+          <w:hyperlink r:id="rId47" w:tgtFrame="_blank">
             <w:r>
-              <w:t xml:space="preserve">Burden of Clostridioides difficile Infection and Risk Factors for Recurrences in an Italian Tertiary Care University Hospital: A Prospective Observational Study.</w:t>
+              <w:t xml:space="preserve">Fulminant Clostridioides difficile Infection During Repeated High-Dose Cytarabine Consolidation for Acute Myeloid Leukemia: A Fatal Case.</w:t>
             </w:r>
           </w:hyperlink>
         </w:t>
@@ -1899,9 +1899,9 @@
           <w:u w:val="single"/>
         </w:rPr>
         <w:t xml:space="preserve">
-          <w:hyperlink r:id="rId44" w:tgtFrame="_blank">
+          <w:hyperlink r:id="rId48" w:tgtFrame="_blank">
             <w:r>
-              <w:t xml:space="preserve">Australian Paediatric Surveillance Unit (APSU) Annual Surveillance Report 2024.</w:t>
+              <w:t xml:space="preserve">Initial Vancomycin Taper for the Prevention of Recurrent Clostridioides difficile Infection: A Randomized Clinical Trial.</w:t>
             </w:r>
           </w:hyperlink>
         </w:t>
@@ -1945,9 +1945,9 @@
           <w:u w:val="single"/>
         </w:rPr>
         <w:t xml:space="preserve">
-          <w:hyperlink r:id="rId45" w:tgtFrame="_blank">
+          <w:hyperlink r:id="rId49" w:tgtFrame="_blank">
             <w:r>
-              <w:t xml:space="preserve">Outcomes of Medial Patellofemoral Ligament Reconstruction With Concomitant Tibial Tubercle Osteotomy for Failed Surgery for Patellar Instability Versus Primary Medial Patellofemoral Ligament Reconstruction With Concomitant Tibial Tubercle Osteotomy.</w:t>
+              <w:t xml:space="preserve">Generation and characterization of a novel MHC-II tetramer for tracking and characterization of toxin B-specific CD4 (+) T cell responses.</w:t>
             </w:r>
           </w:hyperlink>
         </w:t>
@@ -1991,9 +1991,9 @@
           <w:u w:val="single"/>
         </w:rPr>
         <w:t xml:space="preserve">
-          <w:hyperlink r:id="rId46" w:tgtFrame="_blank">
+          <w:hyperlink r:id="rId50" w:tgtFrame="_blank">
             <w:r>
-              <w:t xml:space="preserve">Long-Term Follow-Up After Fecal Microbiota Transplantation via Freeze-Dried Capsules for Recurrent Clostridioides difficile Infection.</w:t>
+              <w:t xml:space="preserve">Shengjiang Xiexin decoction combined with vancomycin for Clostridioides difficile infection: impact of vancomycin dose-reduction strategy on gut microbiota homeostasis and recurrence risk.</w:t>
             </w:r>
           </w:hyperlink>
         </w:t>
@@ -2037,9 +2037,9 @@
           <w:u w:val="single"/>
         </w:rPr>
         <w:t xml:space="preserve">
-          <w:hyperlink r:id="rId47" w:tgtFrame="_blank">
+          <w:hyperlink r:id="rId51" w:tgtFrame="_blank">
             <w:r>
-              <w:t xml:space="preserve">Recurrent severe viral infection in a child with inherited complete TBK1 deficiency.</w:t>
+              <w:t xml:space="preserve">Emerging Therapeutic Approaches for Modulating the Intestinal Microbiota.</w:t>
             </w:r>
           </w:hyperlink>
         </w:t>
@@ -2083,9 +2083,9 @@
           <w:u w:val="single"/>
         </w:rPr>
         <w:t xml:space="preserve">
-          <w:hyperlink r:id="rId48" w:tgtFrame="_blank">
+          <w:hyperlink r:id="rId52" w:tgtFrame="_blank">
             <w:r>
-              <w:t xml:space="preserve">Science of fecal microbiota transplant: From history to cutting-edge clinical practice.</w:t>
+              <w:t xml:space="preserve">Oral Vancomycin in the Treatment of Clostridioides difficile Infection: A Single-Center Observational Study in Southern Poland (2016-2022), Involving 528,887 Hospitalized Patients.</w:t>
             </w:r>
           </w:hyperlink>
         </w:t>
@@ -2129,9 +2129,9 @@
           <w:u w:val="single"/>
         </w:rPr>
         <w:t xml:space="preserve">
-          <w:hyperlink r:id="rId49" w:tgtFrame="_blank">
+          <w:hyperlink r:id="rId53" w:tgtFrame="_blank">
             <w:r>
-              <w:t xml:space="preserve">Bezlotoxumab for prevention of Clostridioides difficile recurrence in patients with inflammatory bowel disease: a retrospective multicenter experience.</w:t>
+              <w:t xml:space="preserve">Antimicrobial Susceptibility of Clostridioides difficile in Spain: Multicenter Retrospective Cohort Study.</w:t>
             </w:r>
           </w:hyperlink>
         </w:t>
@@ -2175,9 +2175,9 @@
           <w:u w:val="single"/>
         </w:rPr>
         <w:t xml:space="preserve">
-          <w:hyperlink r:id="rId50" w:tgtFrame="_blank">
+          <w:hyperlink r:id="rId54" w:tgtFrame="_blank">
             <w:r>
-              <w:t xml:space="preserve">Clinical and Pharmacoeconomic evaluation of Fidaxomicin in patients over 65 years of age and immunocompromised patients with recurrent and refractory Clostridioides difficile infection.</w:t>
+              <w:t xml:space="preserve">Synergistic Toxicity of Cold Gas Plasma and Cisplatin in Bladder Cancer Cells.</w:t>
             </w:r>
           </w:hyperlink>
         </w:t>
@@ -2221,9 +2221,9 @@
           <w:u w:val="single"/>
         </w:rPr>
         <w:t xml:space="preserve">
-          <w:hyperlink r:id="rId51" w:tgtFrame="_blank">
+          <w:hyperlink r:id="rId55" w:tgtFrame="_blank">
             <w:r>
-              <w:t xml:space="preserve">Fecal microbiota transplantation in compassionate indications: French experience from 2019 to 2022.</w:t>
+              <w:t xml:space="preserve">Associations between suppressive antibiotic therapy, treatment failure, and side effects among young, immunocompetent veterans with prosthetic joint infection who undergo debridement, antibiotics, and implant retention.</w:t>
             </w:r>
           </w:hyperlink>
         </w:t>
@@ -2267,9 +2267,9 @@
           <w:u w:val="single"/>
         </w:rPr>
         <w:t xml:space="preserve">
-          <w:hyperlink r:id="rId52" w:tgtFrame="_blank">
+          <w:hyperlink r:id="rId56" w:tgtFrame="_blank">
             <w:r>
-              <w:t xml:space="preserve">Clostridioides difficile colonization of Twin Patients Recovering From Infant Botulism.</w:t>
+              <w:t xml:space="preserve">Genomic evolution and re-emergence of a multidrug-resistant Clostridioides difficile RT027 clone with reduced vancomycin susceptibility driving a prolonged hospital outbreak.</w:t>
             </w:r>
           </w:hyperlink>
         </w:t>
@@ -2313,9 +2313,9 @@
           <w:u w:val="single"/>
         </w:rPr>
         <w:t xml:space="preserve">
-          <w:hyperlink r:id="rId53" w:tgtFrame="_blank">
+          <w:hyperlink r:id="rId57" w:tgtFrame="_blank">
             <w:r>
-              <w:t xml:space="preserve">Persistent fever: Anti-KS syndrome overlaps with multidrug-resistant infections (MDRO) in a cervical spinal cord injury (CSCI) patient.</w:t>
+              <w:t xml:space="preserve">Phylogenomic analysis of the collagen-like BclA proteins in Clostridioides difficile.</w:t>
             </w:r>
           </w:hyperlink>
         </w:t>
@@ -2359,9 +2359,9 @@
           <w:u w:val="single"/>
         </w:rPr>
         <w:t xml:space="preserve">
-          <w:hyperlink r:id="rId54" w:tgtFrame="_blank">
+          <w:hyperlink r:id="rId58" w:tgtFrame="_blank">
             <w:r>
-              <w:t xml:space="preserve">Modulation of Clostridioides difficile virulence by metabolites derived from probiotic consortia and genetically edited strains.</w:t>
+              <w:t xml:space="preserve">Engaging Patient and Caregiver Partners in Codeveloping a Patient Educational Video for Improving Clostridioides difficile Infection Education: Participatory Co-Design Study.</w:t>
             </w:r>
           </w:hyperlink>
         </w:t>
@@ -2405,9 +2405,9 @@
           <w:u w:val="single"/>
         </w:rPr>
         <w:t xml:space="preserve">
-          <w:hyperlink r:id="rId55" w:tgtFrame="_blank">
+          <w:hyperlink r:id="rId59" w:tgtFrame="_blank">
             <w:r>
-              <w:t xml:space="preserve">Analysis of gut microbiota in super donors for fecal microbiota transplantation and isolated gut commensal bacteria of inhibition against Clostridioides difficile.</w:t>
+              <w:t xml:space="preserve">Push Enteroscopic Jejunal and Ileoscopic Delivery of Fecomicrobiota Transplantation (FMT) for Treatment of Clostridioides difficile Enteritis in a Patient With a Total Colectomy and Ileal Pouch-Anal Anastomosis (IPAA): A Case Report.</w:t>
             </w:r>
           </w:hyperlink>
         </w:t>
@@ -2451,285 +2451,9 @@
           <w:u w:val="single"/>
         </w:rPr>
         <w:t xml:space="preserve">
-          <w:hyperlink r:id="rId56" w:tgtFrame="_blank">
-            <w:r>
-              <w:t xml:space="preserve">Evaluation of the antibacterial activity of the natural product α-mangostin against Clostridioides difficile.</w:t>
-            </w:r>
-          </w:hyperlink>
-        </w:t>
-      </w:r>
-    </w:p>
-    <w:p>
-      <w:pPr>
-        <w:shd w:val="clear" w:color="auto" w:fill="FFF2CC" w:themeFill="accent4" w:themeFillTint="33"/>
-        <w:spacing w:after="0"/>
-        <w:rPr>
-          <w:color w:val="0F50FF"/>
-          <w:u w:val="single"/>
-        </w:rPr>
-      </w:pPr>
-      <w:r>
-        <w:rPr>
-          <w:color w:val="0F50FF"/>
-          <w:u w:val="single"/>
-        </w:rPr>
-        <w:t xml:space="preserve"/>
-      </w:r>
-    </w:p>
-    <w:p>
-      <w:pPr>
-        <w:pStyle w:val="ListParagraph"/>
-        <w:numPr>
-          <w:ilvl w:val="0"/>
-          <w:numId w:val="2"/>
-        </w:numPr>
-        <w:shd w:val="clear" w:color="auto" w:fill="FFF2CC" w:themeFill="accent4" w:themeFillTint="33"/>
-        <w:spacing w:after="0" w:line="240" w:lineRule="auto"/>
-        <w:ind w:left="357" w:hanging="357"/>
-        <w:rPr>
-          <w:color w:val="0F50FF"/>
-          <w:u w:val="single"/>
-        </w:rPr>
-      </w:pPr>
-      <w:r>
-        <w:rPr>
-          <w:color w:val="0F50FF"/>
-          <w:u w:val="single"/>
-        </w:rPr>
-        <w:t xml:space="preserve">
-          <w:hyperlink r:id="rId57" w:tgtFrame="_blank">
-            <w:r>
-              <w:t xml:space="preserve">Clostridioides difficile infection in pediatric inflammatory bowel disease: current understanding and clinical challenges.</w:t>
-            </w:r>
-          </w:hyperlink>
-        </w:t>
-      </w:r>
-    </w:p>
-    <w:p>
-      <w:pPr>
-        <w:shd w:val="clear" w:color="auto" w:fill="FFF2CC" w:themeFill="accent4" w:themeFillTint="33"/>
-        <w:spacing w:after="0"/>
-        <w:rPr>
-          <w:color w:val="0F50FF"/>
-          <w:u w:val="single"/>
-        </w:rPr>
-      </w:pPr>
-      <w:r>
-        <w:rPr>
-          <w:color w:val="0F50FF"/>
-          <w:u w:val="single"/>
-        </w:rPr>
-        <w:t xml:space="preserve"/>
-      </w:r>
-    </w:p>
-    <w:p>
-      <w:pPr>
-        <w:pStyle w:val="ListParagraph"/>
-        <w:numPr>
-          <w:ilvl w:val="0"/>
-          <w:numId w:val="2"/>
-        </w:numPr>
-        <w:shd w:val="clear" w:color="auto" w:fill="FFF2CC" w:themeFill="accent4" w:themeFillTint="33"/>
-        <w:spacing w:after="0" w:line="240" w:lineRule="auto"/>
-        <w:ind w:left="357" w:hanging="357"/>
-        <w:rPr>
-          <w:color w:val="0F50FF"/>
-          <w:u w:val="single"/>
-        </w:rPr>
-      </w:pPr>
-      <w:r>
-        <w:rPr>
-          <w:color w:val="0F50FF"/>
-          <w:u w:val="single"/>
-        </w:rPr>
-        <w:t xml:space="preserve">
-          <w:hyperlink r:id="rId58" w:tgtFrame="_blank">
-            <w:r>
-              <w:t xml:space="preserve">Patient-reported benefits of colonoscopicallyadministered microbiota restoration therapy: a qualitative study of adult patients with recurrent Clostridioides difficile infection.</w:t>
-            </w:r>
-          </w:hyperlink>
-        </w:t>
-      </w:r>
-    </w:p>
-    <w:p>
-      <w:pPr>
-        <w:shd w:val="clear" w:color="auto" w:fill="FFF2CC" w:themeFill="accent4" w:themeFillTint="33"/>
-        <w:spacing w:after="0"/>
-        <w:rPr>
-          <w:color w:val="0F50FF"/>
-          <w:u w:val="single"/>
-        </w:rPr>
-      </w:pPr>
-      <w:r>
-        <w:rPr>
-          <w:color w:val="0F50FF"/>
-          <w:u w:val="single"/>
-        </w:rPr>
-        <w:t xml:space="preserve"/>
-      </w:r>
-    </w:p>
-    <w:p>
-      <w:pPr>
-        <w:pStyle w:val="ListParagraph"/>
-        <w:numPr>
-          <w:ilvl w:val="0"/>
-          <w:numId w:val="2"/>
-        </w:numPr>
-        <w:shd w:val="clear" w:color="auto" w:fill="FFF2CC" w:themeFill="accent4" w:themeFillTint="33"/>
-        <w:spacing w:after="0" w:line="240" w:lineRule="auto"/>
-        <w:ind w:left="357" w:hanging="357"/>
-        <w:rPr>
-          <w:color w:val="0F50FF"/>
-          <w:u w:val="single"/>
-        </w:rPr>
-      </w:pPr>
-      <w:r>
-        <w:rPr>
-          <w:color w:val="0F50FF"/>
-          <w:u w:val="single"/>
-        </w:rPr>
-        <w:t xml:space="preserve">
-          <w:hyperlink r:id="rId59" w:tgtFrame="_blank">
-            <w:r>
-              <w:t xml:space="preserve">Safe and successful fecal microbiota transplantation for recurrent Clostridioides difficile infection in a child with an intestinal transplant.</w:t>
-            </w:r>
-          </w:hyperlink>
-        </w:t>
-      </w:r>
-    </w:p>
-    <w:p>
-      <w:pPr>
-        <w:shd w:val="clear" w:color="auto" w:fill="FFF2CC" w:themeFill="accent4" w:themeFillTint="33"/>
-        <w:spacing w:after="0"/>
-        <w:rPr>
-          <w:color w:val="0F50FF"/>
-          <w:u w:val="single"/>
-        </w:rPr>
-      </w:pPr>
-      <w:r>
-        <w:rPr>
-          <w:color w:val="0F50FF"/>
-          <w:u w:val="single"/>
-        </w:rPr>
-        <w:t xml:space="preserve"/>
-      </w:r>
-    </w:p>
-    <w:p>
-      <w:pPr>
-        <w:pStyle w:val="ListParagraph"/>
-        <w:numPr>
-          <w:ilvl w:val="0"/>
-          <w:numId w:val="2"/>
-        </w:numPr>
-        <w:shd w:val="clear" w:color="auto" w:fill="FFF2CC" w:themeFill="accent4" w:themeFillTint="33"/>
-        <w:spacing w:after="0" w:line="240" w:lineRule="auto"/>
-        <w:ind w:left="357" w:hanging="357"/>
-        <w:rPr>
-          <w:color w:val="0F50FF"/>
-          <w:u w:val="single"/>
-        </w:rPr>
-      </w:pPr>
-      <w:r>
-        <w:rPr>
-          <w:color w:val="0F50FF"/>
-          <w:u w:val="single"/>
-        </w:rPr>
-        <w:t xml:space="preserve">
           <w:hyperlink r:id="rId60" w:tgtFrame="_blank">
             <w:r>
-              <w:t xml:space="preserve">From Ward to ICU: Clinical Drivers of Adverse Outcomes in Clostridioides difficile Infection - A Retrospective Cohort Study.</w:t>
-            </w:r>
-          </w:hyperlink>
-        </w:t>
-      </w:r>
-    </w:p>
-    <w:p>
-      <w:pPr>
-        <w:shd w:val="clear" w:color="auto" w:fill="FFF2CC" w:themeFill="accent4" w:themeFillTint="33"/>
-        <w:spacing w:after="0"/>
-        <w:rPr>
-          <w:color w:val="0F50FF"/>
-          <w:u w:val="single"/>
-        </w:rPr>
-      </w:pPr>
-      <w:r>
-        <w:rPr>
-          <w:color w:val="0F50FF"/>
-          <w:u w:val="single"/>
-        </w:rPr>
-        <w:t xml:space="preserve"/>
-      </w:r>
-    </w:p>
-    <w:p>
-      <w:pPr>
-        <w:pStyle w:val="ListParagraph"/>
-        <w:numPr>
-          <w:ilvl w:val="0"/>
-          <w:numId w:val="2"/>
-        </w:numPr>
-        <w:shd w:val="clear" w:color="auto" w:fill="FFF2CC" w:themeFill="accent4" w:themeFillTint="33"/>
-        <w:spacing w:after="0" w:line="240" w:lineRule="auto"/>
-        <w:ind w:left="357" w:hanging="357"/>
-        <w:rPr>
-          <w:color w:val="0F50FF"/>
-          <w:u w:val="single"/>
-        </w:rPr>
-      </w:pPr>
-      <w:r>
-        <w:rPr>
-          <w:color w:val="0F50FF"/>
-          <w:u w:val="single"/>
-        </w:rPr>
-        <w:t xml:space="preserve">
-          <w:hyperlink r:id="rId61" w:tgtFrame="_blank">
-            <w:r>
-              <w:t xml:space="preserve">Safety and Efficacy of Fecal Microbiota, Live-jslm for Prevention of Recurrent Clostridioides difficile Infection Among Hospitalized Participants in PUNCH CD3-OLS.</w:t>
-            </w:r>
-          </w:hyperlink>
-        </w:t>
-      </w:r>
-    </w:p>
-    <w:p>
-      <w:pPr>
-        <w:shd w:val="clear" w:color="auto" w:fill="FFF2CC" w:themeFill="accent4" w:themeFillTint="33"/>
-        <w:spacing w:after="0"/>
-        <w:rPr>
-          <w:color w:val="0F50FF"/>
-          <w:u w:val="single"/>
-        </w:rPr>
-      </w:pPr>
-      <w:r>
-        <w:rPr>
-          <w:color w:val="0F50FF"/>
-          <w:u w:val="single"/>
-        </w:rPr>
-        <w:t xml:space="preserve"/>
-      </w:r>
-    </w:p>
-    <w:p>
-      <w:pPr>
-        <w:pStyle w:val="ListParagraph"/>
-        <w:numPr>
-          <w:ilvl w:val="0"/>
-          <w:numId w:val="2"/>
-        </w:numPr>
-        <w:shd w:val="clear" w:color="auto" w:fill="FFF2CC" w:themeFill="accent4" w:themeFillTint="33"/>
-        <w:spacing w:after="0" w:line="240" w:lineRule="auto"/>
-        <w:ind w:left="357" w:hanging="357"/>
-        <w:rPr>
-          <w:color w:val="0F50FF"/>
-          <w:u w:val="single"/>
-        </w:rPr>
-      </w:pPr>
-      <w:r>
-        <w:rPr>
-          <w:color w:val="0F50FF"/>
-          <w:u w:val="single"/>
-        </w:rPr>
-        <w:t xml:space="preserve">
-          <w:hyperlink r:id="rId62" w:tgtFrame="_blank">
-            <w:r>
-              <w:t xml:space="preserve">Improving resource stewardship in post-pandemic primary care: Insights into choosing Wisely Canada guidelines.</w:t>
+              <w:t xml:space="preserve">Saccharomyces cerevisiae 48338 Suppresses Antibiotic-Induced Clostridioides difficile Infection in a Murine Model.</w:t>
             </w:r>
           </w:hyperlink>
         </w:t>
@@ -2813,9 +2537,9 @@
           <w:u w:val="single"/>
         </w:rPr>
         <w:t xml:space="preserve">
-          <w:hyperlink r:id="rId24" w:tgtFrame="_blank">
+          <w:hyperlink r:id="rId12" w:tgtFrame="_blank">
             <w:r>
-              <w:t xml:space="preserve">The first identification of the epidemic Clostridioides difficile PCR ribotype 027 strain in Brazil: a case report of colitis in a patient from a public hospital in Rio de Janeiro.</w:t>
+              <w:t xml:space="preserve">ZBTB16 Controls the Onset of Clostridium difficile Colitis through the Pyrin Inflammasome.</w:t>
             </w:r>
           </w:hyperlink>
         </w:t>
@@ -2857,9 +2581,9 @@
           <w:u w:val="single"/>
         </w:rPr>
         <w:t xml:space="preserve">
-          <w:hyperlink r:id="rId25" w:tgtFrame="_blank">
+          <w:hyperlink r:id="rId13" w:tgtFrame="_blank">
             <w:r>
-              <w:t xml:space="preserve">A Vanished Association Between Proton Pump Inhibitors and Clostridioides Difficile Infection After Minimizing Bias.</w:t>
+              <w:t xml:space="preserve">Odoribacter splanchnicus inhibits toxin production in Clostridioides difficile: insights from clinical correlation and in vitro validation.</w:t>
             </w:r>
           </w:hyperlink>
         </w:t>
@@ -2901,9 +2625,9 @@
           <w:u w:val="single"/>
         </w:rPr>
         <w:t xml:space="preserve">
-          <w:hyperlink r:id="rId26" w:tgtFrame="_blank">
+          <w:hyperlink r:id="rId14" w:tgtFrame="_blank">
             <w:r>
-              <w:t xml:space="preserve">The hidden impact of COVID-19 treatment strategies on the spread of Clostridioides difficile infection.</w:t>
+              <w:t xml:space="preserve">5,6-Fused heterocycle cholate derivatives as spore germination inhibitors of Clostridioides difficile.</w:t>
             </w:r>
           </w:hyperlink>
         </w:t>
@@ -2945,9 +2669,9 @@
           <w:u w:val="single"/>
         </w:rPr>
         <w:t xml:space="preserve">
-          <w:hyperlink r:id="rId27" w:tgtFrame="_blank">
+          <w:hyperlink r:id="rId15" w:tgtFrame="_blank">
             <w:r>
-              <w:t xml:space="preserve">Role of the skilled nursing facility in Clostridioides difficile infection transitions of care: A retrospective cohort study of US hospitals.</w:t>
+              <w:t xml:space="preserve">Adjunctive use of Saccharomyces boulardii versus bismuth subsalicylate in the management of non-Clostridioides difficile nosocomial diarrhea in severely ill patients: a three-arm randomized controlled trial.</w:t>
             </w:r>
           </w:hyperlink>
         </w:t>
@@ -2989,9 +2713,185 @@
           <w:u w:val="single"/>
         </w:rPr>
         <w:t xml:space="preserve">
-          <w:hyperlink r:id="rId28" w:tgtFrame="_blank">
+          <w:hyperlink r:id="rId16" w:tgtFrame="_blank">
             <w:r>
-              <w:t xml:space="preserve">Clostridioides difficile infection in patients with COVID-19 pneumonia - Analysis of occurrence and genetic distribution from three intensive care units.</w:t>
+              <w:t xml:space="preserve">PCR Cycle Threshold-Guided Management of Pediatric Clostridioides difficile Infections.</w:t>
+            </w:r>
+          </w:hyperlink>
+        </w:t>
+      </w:r>
+    </w:p>
+    <w:p>
+      <w:pPr>
+        <w:spacing w:after="0"/>
+        <w:rPr>
+          <w:color w:val="0F50FF"/>
+          <w:u w:val="single"/>
+        </w:rPr>
+      </w:pPr>
+      <w:r>
+        <w:rPr>
+          <w:color w:val="0F50FF"/>
+          <w:u w:val="single"/>
+        </w:rPr>
+        <w:t xml:space="preserve"/>
+      </w:r>
+    </w:p>
+    <w:p>
+      <w:pPr>
+        <w:pStyle w:val="ListParagraph"/>
+        <w:numPr>
+          <w:ilvl w:val="0"/>
+          <w:numId w:val="11"/>
+        </w:numPr>
+        <w:spacing w:after="0" w:line="240" w:lineRule="auto"/>
+        <w:ind w:left="357" w:hanging="357"/>
+        <w:rPr>
+          <w:color w:val="0F50FF"/>
+          <w:u w:val="single"/>
+        </w:rPr>
+      </w:pPr>
+      <w:r>
+        <w:rPr>
+          <w:color w:val="0F50FF"/>
+          <w:u w:val="single"/>
+        </w:rPr>
+        <w:t xml:space="preserve">
+          <w:hyperlink r:id="rId17" w:tgtFrame="_blank">
+            <w:r>
+              <w:t xml:space="preserve">The Impact of Disinfecting Non-Sterile Disposable Gloves on the Level of Microbiological Contamination in Clinical Practice.</w:t>
+            </w:r>
+          </w:hyperlink>
+        </w:t>
+      </w:r>
+    </w:p>
+    <w:p>
+      <w:pPr>
+        <w:spacing w:after="0"/>
+        <w:rPr>
+          <w:color w:val="0F50FF"/>
+          <w:u w:val="single"/>
+        </w:rPr>
+      </w:pPr>
+      <w:r>
+        <w:rPr>
+          <w:color w:val="0F50FF"/>
+          <w:u w:val="single"/>
+        </w:rPr>
+        <w:t xml:space="preserve"/>
+      </w:r>
+    </w:p>
+    <w:p>
+      <w:pPr>
+        <w:pStyle w:val="ListParagraph"/>
+        <w:numPr>
+          <w:ilvl w:val="0"/>
+          <w:numId w:val="11"/>
+        </w:numPr>
+        <w:spacing w:after="0" w:line="240" w:lineRule="auto"/>
+        <w:ind w:left="357" w:hanging="357"/>
+        <w:rPr>
+          <w:color w:val="0F50FF"/>
+          <w:u w:val="single"/>
+        </w:rPr>
+      </w:pPr>
+      <w:r>
+        <w:rPr>
+          <w:color w:val="0F50FF"/>
+          <w:u w:val="single"/>
+        </w:rPr>
+        <w:t xml:space="preserve">
+          <w:hyperlink r:id="rId18" w:tgtFrame="_blank">
+            <w:r>
+              <w:t xml:space="preserve">Etiologic Patterns and Evolution of Healthcare-Associated Infections in the Pandemic and Post-Pandemic Periods: A County-Level Multicenter Study from Southeastern Romania.</w:t>
+            </w:r>
+          </w:hyperlink>
+        </w:t>
+      </w:r>
+    </w:p>
+    <w:p>
+      <w:pPr>
+        <w:spacing w:after="0"/>
+        <w:rPr>
+          <w:color w:val="0F50FF"/>
+          <w:u w:val="single"/>
+        </w:rPr>
+      </w:pPr>
+      <w:r>
+        <w:rPr>
+          <w:color w:val="0F50FF"/>
+          <w:u w:val="single"/>
+        </w:rPr>
+        <w:t xml:space="preserve"/>
+      </w:r>
+    </w:p>
+    <w:p>
+      <w:pPr>
+        <w:pStyle w:val="ListParagraph"/>
+        <w:numPr>
+          <w:ilvl w:val="0"/>
+          <w:numId w:val="11"/>
+        </w:numPr>
+        <w:spacing w:after="0" w:line="240" w:lineRule="auto"/>
+        <w:ind w:left="357" w:hanging="357"/>
+        <w:rPr>
+          <w:color w:val="0F50FF"/>
+          <w:u w:val="single"/>
+        </w:rPr>
+      </w:pPr>
+      <w:r>
+        <w:rPr>
+          <w:color w:val="0F50FF"/>
+          <w:u w:val="single"/>
+        </w:rPr>
+        <w:t xml:space="preserve">
+          <w:hyperlink r:id="rId19" w:tgtFrame="_blank">
+            <w:r>
+              <w:t xml:space="preserve">Evaluation of Antibiotic Use Metrics as Predictors of Clostridioides difficile Infection Onset: A Single-Center, Case-Control Study Assessing the Days of Therapy and the Days of Antibiotic Spectrum Coverage.</w:t>
+            </w:r>
+          </w:hyperlink>
+        </w:t>
+      </w:r>
+    </w:p>
+    <w:p>
+      <w:pPr>
+        <w:spacing w:after="0"/>
+        <w:rPr>
+          <w:color w:val="0F50FF"/>
+          <w:u w:val="single"/>
+        </w:rPr>
+      </w:pPr>
+      <w:r>
+        <w:rPr>
+          <w:color w:val="0F50FF"/>
+          <w:u w:val="single"/>
+        </w:rPr>
+        <w:t xml:space="preserve"/>
+      </w:r>
+    </w:p>
+    <w:p>
+      <w:pPr>
+        <w:pStyle w:val="ListParagraph"/>
+        <w:numPr>
+          <w:ilvl w:val="0"/>
+          <w:numId w:val="11"/>
+        </w:numPr>
+        <w:spacing w:after="0" w:line="240" w:lineRule="auto"/>
+        <w:ind w:left="357" w:hanging="357"/>
+        <w:rPr>
+          <w:color w:val="0F50FF"/>
+          <w:u w:val="single"/>
+        </w:rPr>
+      </w:pPr>
+      <w:r>
+        <w:rPr>
+          <w:color w:val="0F50FF"/>
+          <w:u w:val="single"/>
+        </w:rPr>
+        <w:t xml:space="preserve">
+          <w:hyperlink r:id="rId20" w:tgtFrame="_blank">
+            <w:r>
+              <w:t xml:space="preserve">Trends, predictors, and association of surgical timing with mortality among patients with Clostridioides difficile infection requiring colectomy: a cohort study.</w:t>
             </w:r>
           </w:hyperlink>
         </w:t>
@@ -3051,94 +2951,6 @@
       <w:bookmarkEnd w:id="13"/>
       <w:bookmarkEnd w:id="14"/>
       <w:bookmarkEnd w:id="15"/>
-    </w:p>
-    <w:p>
-      <w:pPr>
-        <w:spacing w:after="0"/>
-        <w:rPr>
-          <w:color w:val="0F50FF"/>
-          <w:u w:val="single"/>
-        </w:rPr>
-      </w:pPr>
-      <w:r>
-        <w:rPr>
-          <w:color w:val="0F50FF"/>
-          <w:u w:val="single"/>
-        </w:rPr>
-        <w:t xml:space="preserve"/>
-      </w:r>
-    </w:p>
-    <w:p>
-      <w:pPr>
-        <w:pStyle w:val="ListParagraph"/>
-        <w:numPr>
-          <w:ilvl w:val="0"/>
-          <w:numId w:val="12"/>
-        </w:numPr>
-        <w:spacing w:after="0" w:line="240" w:lineRule="auto"/>
-        <w:ind w:left="357" w:hanging="357"/>
-        <w:rPr>
-          <w:color w:val="0F50FF"/>
-          <w:u w:val="single"/>
-        </w:rPr>
-      </w:pPr>
-      <w:r>
-        <w:rPr>
-          <w:color w:val="0F50FF"/>
-          <w:u w:val="single"/>
-        </w:rPr>
-        <w:t xml:space="preserve">
-          <w:hyperlink r:id="rId88" w:tgtFrame="_blank">
-            <w:r>
-              <w:t xml:space="preserve">Attenuation of Clostridioides difficile Infection by Clostridium hylemonae.</w:t>
-            </w:r>
-          </w:hyperlink>
-        </w:t>
-      </w:r>
-    </w:p>
-    <w:p>
-      <w:pPr>
-        <w:spacing w:after="0"/>
-        <w:rPr>
-          <w:color w:val="0F50FF"/>
-          <w:u w:val="single"/>
-        </w:rPr>
-      </w:pPr>
-      <w:r>
-        <w:rPr>
-          <w:color w:val="0F50FF"/>
-          <w:u w:val="single"/>
-        </w:rPr>
-        <w:t xml:space="preserve"/>
-      </w:r>
-    </w:p>
-    <w:p>
-      <w:pPr>
-        <w:pStyle w:val="ListParagraph"/>
-        <w:numPr>
-          <w:ilvl w:val="0"/>
-          <w:numId w:val="12"/>
-        </w:numPr>
-        <w:spacing w:after="0" w:line="240" w:lineRule="auto"/>
-        <w:ind w:left="357" w:hanging="357"/>
-        <w:rPr>
-          <w:color w:val="0F50FF"/>
-          <w:u w:val="single"/>
-        </w:rPr>
-      </w:pPr>
-      <w:r>
-        <w:rPr>
-          <w:color w:val="0F50FF"/>
-          <w:u w:val="single"/>
-        </w:rPr>
-        <w:t xml:space="preserve">
-          <w:hyperlink r:id="rId89" w:tgtFrame="_blank">
-            <w:r>
-              <w:t xml:space="preserve">Evaluation of the efficacy of inactivated fecal transplants against Clostridioides difficile: an in vitro study.</w:t>
-            </w:r>
-          </w:hyperlink>
-        </w:t>
-      </w:r>
     </w:p>
     <w:p>
       <w:pPr>
@@ -3230,9 +3042,9 @@
           <w:u w:val="single"/>
         </w:rPr>
         <w:t xml:space="preserve">
-          <w:hyperlink r:id="rId22" w:tgtFrame="_blank">
+          <w:hyperlink r:id="rId26" w:tgtFrame="_blank">
             <w:r>
-              <w:t xml:space="preserve">The seven enigmas of SARS-CoV-2: from the past to the future.</w:t>
+              <w:t xml:space="preserve">Oral immunization with engineered probiotics expressing tcdB protects mice against Clostridioides difficile infection.</w:t>
             </w:r>
           </w:hyperlink>
         </w:t>
@@ -3274,9 +3086,97 @@
           <w:u w:val="single"/>
         </w:rPr>
         <w:t xml:space="preserve">
-          <w:hyperlink r:id="rId23" w:tgtFrame="_blank">
+          <w:hyperlink r:id="rId27" w:tgtFrame="_blank">
             <w:r>
-              <w:t xml:space="preserve">Investigation and response to an outbreak of mpox cases linked to a high-risk group event in Southeast Queensland in May 2024.</w:t>
+              <w:t xml:space="preserve">Vaccines against antimicrobial resistance.</w:t>
+            </w:r>
+          </w:hyperlink>
+        </w:t>
+      </w:r>
+    </w:p>
+    <w:p>
+      <w:pPr>
+        <w:spacing w:after="0"/>
+        <w:rPr>
+          <w:color w:val="0F50FF"/>
+          <w:u w:val="single"/>
+        </w:rPr>
+      </w:pPr>
+      <w:r>
+        <w:rPr>
+          <w:color w:val="0F50FF"/>
+          <w:u w:val="single"/>
+        </w:rPr>
+        <w:t xml:space="preserve"/>
+      </w:r>
+    </w:p>
+    <w:p>
+      <w:pPr>
+        <w:pStyle w:val="ListParagraph"/>
+        <w:numPr>
+          <w:ilvl w:val="0"/>
+          <w:numId w:val="13"/>
+        </w:numPr>
+        <w:spacing w:after="0" w:line="240" w:lineRule="auto"/>
+        <w:ind w:left="357" w:hanging="357"/>
+        <w:rPr>
+          <w:color w:val="0F50FF"/>
+          <w:u w:val="single"/>
+        </w:rPr>
+      </w:pPr>
+      <w:r>
+        <w:rPr>
+          <w:color w:val="0F50FF"/>
+          <w:u w:val="single"/>
+        </w:rPr>
+        <w:t xml:space="preserve">
+          <w:hyperlink r:id="rId28" w:tgtFrame="_blank">
+            <w:r>
+              <w:t xml:space="preserve">Annual Immunisation Coverage Report 2023.</w:t>
+            </w:r>
+          </w:hyperlink>
+        </w:t>
+      </w:r>
+    </w:p>
+    <w:p>
+      <w:pPr>
+        <w:spacing w:after="0"/>
+        <w:rPr>
+          <w:color w:val="0F50FF"/>
+          <w:u w:val="single"/>
+        </w:rPr>
+      </w:pPr>
+      <w:r>
+        <w:rPr>
+          <w:color w:val="0F50FF"/>
+          <w:u w:val="single"/>
+        </w:rPr>
+        <w:t xml:space="preserve"/>
+      </w:r>
+    </w:p>
+    <w:p>
+      <w:pPr>
+        <w:pStyle w:val="ListParagraph"/>
+        <w:numPr>
+          <w:ilvl w:val="0"/>
+          <w:numId w:val="13"/>
+        </w:numPr>
+        <w:spacing w:after="0" w:line="240" w:lineRule="auto"/>
+        <w:ind w:left="357" w:hanging="357"/>
+        <w:rPr>
+          <w:color w:val="0F50FF"/>
+          <w:u w:val="single"/>
+        </w:rPr>
+      </w:pPr>
+      <w:r>
+        <w:rPr>
+          <w:color w:val="0F50FF"/>
+          <w:u w:val="single"/>
+        </w:rPr>
+        <w:t xml:space="preserve">
+          <w:hyperlink r:id="rId29" w:tgtFrame="_blank">
+            <w:r>
+              <w:t xml:space="preserve">SAEFVIC: Surveillance of adverse events following immunisation (AEFI) in Victoria, Australia, 2019-2020.</w:t>
             </w:r>
           </w:hyperlink>
         </w:t>
@@ -3353,9 +3253,9 @@
           <w:u w:val="single"/>
         </w:rPr>
         <w:t xml:space="preserve">
-          <w:hyperlink r:id="rId74" w:tgtFrame="_blank">
+          <w:hyperlink r:id="rId30" w:tgtFrame="_blank">
             <w:r>
-              <w:t xml:space="preserve">A multifunctional probiotic co-delivery platform for the treatment of Clostridium difficile infection.</w:t>
+              <w:t xml:space="preserve">Current infection control practices for multidrug-resistant organisms (MDRO): a survey of the Society for Healthcare Epidemiology of America (SHEA) research network and affiliated US-based hospitals.</w:t>
             </w:r>
           </w:hyperlink>
         </w:t>
@@ -3397,9 +3297,9 @@
           <w:u w:val="single"/>
         </w:rPr>
         <w:t xml:space="preserve">
-          <w:hyperlink r:id="rId75" w:tgtFrame="_blank">
+          <w:hyperlink r:id="rId31" w:tgtFrame="_blank">
             <w:r>
-              <w:t xml:space="preserve">One Swallow Does Not Make a Summer: A Confirmed Case of Imported Vibrio cholerae After Clostridioides difficile Diagnosis in Brescia, Northern Italy.</w:t>
+              <w:t xml:space="preserve">Clostridioides difficile infection cases and the causative strains in a large Chinese tertiary hospital in 2023-2024.</w:t>
             </w:r>
           </w:hyperlink>
         </w:t>
@@ -3441,273 +3341,9 @@
           <w:u w:val="single"/>
         </w:rPr>
         <w:t xml:space="preserve">
-          <w:hyperlink r:id="rId76" w:tgtFrame="_blank">
+          <w:hyperlink r:id="rId32" w:tgtFrame="_blank">
             <w:r>
-              <w:t xml:space="preserve">Peritoneal dialysis associated peritonitis and Clostridioides difficile infection: Association or different entities?</w:t>
-            </w:r>
-          </w:hyperlink>
-        </w:t>
-      </w:r>
-    </w:p>
-    <w:p>
-      <w:pPr>
-        <w:spacing w:after="0"/>
-        <w:rPr>
-          <w:color w:val="0F50FF"/>
-          <w:u w:val="single"/>
-        </w:rPr>
-      </w:pPr>
-      <w:r>
-        <w:rPr>
-          <w:color w:val="0F50FF"/>
-          <w:u w:val="single"/>
-        </w:rPr>
-        <w:t xml:space="preserve"/>
-      </w:r>
-    </w:p>
-    <w:p>
-      <w:pPr>
-        <w:pStyle w:val="ListParagraph"/>
-        <w:numPr>
-          <w:ilvl w:val="0"/>
-          <w:numId w:val="14"/>
-        </w:numPr>
-        <w:spacing w:after="0" w:line="240" w:lineRule="auto"/>
-        <w:ind w:left="357" w:hanging="357"/>
-        <w:rPr>
-          <w:color w:val="0F50FF"/>
-          <w:u w:val="single"/>
-        </w:rPr>
-      </w:pPr>
-      <w:r>
-        <w:rPr>
-          <w:color w:val="0F50FF"/>
-          <w:u w:val="single"/>
-        </w:rPr>
-        <w:t xml:space="preserve">
-          <w:hyperlink r:id="rId77" w:tgtFrame="_blank">
-            <w:r>
-              <w:t xml:space="preserve">Vancomycin resistance in gram-positive infections: evolutionary strategies of survival.</w:t>
-            </w:r>
-          </w:hyperlink>
-        </w:t>
-      </w:r>
-    </w:p>
-    <w:p>
-      <w:pPr>
-        <w:spacing w:after="0"/>
-        <w:rPr>
-          <w:color w:val="0F50FF"/>
-          <w:u w:val="single"/>
-        </w:rPr>
-      </w:pPr>
-      <w:r>
-        <w:rPr>
-          <w:color w:val="0F50FF"/>
-          <w:u w:val="single"/>
-        </w:rPr>
-        <w:t xml:space="preserve"/>
-      </w:r>
-    </w:p>
-    <w:p>
-      <w:pPr>
-        <w:pStyle w:val="ListParagraph"/>
-        <w:numPr>
-          <w:ilvl w:val="0"/>
-          <w:numId w:val="14"/>
-        </w:numPr>
-        <w:spacing w:after="0" w:line="240" w:lineRule="auto"/>
-        <w:ind w:left="357" w:hanging="357"/>
-        <w:rPr>
-          <w:color w:val="0F50FF"/>
-          <w:u w:val="single"/>
-        </w:rPr>
-      </w:pPr>
-      <w:r>
-        <w:rPr>
-          <w:color w:val="0F50FF"/>
-          <w:u w:val="single"/>
-        </w:rPr>
-        <w:t xml:space="preserve">
-          <w:hyperlink r:id="rId78" w:tgtFrame="_blank">
-            <w:r>
-              <w:t xml:space="preserve">Education and electronic health record implementation-better together? An assessment of compliance of oral vancomycin dosing for Clostridioides difficile infection and the impact of different antimicrobial stewardship interventions.</w:t>
-            </w:r>
-          </w:hyperlink>
-        </w:t>
-      </w:r>
-    </w:p>
-    <w:p>
-      <w:pPr>
-        <w:spacing w:after="0"/>
-        <w:rPr>
-          <w:color w:val="0F50FF"/>
-          <w:u w:val="single"/>
-        </w:rPr>
-      </w:pPr>
-      <w:r>
-        <w:rPr>
-          <w:color w:val="0F50FF"/>
-          <w:u w:val="single"/>
-        </w:rPr>
-        <w:t xml:space="preserve"/>
-      </w:r>
-    </w:p>
-    <w:p>
-      <w:pPr>
-        <w:pStyle w:val="ListParagraph"/>
-        <w:numPr>
-          <w:ilvl w:val="0"/>
-          <w:numId w:val="14"/>
-        </w:numPr>
-        <w:spacing w:after="0" w:line="240" w:lineRule="auto"/>
-        <w:ind w:left="357" w:hanging="357"/>
-        <w:rPr>
-          <w:color w:val="0F50FF"/>
-          <w:u w:val="single"/>
-        </w:rPr>
-      </w:pPr>
-      <w:r>
-        <w:rPr>
-          <w:color w:val="0F50FF"/>
-          <w:u w:val="single"/>
-        </w:rPr>
-        <w:t xml:space="preserve">
-          <w:hyperlink r:id="rId79" w:tgtFrame="_blank">
-            <w:r>
-              <w:t xml:space="preserve">Ursodeoxycholic acid inhibits biofilm formation and bacterial adhesion of Clostridioides difficile.</w:t>
-            </w:r>
-          </w:hyperlink>
-        </w:t>
-      </w:r>
-    </w:p>
-    <w:p>
-      <w:pPr>
-        <w:spacing w:after="0"/>
-        <w:rPr>
-          <w:color w:val="0F50FF"/>
-          <w:u w:val="single"/>
-        </w:rPr>
-      </w:pPr>
-      <w:r>
-        <w:rPr>
-          <w:color w:val="0F50FF"/>
-          <w:u w:val="single"/>
-        </w:rPr>
-        <w:t xml:space="preserve"/>
-      </w:r>
-    </w:p>
-    <w:p>
-      <w:pPr>
-        <w:pStyle w:val="ListParagraph"/>
-        <w:numPr>
-          <w:ilvl w:val="0"/>
-          <w:numId w:val="14"/>
-        </w:numPr>
-        <w:spacing w:after="0" w:line="240" w:lineRule="auto"/>
-        <w:ind w:left="357" w:hanging="357"/>
-        <w:rPr>
-          <w:color w:val="0F50FF"/>
-          <w:u w:val="single"/>
-        </w:rPr>
-      </w:pPr>
-      <w:r>
-        <w:rPr>
-          <w:color w:val="0F50FF"/>
-          <w:u w:val="single"/>
-        </w:rPr>
-        <w:t xml:space="preserve">
-          <w:hyperlink r:id="rId80" w:tgtFrame="_blank">
-            <w:r>
-              <w:t xml:space="preserve">Clonal relatedness and emerging linezolid resistance in Clostridioides difficile ribotypes 001 and 176 in the Czech Republic.</w:t>
-            </w:r>
-          </w:hyperlink>
-        </w:t>
-      </w:r>
-    </w:p>
-    <w:p>
-      <w:pPr>
-        <w:spacing w:after="0"/>
-        <w:rPr>
-          <w:color w:val="0F50FF"/>
-          <w:u w:val="single"/>
-        </w:rPr>
-      </w:pPr>
-      <w:r>
-        <w:rPr>
-          <w:color w:val="0F50FF"/>
-          <w:u w:val="single"/>
-        </w:rPr>
-        <w:t xml:space="preserve"/>
-      </w:r>
-    </w:p>
-    <w:p>
-      <w:pPr>
-        <w:pStyle w:val="ListParagraph"/>
-        <w:numPr>
-          <w:ilvl w:val="0"/>
-          <w:numId w:val="14"/>
-        </w:numPr>
-        <w:spacing w:after="0" w:line="240" w:lineRule="auto"/>
-        <w:ind w:left="357" w:hanging="357"/>
-        <w:rPr>
-          <w:color w:val="0F50FF"/>
-          <w:u w:val="single"/>
-        </w:rPr>
-      </w:pPr>
-      <w:r>
-        <w:rPr>
-          <w:color w:val="0F50FF"/>
-          <w:u w:val="single"/>
-        </w:rPr>
-        <w:t xml:space="preserve">
-          <w:hyperlink r:id="rId81" w:tgtFrame="_blank">
-            <w:r>
-              <w:t xml:space="preserve">CONCURRENT CLOSTRIDIUM DIFFICILE COLITIS AND CYTOMEGALOVIRUS INFECTION AS A CAUSE OF PERSISTENT DIARRHEA AFTER AUTOLOGOUS HEMATOPOIETIC STEM CELL TRANSPLANTATION FOR NON-HODGKIN LYMPHOMA FOLLOWING BENDAMUSTINE-BASED CONDITIONING.</w:t>
-            </w:r>
-          </w:hyperlink>
-        </w:t>
-      </w:r>
-    </w:p>
-    <w:p>
-      <w:pPr>
-        <w:spacing w:after="0"/>
-        <w:rPr>
-          <w:color w:val="0F50FF"/>
-          <w:u w:val="single"/>
-        </w:rPr>
-      </w:pPr>
-      <w:r>
-        <w:rPr>
-          <w:color w:val="0F50FF"/>
-          <w:u w:val="single"/>
-        </w:rPr>
-        <w:t xml:space="preserve"/>
-      </w:r>
-    </w:p>
-    <w:p>
-      <w:pPr>
-        <w:pStyle w:val="ListParagraph"/>
-        <w:numPr>
-          <w:ilvl w:val="0"/>
-          <w:numId w:val="14"/>
-        </w:numPr>
-        <w:spacing w:after="0" w:line="240" w:lineRule="auto"/>
-        <w:ind w:left="357" w:hanging="357"/>
-        <w:rPr>
-          <w:color w:val="0F50FF"/>
-          <w:u w:val="single"/>
-        </w:rPr>
-      </w:pPr>
-      <w:r>
-        <w:rPr>
-          <w:color w:val="0F50FF"/>
-          <w:u w:val="single"/>
-        </w:rPr>
-        <w:t xml:space="preserve">
-          <w:hyperlink r:id="rId82" w:tgtFrame="_blank">
-            <w:r>
-              <w:t xml:space="preserve">Primary Prophylaxis for Clostridioides difficile Infection in Lung Transplant Recipients: A Retrospective Study.</w:t>
+              <w:t xml:space="preserve">Ribotype distribution of Clostridioides difficile isolated from patients with diarrhea in Ahvaz, Iran.</w:t>
             </w:r>
           </w:hyperlink>
         </w:t>
@@ -3796,94 +3432,6 @@
       <w:bookmarkStart w:id="34" w:name="_Toc109044770"/>
       <w:bookmarkStart w:id="35" w:name="_Toc109117695"/>
       <w:bookmarkStart w:id="36" w:name="_Toc143520014"/>
-      <w:r>
-        <w:rPr>
-          <w:color w:val="0F50FF"/>
-          <w:u w:val="single"/>
-        </w:rPr>
-        <w:t xml:space="preserve"/>
-      </w:r>
-    </w:p>
-    <w:p>
-      <w:pPr>
-        <w:pStyle w:val="ListParagraph"/>
-        <w:numPr>
-          <w:ilvl w:val="0"/>
-          <w:numId w:val="4"/>
-        </w:numPr>
-        <w:spacing w:after="0" w:line="240" w:lineRule="auto"/>
-        <w:ind w:left="357" w:hanging="357"/>
-        <w:rPr>
-          <w:color w:val="0F50FF"/>
-          <w:u w:val="single"/>
-        </w:rPr>
-      </w:pPr>
-      <w:r>
-        <w:rPr>
-          <w:color w:val="0F50FF"/>
-          <w:u w:val="single"/>
-        </w:rPr>
-        <w:t xml:space="preserve">
-          <w:hyperlink r:id="rId88" w:tgtFrame="_blank">
-            <w:r>
-              <w:t xml:space="preserve">Attenuation of Clostridioides difficile Infection by Clostridium hylemonae.</w:t>
-            </w:r>
-          </w:hyperlink>
-        </w:t>
-      </w:r>
-    </w:p>
-    <w:p>
-      <w:pPr>
-        <w:spacing w:after="0"/>
-        <w:rPr>
-          <w:color w:val="0F50FF"/>
-          <w:u w:val="single"/>
-        </w:rPr>
-      </w:pPr>
-      <w:r>
-        <w:rPr>
-          <w:color w:val="0F50FF"/>
-          <w:u w:val="single"/>
-        </w:rPr>
-        <w:t xml:space="preserve"/>
-      </w:r>
-    </w:p>
-    <w:p>
-      <w:pPr>
-        <w:pStyle w:val="ListParagraph"/>
-        <w:numPr>
-          <w:ilvl w:val="0"/>
-          <w:numId w:val="4"/>
-        </w:numPr>
-        <w:spacing w:after="0" w:line="240" w:lineRule="auto"/>
-        <w:ind w:left="357" w:hanging="357"/>
-        <w:rPr>
-          <w:color w:val="0F50FF"/>
-          <w:u w:val="single"/>
-        </w:rPr>
-      </w:pPr>
-      <w:r>
-        <w:rPr>
-          <w:color w:val="0F50FF"/>
-          <w:u w:val="single"/>
-        </w:rPr>
-        <w:t xml:space="preserve">
-          <w:hyperlink r:id="rId89" w:tgtFrame="_blank">
-            <w:r>
-              <w:t xml:space="preserve">Evaluation of the efficacy of inactivated fecal transplants against Clostridioides difficile: an in vitro study.</w:t>
-            </w:r>
-          </w:hyperlink>
-        </w:t>
-      </w:r>
-    </w:p>
-    <w:p>
-      <w:pPr>
-        <w:spacing w:after="0"/>
-        <w:rPr>
-          <w:color w:val="0F50FF"/>
-          <w:u w:val="single"/>
-        </w:rPr>
-      </w:pPr>
       <w:r>
         <w:rPr>
           <w:color w:val="0F50FF"/>
@@ -3942,9 +3490,9 @@
           <w:u w:val="single"/>
         </w:rPr>
         <w:t xml:space="preserve">
-          <w:hyperlink r:id="rId83" w:tgtFrame="_blank">
+          <w:hyperlink r:id="rId21" w:tgtFrame="_blank">
             <w:r>
-              <w:t xml:space="preserve">Development and application of artificial intelligence in traditional Chinese medicine research and development.</w:t>
+              <w:t xml:space="preserve">New-generation antibiotics and non-antibiotic strategies against carbapenemase-producing Enterobacterales: More focus on metallo-β-lactamase producers.</w:t>
             </w:r>
           </w:hyperlink>
         </w:t>
@@ -3986,9 +3534,9 @@
           <w:u w:val="single"/>
         </w:rPr>
         <w:t xml:space="preserve">
-          <w:hyperlink r:id="rId84" w:tgtFrame="_blank">
+          <w:hyperlink r:id="rId22" w:tgtFrame="_blank">
             <w:r>
-              <w:t xml:space="preserve">The Dream and MEC NuRD complexes reinforce SPR-5/MET-2 maternal reprogramming to maintain the germline-soma distinction.</w:t>
+              <w:t xml:space="preserve">Rifamycin-, macrolide-, and ethambutol-free combinations to treat Mycobacterium avium complex lung disease.</w:t>
             </w:r>
           </w:hyperlink>
         </w:t>
@@ -4030,97 +3578,9 @@
           <w:u w:val="single"/>
         </w:rPr>
         <w:t xml:space="preserve">
-          <w:hyperlink r:id="rId85" w:tgtFrame="_blank">
+          <w:hyperlink r:id="rId23" w:tgtFrame="_blank">
             <w:r>
-              <w:t xml:space="preserve">Multi-Crystal X-Ray Diffraction (MCXRD) Bridges the Crystallographic Characterisation Gap in Chemistry and Materials Science: Application to MOFs.</w:t>
-            </w:r>
-          </w:hyperlink>
-        </w:t>
-      </w:r>
-    </w:p>
-    <w:p>
-      <w:pPr>
-        <w:spacing w:after="0"/>
-        <w:rPr>
-          <w:color w:val="0F50FF"/>
-          <w:u w:val="single"/>
-        </w:rPr>
-      </w:pPr>
-      <w:r>
-        <w:rPr>
-          <w:color w:val="0F50FF"/>
-          <w:u w:val="single"/>
-        </w:rPr>
-        <w:t xml:space="preserve"/>
-      </w:r>
-    </w:p>
-    <w:p>
-      <w:pPr>
-        <w:pStyle w:val="ListParagraph"/>
-        <w:numPr>
-          <w:ilvl w:val="0"/>
-          <w:numId w:val="5"/>
-        </w:numPr>
-        <w:spacing w:after="0" w:line="240" w:lineRule="auto"/>
-        <w:ind w:left="357" w:hanging="357"/>
-        <w:rPr>
-          <w:color w:val="0F50FF"/>
-          <w:u w:val="single"/>
-        </w:rPr>
-      </w:pPr>
-      <w:r>
-        <w:rPr>
-          <w:color w:val="0F50FF"/>
-          <w:u w:val="single"/>
-        </w:rPr>
-        <w:t xml:space="preserve">
-          <w:hyperlink r:id="rId86" w:tgtFrame="_blank">
-            <w:r>
-              <w:t xml:space="preserve">A randomized, double-blind, placebo-controlled study to evaluate the safety, pharmacokinetics and ammonia-lowering effect of Rifaquizinone, an intestinally restricted investigational drug.</w:t>
-            </w:r>
-          </w:hyperlink>
-        </w:t>
-      </w:r>
-    </w:p>
-    <w:p>
-      <w:pPr>
-        <w:spacing w:after="0"/>
-        <w:rPr>
-          <w:color w:val="0F50FF"/>
-          <w:u w:val="single"/>
-        </w:rPr>
-      </w:pPr>
-      <w:r>
-        <w:rPr>
-          <w:color w:val="0F50FF"/>
-          <w:u w:val="single"/>
-        </w:rPr>
-        <w:t xml:space="preserve"/>
-      </w:r>
-    </w:p>
-    <w:p>
-      <w:pPr>
-        <w:pStyle w:val="ListParagraph"/>
-        <w:numPr>
-          <w:ilvl w:val="0"/>
-          <w:numId w:val="5"/>
-        </w:numPr>
-        <w:spacing w:after="0" w:line="240" w:lineRule="auto"/>
-        <w:ind w:left="357" w:hanging="357"/>
-        <w:rPr>
-          <w:color w:val="0F50FF"/>
-          <w:u w:val="single"/>
-        </w:rPr>
-      </w:pPr>
-      <w:r>
-        <w:rPr>
-          <w:color w:val="0F50FF"/>
-          <w:u w:val="single"/>
-        </w:rPr>
-        <w:t xml:space="preserve">
-          <w:hyperlink r:id="rId87" w:tgtFrame="_blank">
-            <w:r>
-              <w:t xml:space="preserve">Beta-lactamases in anaerobic, intestinal bacteria: a narrative review.</w:t>
+              <w:t xml:space="preserve">Viologen Covalent Organic Frameworks Integrating Synergistic Singlet and Triplet Excitation for Efficient Photosynthesis of Benzazole Pharmaceuticals.</w:t>
             </w:r>
           </w:hyperlink>
         </w:t>
@@ -4200,9 +3660,9 @@
           <w:u w:val="single"/>
         </w:rPr>
         <w:t xml:space="preserve">
-          <w:hyperlink r:id="rId63" w:tgtFrame="_blank">
+          <w:hyperlink r:id="rId70" w:tgtFrame="_blank">
             <w:r>
-              <w:t xml:space="preserve">Diagnostic Potential of Tn-MUC1 in Breast Cancer: A Novel Immunohistochemical Marker Reflecting Tumor Progression.</w:t>
+              <w:t xml:space="preserve">Hydrogels with Dynamically Tunable Friction Engineered through Regrafting Polymer Brushes.</w:t>
             </w:r>
           </w:hyperlink>
         </w:t>
@@ -4244,9 +3704,9 @@
           <w:u w:val="single"/>
         </w:rPr>
         <w:t xml:space="preserve">
-          <w:hyperlink r:id="rId64" w:tgtFrame="_blank">
+          <w:hyperlink r:id="rId71" w:tgtFrame="_blank">
             <w:r>
-              <w:t xml:space="preserve">Extraintestinal Manifestations and Cytomegalovirus Reactivation Are Predictors of Difficult-To-Treat in Ulcerative Colitis.</w:t>
+              <w:t xml:space="preserve">Conditioning chemotherapy exposure is associated with epigenetic modifications in Clostridioides difficile isolates from stem cell transplant recipients.</w:t>
             </w:r>
           </w:hyperlink>
         </w:t>
@@ -4288,9 +3748,9 @@
           <w:u w:val="single"/>
         </w:rPr>
         <w:t xml:space="preserve">
-          <w:hyperlink r:id="rId65" w:tgtFrame="_blank">
+          <w:hyperlink r:id="rId72" w:tgtFrame="_blank">
             <w:r>
-              <w:t xml:space="preserve">Astrovirus and norovirus infections and their association with diarrheal symptoms in immunocompromised children.</w:t>
+              <w:t xml:space="preserve">The impact of COVID-19 non-pharmaceutical interventions on notifiable infectious diseases in Poland: a comprehensive analysis from 2014-2022.</w:t>
             </w:r>
           </w:hyperlink>
         </w:t>
@@ -4332,9 +3792,9 @@
           <w:u w:val="single"/>
         </w:rPr>
         <w:t xml:space="preserve">
-          <w:hyperlink r:id="rId66" w:tgtFrame="_blank">
+          <w:hyperlink r:id="rId73" w:tgtFrame="_blank">
             <w:r>
-              <w:t xml:space="preserve">Cell-type-dependent expression of a somatic tri-allelic pattern at D18S51 and Penta D: The statistical interpretation of forensic evidence in sexual assault investigations.</w:t>
+              <w:t xml:space="preserve">Comparative risk of Clostridioides difficile infection in patients with Crohn's disease receiving ustekinumab versus anti-TNF therapy: a retrospective cohort study.</w:t>
             </w:r>
           </w:hyperlink>
         </w:t>
@@ -4376,9 +3836,9 @@
           <w:u w:val="single"/>
         </w:rPr>
         <w:t xml:space="preserve">
-          <w:hyperlink r:id="rId67" w:tgtFrame="_blank">
+          <w:hyperlink r:id="rId74" w:tgtFrame="_blank">
             <w:r>
-              <w:t xml:space="preserve">Continuing Medical Education Questions: February 2025.</w:t>
+              <w:t xml:space="preserve">Diverting loop ileostomy with antegrade colonic lavage compared with colectomy in Clostridioides difficile colitis: A decade-long propensity score-matched analysis.</w:t>
             </w:r>
           </w:hyperlink>
         </w:t>
@@ -4420,9 +3880,9 @@
           <w:u w:val="single"/>
         </w:rPr>
         <w:t xml:space="preserve">
-          <w:hyperlink r:id="rId68" w:tgtFrame="_blank">
+          <w:hyperlink r:id="rId75" w:tgtFrame="_blank">
             <w:r>
-              <w:t xml:space="preserve">High-fat diet rewires gut host-microbiota relationship to derive worse outcomes following Clostridioides difficile infection.</w:t>
+              <w:t xml:space="preserve">Microbiota-derived short-chain fatty acids in hematopoietic stem cell transplantation: immunomodulation at the host-microbiota interface.</w:t>
             </w:r>
           </w:hyperlink>
         </w:t>
@@ -4464,9 +3924,9 @@
           <w:u w:val="single"/>
         </w:rPr>
         <w:t xml:space="preserve">
-          <w:hyperlink r:id="rId69" w:tgtFrame="_blank">
+          <w:hyperlink r:id="rId76" w:tgtFrame="_blank">
             <w:r>
-              <w:t xml:space="preserve">Severe vitamin K deficiency-associated coagulopathy triggered by Clostridioides difficile infection and antibiotic-associated dysbiosis: A case report and literature review.</w:t>
+              <w:t xml:space="preserve">Dysbiosis of the enteric DNA virome correlates with the development of cachexia in a murine Lewis lung carcinoma (LLC) model.</w:t>
             </w:r>
           </w:hyperlink>
         </w:t>
@@ -4508,9 +3968,9 @@
           <w:u w:val="single"/>
         </w:rPr>
         <w:t xml:space="preserve">
-          <w:hyperlink r:id="rId70" w:tgtFrame="_blank">
+          <w:hyperlink r:id="rId77" w:tgtFrame="_blank">
             <w:r>
-              <w:t xml:space="preserve">Cefazolin and the R1 Side Chain: Why Patients with a Cephalosporin Allergy Can Be Safely Given Cefazolin While Undergoing Joint Arthroplasty.</w:t>
+              <w:t xml:space="preserve">Impact of end-screw configuration on peri-implant fracture risk in distal femoral plating.</w:t>
             </w:r>
           </w:hyperlink>
         </w:t>
@@ -4552,9 +4012,9 @@
           <w:u w:val="single"/>
         </w:rPr>
         <w:t xml:space="preserve">
-          <w:hyperlink r:id="rId71" w:tgtFrame="_blank">
+          <w:hyperlink r:id="rId78" w:tgtFrame="_blank">
             <w:r>
-              <w:t xml:space="preserve">Clostridioides difficile infection in animals: a literature review.</w:t>
+              <w:t xml:space="preserve">Protective barrier containment to prevent C. difficile in endoscopy rooms: A prospective, hospital-based intervention study.</w:t>
             </w:r>
           </w:hyperlink>
         </w:t>
@@ -4596,9 +4056,9 @@
           <w:u w:val="single"/>
         </w:rPr>
         <w:t xml:space="preserve">
-          <w:hyperlink r:id="rId72" w:tgtFrame="_blank">
+          <w:hyperlink r:id="rId79" w:tgtFrame="_blank">
             <w:r>
-              <w:t xml:space="preserve">Understanding the bacteriome, phageome and phage-associated bacteriome in healthy Vietnamese children under two years of age.</w:t>
+              <w:t xml:space="preserve">Disease-Suppressive Phyllosphere Microbiomes: A Perspective on Microbiome Transplantation for Sustainable Agriculture.</w:t>
             </w:r>
           </w:hyperlink>
         </w:t>
@@ -4640,9 +4100,97 @@
           <w:u w:val="single"/>
         </w:rPr>
         <w:t xml:space="preserve">
-          <w:hyperlink r:id="rId73" w:tgtFrame="_blank">
+          <w:hyperlink r:id="rId80" w:tgtFrame="_blank">
             <w:r>
-              <w:t xml:space="preserve">One-year epidemiological analysis of nosocomial infections and antimicrobial resistance in a Hungarian intensive care unit.</w:t>
+              <w:t xml:space="preserve">Clostridioides difficile Immunity During Pregnancy and Passive Antibody Transfer to Neonates from Cord Blood and Breast Milk.</w:t>
+            </w:r>
+          </w:hyperlink>
+        </w:t>
+      </w:r>
+    </w:p>
+    <w:p>
+      <w:pPr>
+        <w:spacing w:after="0"/>
+        <w:rPr>
+          <w:color w:val="0F50FF"/>
+          <w:u w:val="single"/>
+        </w:rPr>
+      </w:pPr>
+      <w:r>
+        <w:rPr>
+          <w:color w:val="0F50FF"/>
+          <w:u w:val="single"/>
+        </w:rPr>
+        <w:t xml:space="preserve"/>
+      </w:r>
+    </w:p>
+    <w:p>
+      <w:pPr>
+        <w:pStyle w:val="ListParagraph"/>
+        <w:numPr>
+          <w:ilvl w:val="0"/>
+          <w:numId w:val="6"/>
+        </w:numPr>
+        <w:spacing w:after="0" w:line="240" w:lineRule="auto"/>
+        <w:ind w:left="357" w:hanging="357"/>
+        <w:rPr>
+          <w:color w:val="0F50FF"/>
+          <w:u w:val="single"/>
+        </w:rPr>
+      </w:pPr>
+      <w:r>
+        <w:rPr>
+          <w:color w:val="0F50FF"/>
+          <w:u w:val="single"/>
+        </w:rPr>
+        <w:t xml:space="preserve">
+          <w:hyperlink r:id="rId81" w:tgtFrame="_blank">
+            <w:r>
+              <w:t xml:space="preserve">Hospital Accreditation Type and Patient Safety Outcomes: A National Comparison.</w:t>
+            </w:r>
+          </w:hyperlink>
+        </w:t>
+      </w:r>
+    </w:p>
+    <w:p>
+      <w:pPr>
+        <w:spacing w:after="0"/>
+        <w:rPr>
+          <w:color w:val="0F50FF"/>
+          <w:u w:val="single"/>
+        </w:rPr>
+      </w:pPr>
+      <w:r>
+        <w:rPr>
+          <w:color w:val="0F50FF"/>
+          <w:u w:val="single"/>
+        </w:rPr>
+        <w:t xml:space="preserve"/>
+      </w:r>
+    </w:p>
+    <w:p>
+      <w:pPr>
+        <w:pStyle w:val="ListParagraph"/>
+        <w:numPr>
+          <w:ilvl w:val="0"/>
+          <w:numId w:val="6"/>
+        </w:numPr>
+        <w:spacing w:after="0" w:line="240" w:lineRule="auto"/>
+        <w:ind w:left="357" w:hanging="357"/>
+        <w:rPr>
+          <w:color w:val="0F50FF"/>
+          <w:u w:val="single"/>
+        </w:rPr>
+      </w:pPr>
+      <w:r>
+        <w:rPr>
+          <w:color w:val="0F50FF"/>
+          <w:u w:val="single"/>
+        </w:rPr>
+        <w:t xml:space="preserve">
+          <w:hyperlink r:id="rId82" w:tgtFrame="_blank">
+            <w:r>
+              <w:t xml:space="preserve">The Clinical Impact of Antibiotic Allergy Labels on One-Year Outcomes of Solid Organ Transplant Recipients.</w:t>
             </w:r>
           </w:hyperlink>
         </w:t>
@@ -4750,9 +4298,9 @@
           <w:u w:val="single"/>
         </w:rPr>
         <w:t xml:space="preserve">
-          <w:hyperlink r:id="rId12" w:tgtFrame="_blank">
+          <w:hyperlink r:id="rId61" w:tgtFrame="_blank">
             <w:r>
-              <w:t xml:space="preserve">Clinical Trial Endpoints for Perianal Fistulizing Crohn's Disease.</w:t>
+              <w:t xml:space="preserve">Clinical pharmacist-led implementation of an intravenous-to-oral antimicrobial switch protocol: A prospective Quasi-experimental study.</w:t>
             </w:r>
           </w:hyperlink>
         </w:t>
@@ -4795,9 +4343,9 @@
           <w:u w:val="single"/>
         </w:rPr>
         <w:t xml:space="preserve">
-          <w:hyperlink r:id="rId13" w:tgtFrame="_blank">
+          <w:hyperlink r:id="rId62" w:tgtFrame="_blank">
             <w:r>
-              <w:t xml:space="preserve">Antibiotic prophylaxis in pediatric surgery: when more is not better-or safer.</w:t>
+              <w:t xml:space="preserve">How to set up and manage a microbiome research facility.</w:t>
             </w:r>
           </w:hyperlink>
         </w:t>
@@ -4840,9 +4388,9 @@
           <w:u w:val="single"/>
         </w:rPr>
         <w:t xml:space="preserve">
-          <w:hyperlink r:id="rId14" w:tgtFrame="_blank">
+          <w:hyperlink r:id="rId63" w:tgtFrame="_blank">
             <w:r>
-              <w:t xml:space="preserve">Antimicrobial resistance in the Bacteroides fragilis group: national multicenter survey and Bayesian modelling study, France, 2022-2023.</w:t>
+              <w:t xml:space="preserve">Incidence of hospital-acquired toxin-producing clostridioides difficile infection between the pre-pandemic (2017-2019) and pandemic (2020-2022): a retrospective cohort study.</w:t>
             </w:r>
           </w:hyperlink>
         </w:t>
@@ -4885,9 +4433,9 @@
           <w:u w:val="single"/>
         </w:rPr>
         <w:t xml:space="preserve">
-          <w:hyperlink r:id="rId15" w:tgtFrame="_blank">
+          <w:hyperlink r:id="rId64" w:tgtFrame="_blank">
             <w:r>
-              <w:t xml:space="preserve">Clostridioides difficile infection: Position paper of the Catalan Society of Gastroenterology.</w:t>
+              <w:t xml:space="preserve">Report on influenza viruses received and tested by the Melbourne WHO Collaborating Centre for Reference and Research on Influenza during 2024.</w:t>
             </w:r>
           </w:hyperlink>
         </w:t>
@@ -4930,9 +4478,9 @@
           <w:u w:val="single"/>
         </w:rPr>
         <w:t xml:space="preserve">
-          <w:hyperlink r:id="rId16" w:tgtFrame="_blank">
+          <w:hyperlink r:id="rId65" w:tgtFrame="_blank">
             <w:r>
-              <w:t xml:space="preserve">Pediatric Infectious Diseases Physicians' Preferences for Management of Clostridioides difficile Infection: An Emerging Infections Network (EIN) Survey.</w:t>
+              <w:t xml:space="preserve">All-cause mortality and risk factors for death in patients with Clostridioides difficile infections: a prospective multicentre cohort study in six German university hospitals, 2016-2020.</w:t>
             </w:r>
           </w:hyperlink>
         </w:t>
@@ -4975,9 +4523,9 @@
           <w:u w:val="single"/>
         </w:rPr>
         <w:t xml:space="preserve">
-          <w:hyperlink r:id="rId17" w:tgtFrame="_blank">
+          <w:hyperlink r:id="rId66" w:tgtFrame="_blank">
             <w:r>
-              <w:t xml:space="preserve">Effect of Early Versus Late Catheter-Directed Intervention on Clinical Outcomes in Acute Pulmonary Embolism: A Systematic Review and Meta-Analysis.</w:t>
+              <w:t xml:space="preserve">Molecular basis of linezolid resistance in Finegoldia spp. from orthopedic infections.</w:t>
             </w:r>
           </w:hyperlink>
         </w:t>
@@ -5020,9 +4568,9 @@
           <w:u w:val="single"/>
         </w:rPr>
         <w:t xml:space="preserve">
-          <w:hyperlink r:id="rId18" w:tgtFrame="_blank">
+          <w:hyperlink r:id="rId67" w:tgtFrame="_blank">
             <w:r>
-              <w:t xml:space="preserve">Australian Gonococcal Surveillance Program, 1 April to 30 June 2025.</w:t>
+              <w:t xml:space="preserve">No Increased Risk of Infection Following a Protocol Change to Decrease Duration of Perioperative Antibiotic Prophylaxis in Liver Transplantation.</w:t>
             </w:r>
           </w:hyperlink>
         </w:t>
@@ -5065,9 +4613,9 @@
           <w:u w:val="single"/>
         </w:rPr>
         <w:t xml:space="preserve">
-          <w:hyperlink r:id="rId19" w:tgtFrame="_blank">
+          <w:hyperlink r:id="rId68" w:tgtFrame="_blank">
             <w:r>
-              <w:t xml:space="preserve">Advancing Health Equity Through Telepharmacy Antimicrobial Stewardship in Rural Communities in the United States.</w:t>
+              <w:t xml:space="preserve">Early risperidone exposure impairs cognitive function by perturbation of the gut microbiome and bile acids/tyrosine-PTP1B axis.</w:t>
             </w:r>
           </w:hyperlink>
         </w:t>
@@ -5110,9 +4658,9 @@
           <w:u w:val="single"/>
         </w:rPr>
         <w:t xml:space="preserve">
-          <w:hyperlink r:id="rId20" w:tgtFrame="_blank">
+          <w:hyperlink r:id="rId69" w:tgtFrame="_blank">
             <w:r>
-              <w:t xml:space="preserve">Body image and mental health challenges in adolescents with acne.</w:t>
+              <w:t xml:space="preserve">Isolation of Clostridioides difficile from the atmospheric fine particulate matter.</w:t>
             </w:r>
           </w:hyperlink>
         </w:t>
@@ -5199,9 +4747,53 @@
           <w:u w:val="single"/>
         </w:rPr>
         <w:t xml:space="preserve">
-          <w:hyperlink r:id="rId21" w:tgtFrame="_blank">
+          <w:hyperlink r:id="rId24" w:tgtFrame="_blank">
             <w:r>
-              <w:t xml:space="preserve">High genetic similarity between Clostridioides difficile isolates from a woman with community-acquired infection and her dog.</w:t>
+              <w:t xml:space="preserve">Clostridioides difficile laboratory testing algorithms and performance: a review of the Royal College of Pathologists of Australasia Quality Assurance Programs external quality assessments for C. difficile.</w:t>
+            </w:r>
+          </w:hyperlink>
+        </w:t>
+      </w:r>
+    </w:p>
+    <w:p>
+      <w:pPr>
+        <w:spacing w:after="0"/>
+        <w:rPr>
+          <w:color w:val="0F50FF"/>
+          <w:u w:val="single"/>
+        </w:rPr>
+      </w:pPr>
+      <w:r>
+        <w:rPr>
+          <w:color w:val="0F50FF"/>
+          <w:u w:val="single"/>
+        </w:rPr>
+        <w:t xml:space="preserve"/>
+      </w:r>
+    </w:p>
+    <w:p>
+      <w:pPr>
+        <w:pStyle w:val="ListParagraph"/>
+        <w:numPr>
+          <w:ilvl w:val="0"/>
+          <w:numId w:val="9"/>
+        </w:numPr>
+        <w:spacing w:after="0" w:line="240" w:lineRule="auto"/>
+        <w:ind w:left="357" w:hanging="357"/>
+        <w:rPr>
+          <w:color w:val="0F50FF"/>
+          <w:u w:val="single"/>
+        </w:rPr>
+      </w:pPr>
+      <w:r>
+        <w:rPr>
+          <w:color w:val="0F50FF"/>
+          <w:u w:val="single"/>
+        </w:rPr>
+        <w:t xml:space="preserve">
+          <w:hyperlink r:id="rId25" w:tgtFrame="_blank">
+            <w:r>
+              <w:t xml:space="preserve">Characterization of the clade 4 non-toxigenic C. difficile isolate L-NTCD03 carrying the cfr(B) gene.</w:t>
             </w:r>
           </w:hyperlink>
         </w:t>

--- a/m3_data/lit_review.docx
+++ b/m3_data/lit_review.docx
@@ -64,7 +64,7 @@
           <w:sz w:val="36"/>
           <w:szCs w:val="36"/>
         </w:rPr>
-        <w:t xml:space="preserve">08/02/2026</w:t>
+        <w:t xml:space="preserve">08/03/2026</w:t>
       </w:r>
       <w:r>
         <w:rPr>
@@ -100,7 +100,7 @@
           <w:sz w:val="36"/>
           <w:szCs w:val="36"/>
         </w:rPr>
-        <w:t xml:space="preserve">08/03/2026</w:t>
+        <w:t xml:space="preserve">08/04/2026</w:t>
       </w:r>
     </w:p>
     <w:p>
@@ -1209,9 +1209,9 @@
           <w:u w:val="single"/>
         </w:rPr>
         <w:t xml:space="preserve">
-          <w:hyperlink r:id="rId33" w:tgtFrame="_blank">
-            <w:r>
-              <w:t xml:space="preserve">Outcomes of Fecal Microbiota Transfer in Patients with Recurrent Clostridioides difficile Infection: Real-World Data from a Single Center in Switzerland.</w:t>
+          <w:hyperlink r:id="rId49" w:tgtFrame="_blank">
+            <w:r>
+              <w:t xml:space="preserve">Clinical Guidance and Practical Recommendations for Probiotic Use in Patients With Irritable Bowel Syndrome, Functional Constipation, and Clostridium difficile Infection Considering Sex-based Differences.</w:t>
             </w:r>
           </w:hyperlink>
         </w:t>
@@ -1255,9 +1255,9 @@
           <w:u w:val="single"/>
         </w:rPr>
         <w:t xml:space="preserve">
-          <w:hyperlink r:id="rId34" w:tgtFrame="_blank">
-            <w:r>
-              <w:t xml:space="preserve">Reducing the incidence of Clostridioides difficile infection through educational and antimicrobial stewardship interventions.</w:t>
+          <w:hyperlink r:id="rId50" w:tgtFrame="_blank">
+            <w:r>
+              <w:t xml:space="preserve">Advance Microbiota Transplantation: A Novel Addition-Subtraction Paradigm for Optimising Faecal Microbiota Transplantation.</w:t>
             </w:r>
           </w:hyperlink>
         </w:t>
@@ -1301,9 +1301,9 @@
           <w:u w:val="single"/>
         </w:rPr>
         <w:t xml:space="preserve">
-          <w:hyperlink r:id="rId35" w:tgtFrame="_blank">
-            <w:r>
-              <w:t xml:space="preserve">Longitudinal Changes in Nasal and Oral Microbiome and Antimicrobial Resistance Gene Profiles in Response to Human Fecal Microbiota Transplantation.</w:t>
+          <w:hyperlink r:id="rId51" w:tgtFrame="_blank">
+            <w:r>
+              <w:t xml:space="preserve">Diagnosis and Treatment of Clostridioides difficile Infection.</w:t>
             </w:r>
           </w:hyperlink>
         </w:t>
@@ -1347,9 +1347,9 @@
           <w:u w:val="single"/>
         </w:rPr>
         <w:t xml:space="preserve">
-          <w:hyperlink r:id="rId36" w:tgtFrame="_blank">
-            <w:r>
-              <w:t xml:space="preserve">Clinical Utility of the MN Severity Criteria in Predicting Recurrent Clostridioides difficile Infection.</w:t>
+          <w:hyperlink r:id="rId52" w:tgtFrame="_blank">
+            <w:r>
+              <w:t xml:space="preserve">Randomized double-blind clinical trial evaluating the effectiveness and safety of secondary prophylaxis with oral vancomycin versus placebo in the prevention of recurrence of clostridioides difficile infection in patients receiving systemic antibiotic therapy (PREVAN trial).</w:t>
             </w:r>
           </w:hyperlink>
         </w:t>
@@ -1393,9 +1393,9 @@
           <w:u w:val="single"/>
         </w:rPr>
         <w:t xml:space="preserve">
-          <w:hyperlink r:id="rId37" w:tgtFrame="_blank">
-            <w:r>
-              <w:t xml:space="preserve">Diagnostic challenges and treatment approaches for Clostridioides difficile infection in IBD patients.</w:t>
+          <w:hyperlink r:id="rId53" w:tgtFrame="_blank">
+            <w:r>
+              <w:t xml:space="preserve">Methodological insights into fecal microbiota transplantation: Dissecting key approaches for success.</w:t>
             </w:r>
           </w:hyperlink>
         </w:t>
@@ -1439,9 +1439,9 @@
           <w:u w:val="single"/>
         </w:rPr>
         <w:t xml:space="preserve">
-          <w:hyperlink r:id="rId38" w:tgtFrame="_blank">
-            <w:r>
-              <w:t xml:space="preserve">Live biotherapeutics in the clinic: Regulatory pathways, market dynamics, and future trends.</w:t>
+          <w:hyperlink r:id="rId54" w:tgtFrame="_blank">
+            <w:r>
+              <w:t xml:space="preserve">Refractory Clostridioides difficile Colitis in a Patient With Hidradenitis Suppurativa: Consequences of Long-Term Clindamycin and Multi-agent Anti-TNF Therapy.</w:t>
             </w:r>
           </w:hyperlink>
         </w:t>
@@ -1485,9 +1485,9 @@
           <w:u w:val="single"/>
         </w:rPr>
         <w:t xml:space="preserve">
-          <w:hyperlink r:id="rId39" w:tgtFrame="_blank">
-            <w:r>
-              <w:t xml:space="preserve">Fecal microbiota transplantation in liver diseases: Therapeutic potential and associated risks.</w:t>
+          <w:hyperlink r:id="rId55" w:tgtFrame="_blank">
+            <w:r>
+              <w:t xml:space="preserve">Clostridioides difficile i nfections surveillance in Belgium: trends and insights from 2013 to 2024.</w:t>
             </w:r>
           </w:hyperlink>
         </w:t>
@@ -1531,9 +1531,9 @@
           <w:u w:val="single"/>
         </w:rPr>
         <w:t xml:space="preserve">
-          <w:hyperlink r:id="rId40" w:tgtFrame="_blank">
-            <w:r>
-              <w:t xml:space="preserve">Clinical applications of live biotherapeutics: Current trends and future prospects.</w:t>
+          <w:hyperlink r:id="rId56" w:tgtFrame="_blank">
+            <w:r>
+              <w:t xml:space="preserve">Is Clostridioides difficile superinfection a major causative factor for acute flares associated with moderate to severe ulcerative colitis in northern India?</w:t>
             </w:r>
           </w:hyperlink>
         </w:t>
@@ -1577,9 +1577,9 @@
           <w:u w:val="single"/>
         </w:rPr>
         <w:t xml:space="preserve">
-          <w:hyperlink r:id="rId41" w:tgtFrame="_blank">
-            <w:r>
-              <w:t xml:space="preserve">Metabolic modeling reveals determinants of prebiotic and probiotic treatment efficacy across multiple human intervention trials.</w:t>
+          <w:hyperlink r:id="rId57" w:tgtFrame="_blank">
+            <w:r>
+              <w:t xml:space="preserve">Ionomycin Exhibits Potent and Selective Bactericidal Activity Against Clostridioides difficile Through Calcium-Dependent Membrane Disruption.</w:t>
             </w:r>
           </w:hyperlink>
         </w:t>
@@ -1623,9 +1623,9 @@
           <w:u w:val="single"/>
         </w:rPr>
         <w:t xml:space="preserve">
-          <w:hyperlink r:id="rId42" w:tgtFrame="_blank">
-            <w:r>
-              <w:t xml:space="preserve">Mucosal vaccination clears Clostridioides difficile colonization.</w:t>
+          <w:hyperlink r:id="rId58" w:tgtFrame="_blank">
+            <w:r>
+              <w:t xml:space="preserve">Blastocystis spp. in Fecal Microbiota Transplantation: Evidence, Policy, and the Screening Paradox.</w:t>
             </w:r>
           </w:hyperlink>
         </w:t>
@@ -1669,9 +1669,9 @@
           <w:u w:val="single"/>
         </w:rPr>
         <w:t xml:space="preserve">
-          <w:hyperlink r:id="rId43" w:tgtFrame="_blank">
-            <w:r>
-              <w:t xml:space="preserve">What potential do DNA polymerase IIIC (PolC) inhibitors hold for the treatment of clostridioides difficile infection?</w:t>
+          <w:hyperlink r:id="rId59" w:tgtFrame="_blank">
+            <w:r>
+              <w:t xml:space="preserve">A global evaluation of the use of faecal microbiota transplant (FMT).</w:t>
             </w:r>
           </w:hyperlink>
         </w:t>
@@ -1715,9 +1715,9 @@
           <w:u w:val="single"/>
         </w:rPr>
         <w:t xml:space="preserve">
-          <w:hyperlink r:id="rId44" w:tgtFrame="_blank">
-            <w:r>
-              <w:t xml:space="preserve">Tibial Tubercle Osteotomy With Medial Patellofemoral Ligament Reconstruction Utilizing Autograft Hamstring Tendon and Knotless Suture Anchor Fixation.</w:t>
+          <w:hyperlink r:id="rId60" w:tgtFrame="_blank">
+            <w:r>
+              <w:t xml:space="preserve">Long-term effectiveness and safety of colonoscopy-guided Fecal Microbiota Transplantation in recurrent Clostridiodes difficile infection: a prospective case series.</w:t>
             </w:r>
           </w:hyperlink>
         </w:t>
@@ -1761,9 +1761,9 @@
           <w:u w:val="single"/>
         </w:rPr>
         <w:t xml:space="preserve">
-          <w:hyperlink r:id="rId45" w:tgtFrame="_blank">
-            <w:r>
-              <w:t xml:space="preserve">Gut Microbiome Recovery in Clostridioides difficile Infection Patients Receiving Multi-Strain Probiotics During Convalescence: A Prospective Pilot Series of Longitudinal Dynamics.</w:t>
+          <w:hyperlink r:id="rId61" w:tgtFrame="_blank">
+            <w:r>
+              <w:t xml:space="preserve">Whole-genome characteristics of isolates from recurrent Clostridioides difficile infections.</w:t>
             </w:r>
           </w:hyperlink>
         </w:t>
@@ -1807,9 +1807,9 @@
           <w:u w:val="single"/>
         </w:rPr>
         <w:t xml:space="preserve">
-          <w:hyperlink r:id="rId46" w:tgtFrame="_blank">
-            <w:r>
-              <w:t xml:space="preserve">Dynamics in circulating immune cell subsets after faecal microbiota transplantation for recurrent Clostridioides difficile infection.</w:t>
+          <w:hyperlink r:id="rId62" w:tgtFrame="_blank">
+            <w:r>
+              <w:t xml:space="preserve">Pharmacological reduction of neutrophil infiltration reduces Clostridioides difficile infection severity.</w:t>
             </w:r>
           </w:hyperlink>
         </w:t>
@@ -1853,9 +1853,9 @@
           <w:u w:val="single"/>
         </w:rPr>
         <w:t xml:space="preserve">
-          <w:hyperlink r:id="rId47" w:tgtFrame="_blank">
-            <w:r>
-              <w:t xml:space="preserve">Fulminant Clostridioides difficile Infection During Repeated High-Dose Cytarabine Consolidation for Acute Myeloid Leukemia: A Fatal Case.</w:t>
+          <w:hyperlink r:id="rId63" w:tgtFrame="_blank">
+            <w:r>
+              <w:t xml:space="preserve">Robotic Single-Incision Laparoscopic Surgery for the Management of Endometriosis: First Experience Via the Da Vinci SP Platform.</w:t>
             </w:r>
           </w:hyperlink>
         </w:t>
@@ -1899,9 +1899,9 @@
           <w:u w:val="single"/>
         </w:rPr>
         <w:t xml:space="preserve">
-          <w:hyperlink r:id="rId48" w:tgtFrame="_blank">
-            <w:r>
-              <w:t xml:space="preserve">Initial Vancomycin Taper for the Prevention of Recurrent Clostridioides difficile Infection: A Randomized Clinical Trial.</w:t>
+          <w:hyperlink r:id="rId64" w:tgtFrame="_blank">
+            <w:r>
+              <w:t xml:space="preserve">An update on Clostridioides difficile population structure and genomics.</w:t>
             </w:r>
           </w:hyperlink>
         </w:t>
@@ -1945,9 +1945,9 @@
           <w:u w:val="single"/>
         </w:rPr>
         <w:t xml:space="preserve">
-          <w:hyperlink r:id="rId49" w:tgtFrame="_blank">
-            <w:r>
-              <w:t xml:space="preserve">Generation and characterization of a novel MHC-II tetramer for tracking and characterization of toxin B-specific CD4 (+) T cell responses.</w:t>
+          <w:hyperlink r:id="rId65" w:tgtFrame="_blank">
+            <w:r>
+              <w:t xml:space="preserve">Metronidazole versus Vancomycin for a Moderate Clostridioides difficile Infection Defined by the Japanese Severity Score (MN Criteria): A Propensity Score-Matched Cohort Study.</w:t>
             </w:r>
           </w:hyperlink>
         </w:t>
@@ -1991,9 +1991,9 @@
           <w:u w:val="single"/>
         </w:rPr>
         <w:t xml:space="preserve">
-          <w:hyperlink r:id="rId50" w:tgtFrame="_blank">
-            <w:r>
-              <w:t xml:space="preserve">Shengjiang Xiexin decoction combined with vancomycin for Clostridioides difficile infection: impact of vancomycin dose-reduction strategy on gut microbiota homeostasis and recurrence risk.</w:t>
+          <w:hyperlink r:id="rId66" w:tgtFrame="_blank">
+            <w:r>
+              <w:t xml:space="preserve">Successful fecal microbiota transplants in post-antibiotic treated recurrent Clostridioides difficile patients induce acylcarnitine and sphingolipid lipidomic shifts.</w:t>
             </w:r>
           </w:hyperlink>
         </w:t>
@@ -2037,9 +2037,9 @@
           <w:u w:val="single"/>
         </w:rPr>
         <w:t xml:space="preserve">
-          <w:hyperlink r:id="rId51" w:tgtFrame="_blank">
-            <w:r>
-              <w:t xml:space="preserve">Emerging Therapeutic Approaches for Modulating the Intestinal Microbiota.</w:t>
+          <w:hyperlink r:id="rId67" w:tgtFrame="_blank">
+            <w:r>
+              <w:t xml:space="preserve">Association Between Clostridioides difficile Test Positivity and Colorectal Cancer Incidence in a Multisite Hospital-Based Retrospective Cohort Analysis.</w:t>
             </w:r>
           </w:hyperlink>
         </w:t>
@@ -2083,9 +2083,9 @@
           <w:u w:val="single"/>
         </w:rPr>
         <w:t xml:space="preserve">
-          <w:hyperlink r:id="rId52" w:tgtFrame="_blank">
-            <w:r>
-              <w:t xml:space="preserve">Oral Vancomycin in the Treatment of Clostridioides difficile Infection: A Single-Center Observational Study in Southern Poland (2016-2022), Involving 528,887 Hospitalized Patients.</w:t>
+          <w:hyperlink r:id="rId68" w:tgtFrame="_blank">
+            <w:r>
+              <w:t xml:space="preserve">Molecular epidemiology and clinical differentiation between Clostridioides difficile infection and colonization across three chicago medical centers.</w:t>
             </w:r>
           </w:hyperlink>
         </w:t>
@@ -2129,9 +2129,9 @@
           <w:u w:val="single"/>
         </w:rPr>
         <w:t xml:space="preserve">
-          <w:hyperlink r:id="rId53" w:tgtFrame="_blank">
-            <w:r>
-              <w:t xml:space="preserve">Antimicrobial Susceptibility of Clostridioides difficile in Spain: Multicenter Retrospective Cohort Study.</w:t>
+          <w:hyperlink r:id="rId69" w:tgtFrame="_blank">
+            <w:r>
+              <w:t xml:space="preserve">Proximity-ligation metagenomics reveals disease-specific mobilome dynamics in disrupted gut ecosystems.</w:t>
             </w:r>
           </w:hyperlink>
         </w:t>
@@ -2175,9 +2175,9 @@
           <w:u w:val="single"/>
         </w:rPr>
         <w:t xml:space="preserve">
-          <w:hyperlink r:id="rId54" w:tgtFrame="_blank">
-            <w:r>
-              <w:t xml:space="preserve">Synergistic Toxicity of Cold Gas Plasma and Cisplatin in Bladder Cancer Cells.</w:t>
+          <w:hyperlink r:id="rId70" w:tgtFrame="_blank">
+            <w:r>
+              <w:t xml:space="preserve">Dynamics of the microbiota in patients with Clostridioides difficile: Recurrence, treatment, sex, and immunosuppression.</w:t>
             </w:r>
           </w:hyperlink>
         </w:t>
@@ -2221,239 +2221,9 @@
           <w:u w:val="single"/>
         </w:rPr>
         <w:t xml:space="preserve">
-          <w:hyperlink r:id="rId55" w:tgtFrame="_blank">
-            <w:r>
-              <w:t xml:space="preserve">Associations between suppressive antibiotic therapy, treatment failure, and side effects among young, immunocompetent veterans with prosthetic joint infection who undergo debridement, antibiotics, and implant retention.</w:t>
-            </w:r>
-          </w:hyperlink>
-        </w:t>
-      </w:r>
-    </w:p>
-    <w:p>
-      <w:pPr>
-        <w:shd w:val="clear" w:color="auto" w:fill="FFF2CC" w:themeFill="accent4" w:themeFillTint="33"/>
-        <w:spacing w:after="0"/>
-        <w:rPr>
-          <w:color w:val="0F50FF"/>
-          <w:u w:val="single"/>
-        </w:rPr>
-      </w:pPr>
-      <w:r>
-        <w:rPr>
-          <w:color w:val="0F50FF"/>
-          <w:u w:val="single"/>
-        </w:rPr>
-        <w:t xml:space="preserve"/>
-      </w:r>
-    </w:p>
-    <w:p>
-      <w:pPr>
-        <w:pStyle w:val="ListParagraph"/>
-        <w:numPr>
-          <w:ilvl w:val="0"/>
-          <w:numId w:val="2"/>
-        </w:numPr>
-        <w:shd w:val="clear" w:color="auto" w:fill="FFF2CC" w:themeFill="accent4" w:themeFillTint="33"/>
-        <w:spacing w:after="0" w:line="240" w:lineRule="auto"/>
-        <w:ind w:left="357" w:hanging="357"/>
-        <w:rPr>
-          <w:color w:val="0F50FF"/>
-          <w:u w:val="single"/>
-        </w:rPr>
-      </w:pPr>
-      <w:r>
-        <w:rPr>
-          <w:color w:val="0F50FF"/>
-          <w:u w:val="single"/>
-        </w:rPr>
-        <w:t xml:space="preserve">
-          <w:hyperlink r:id="rId56" w:tgtFrame="_blank">
-            <w:r>
-              <w:t xml:space="preserve">Genomic evolution and re-emergence of a multidrug-resistant Clostridioides difficile RT027 clone with reduced vancomycin susceptibility driving a prolonged hospital outbreak.</w:t>
-            </w:r>
-          </w:hyperlink>
-        </w:t>
-      </w:r>
-    </w:p>
-    <w:p>
-      <w:pPr>
-        <w:shd w:val="clear" w:color="auto" w:fill="FFF2CC" w:themeFill="accent4" w:themeFillTint="33"/>
-        <w:spacing w:after="0"/>
-        <w:rPr>
-          <w:color w:val="0F50FF"/>
-          <w:u w:val="single"/>
-        </w:rPr>
-      </w:pPr>
-      <w:r>
-        <w:rPr>
-          <w:color w:val="0F50FF"/>
-          <w:u w:val="single"/>
-        </w:rPr>
-        <w:t xml:space="preserve"/>
-      </w:r>
-    </w:p>
-    <w:p>
-      <w:pPr>
-        <w:pStyle w:val="ListParagraph"/>
-        <w:numPr>
-          <w:ilvl w:val="0"/>
-          <w:numId w:val="2"/>
-        </w:numPr>
-        <w:shd w:val="clear" w:color="auto" w:fill="FFF2CC" w:themeFill="accent4" w:themeFillTint="33"/>
-        <w:spacing w:after="0" w:line="240" w:lineRule="auto"/>
-        <w:ind w:left="357" w:hanging="357"/>
-        <w:rPr>
-          <w:color w:val="0F50FF"/>
-          <w:u w:val="single"/>
-        </w:rPr>
-      </w:pPr>
-      <w:r>
-        <w:rPr>
-          <w:color w:val="0F50FF"/>
-          <w:u w:val="single"/>
-        </w:rPr>
-        <w:t xml:space="preserve">
-          <w:hyperlink r:id="rId57" w:tgtFrame="_blank">
-            <w:r>
-              <w:t xml:space="preserve">Phylogenomic analysis of the collagen-like BclA proteins in Clostridioides difficile.</w:t>
-            </w:r>
-          </w:hyperlink>
-        </w:t>
-      </w:r>
-    </w:p>
-    <w:p>
-      <w:pPr>
-        <w:shd w:val="clear" w:color="auto" w:fill="FFF2CC" w:themeFill="accent4" w:themeFillTint="33"/>
-        <w:spacing w:after="0"/>
-        <w:rPr>
-          <w:color w:val="0F50FF"/>
-          <w:u w:val="single"/>
-        </w:rPr>
-      </w:pPr>
-      <w:r>
-        <w:rPr>
-          <w:color w:val="0F50FF"/>
-          <w:u w:val="single"/>
-        </w:rPr>
-        <w:t xml:space="preserve"/>
-      </w:r>
-    </w:p>
-    <w:p>
-      <w:pPr>
-        <w:pStyle w:val="ListParagraph"/>
-        <w:numPr>
-          <w:ilvl w:val="0"/>
-          <w:numId w:val="2"/>
-        </w:numPr>
-        <w:shd w:val="clear" w:color="auto" w:fill="FFF2CC" w:themeFill="accent4" w:themeFillTint="33"/>
-        <w:spacing w:after="0" w:line="240" w:lineRule="auto"/>
-        <w:ind w:left="357" w:hanging="357"/>
-        <w:rPr>
-          <w:color w:val="0F50FF"/>
-          <w:u w:val="single"/>
-        </w:rPr>
-      </w:pPr>
-      <w:r>
-        <w:rPr>
-          <w:color w:val="0F50FF"/>
-          <w:u w:val="single"/>
-        </w:rPr>
-        <w:t xml:space="preserve">
-          <w:hyperlink r:id="rId58" w:tgtFrame="_blank">
-            <w:r>
-              <w:t xml:space="preserve">Engaging Patient and Caregiver Partners in Codeveloping a Patient Educational Video for Improving Clostridioides difficile Infection Education: Participatory Co-Design Study.</w:t>
-            </w:r>
-          </w:hyperlink>
-        </w:t>
-      </w:r>
-    </w:p>
-    <w:p>
-      <w:pPr>
-        <w:shd w:val="clear" w:color="auto" w:fill="FFF2CC" w:themeFill="accent4" w:themeFillTint="33"/>
-        <w:spacing w:after="0"/>
-        <w:rPr>
-          <w:color w:val="0F50FF"/>
-          <w:u w:val="single"/>
-        </w:rPr>
-      </w:pPr>
-      <w:r>
-        <w:rPr>
-          <w:color w:val="0F50FF"/>
-          <w:u w:val="single"/>
-        </w:rPr>
-        <w:t xml:space="preserve"/>
-      </w:r>
-    </w:p>
-    <w:p>
-      <w:pPr>
-        <w:pStyle w:val="ListParagraph"/>
-        <w:numPr>
-          <w:ilvl w:val="0"/>
-          <w:numId w:val="2"/>
-        </w:numPr>
-        <w:shd w:val="clear" w:color="auto" w:fill="FFF2CC" w:themeFill="accent4" w:themeFillTint="33"/>
-        <w:spacing w:after="0" w:line="240" w:lineRule="auto"/>
-        <w:ind w:left="357" w:hanging="357"/>
-        <w:rPr>
-          <w:color w:val="0F50FF"/>
-          <w:u w:val="single"/>
-        </w:rPr>
-      </w:pPr>
-      <w:r>
-        <w:rPr>
-          <w:color w:val="0F50FF"/>
-          <w:u w:val="single"/>
-        </w:rPr>
-        <w:t xml:space="preserve">
-          <w:hyperlink r:id="rId59" w:tgtFrame="_blank">
-            <w:r>
-              <w:t xml:space="preserve">Push Enteroscopic Jejunal and Ileoscopic Delivery of Fecomicrobiota Transplantation (FMT) for Treatment of Clostridioides difficile Enteritis in a Patient With a Total Colectomy and Ileal Pouch-Anal Anastomosis (IPAA): A Case Report.</w:t>
-            </w:r>
-          </w:hyperlink>
-        </w:t>
-      </w:r>
-    </w:p>
-    <w:p>
-      <w:pPr>
-        <w:shd w:val="clear" w:color="auto" w:fill="FFF2CC" w:themeFill="accent4" w:themeFillTint="33"/>
-        <w:spacing w:after="0"/>
-        <w:rPr>
-          <w:color w:val="0F50FF"/>
-          <w:u w:val="single"/>
-        </w:rPr>
-      </w:pPr>
-      <w:r>
-        <w:rPr>
-          <w:color w:val="0F50FF"/>
-          <w:u w:val="single"/>
-        </w:rPr>
-        <w:t xml:space="preserve"/>
-      </w:r>
-    </w:p>
-    <w:p>
-      <w:pPr>
-        <w:pStyle w:val="ListParagraph"/>
-        <w:numPr>
-          <w:ilvl w:val="0"/>
-          <w:numId w:val="2"/>
-        </w:numPr>
-        <w:shd w:val="clear" w:color="auto" w:fill="FFF2CC" w:themeFill="accent4" w:themeFillTint="33"/>
-        <w:spacing w:after="0" w:line="240" w:lineRule="auto"/>
-        <w:ind w:left="357" w:hanging="357"/>
-        <w:rPr>
-          <w:color w:val="0F50FF"/>
-          <w:u w:val="single"/>
-        </w:rPr>
-      </w:pPr>
-      <w:r>
-        <w:rPr>
-          <w:color w:val="0F50FF"/>
-          <w:u w:val="single"/>
-        </w:rPr>
-        <w:t xml:space="preserve">
-          <w:hyperlink r:id="rId60" w:tgtFrame="_blank">
-            <w:r>
-              <w:t xml:space="preserve">Saccharomyces cerevisiae 48338 Suppresses Antibiotic-Induced Clostridioides difficile Infection in a Murine Model.</w:t>
+          <w:hyperlink r:id="rId71" w:tgtFrame="_blank">
+            <w:r>
+              <w:t xml:space="preserve">Hidden failure modes of large language models in healthcare-associated infection surveillance: a structured evaluation using NHSN definitions.</w:t>
             </w:r>
           </w:hyperlink>
         </w:t>
@@ -2539,7 +2309,7 @@
         <w:t xml:space="preserve">
           <w:hyperlink r:id="rId12" w:tgtFrame="_blank">
             <w:r>
-              <w:t xml:space="preserve">ZBTB16 Controls the Onset of Clostridium difficile Colitis through the Pyrin Inflammasome.</w:t>
+              <w:t xml:space="preserve">Consequences of applying two-step or three-step/multistep algorithm in the diagnosis of Clostridioides difficile infection.</w:t>
             </w:r>
           </w:hyperlink>
         </w:t>
@@ -2583,7 +2353,7 @@
         <w:t xml:space="preserve">
           <w:hyperlink r:id="rId13" w:tgtFrame="_blank">
             <w:r>
-              <w:t xml:space="preserve">Odoribacter splanchnicus inhibits toxin production in Clostridioides difficile: insights from clinical correlation and in vitro validation.</w:t>
+              <w:t xml:space="preserve">Antibiotic and Nonantibiotic Drugs Associated With Clostridioides difficile Infection Risk: a Pharmacopoeia-Wide Case-Cohort Study.</w:t>
             </w:r>
           </w:hyperlink>
         </w:t>
@@ -2627,7 +2397,7 @@
         <w:t xml:space="preserve">
           <w:hyperlink r:id="rId14" w:tgtFrame="_blank">
             <w:r>
-              <w:t xml:space="preserve">5,6-Fused heterocycle cholate derivatives as spore germination inhibitors of Clostridioides difficile.</w:t>
+              <w:t xml:space="preserve">Spatial metabolomics reveals the therapeutic mechanisms of Shengjiang Xiexin decoction in modulating gut-liver axis fatty acid metabolism for the treatment of Clostridioides difficile infection.</w:t>
             </w:r>
           </w:hyperlink>
         </w:t>
@@ -2671,7 +2441,7 @@
         <w:t xml:space="preserve">
           <w:hyperlink r:id="rId15" w:tgtFrame="_blank">
             <w:r>
-              <w:t xml:space="preserve">Adjunctive use of Saccharomyces boulardii versus bismuth subsalicylate in the management of non-Clostridioides difficile nosocomial diarrhea in severely ill patients: a three-arm randomized controlled trial.</w:t>
+              <w:t xml:space="preserve">Toxic Megacolon With a Positive Clostridioides difficile Antigen but Negative Toxin Assay.</w:t>
             </w:r>
           </w:hyperlink>
         </w:t>
@@ -2715,7 +2485,7 @@
         <w:t xml:space="preserve">
           <w:hyperlink r:id="rId16" w:tgtFrame="_blank">
             <w:r>
-              <w:t xml:space="preserve">PCR Cycle Threshold-Guided Management of Pediatric Clostridioides difficile Infections.</w:t>
+              <w:t xml:space="preserve">Relationship between Clostridioides Difficile Infections and Antimicrobial Use in Patients with Hematopoietic Diseases.</w:t>
             </w:r>
           </w:hyperlink>
         </w:t>
@@ -2759,7 +2529,7 @@
         <w:t xml:space="preserve">
           <w:hyperlink r:id="rId17" w:tgtFrame="_blank">
             <w:r>
-              <w:t xml:space="preserve">The Impact of Disinfecting Non-Sterile Disposable Gloves on the Level of Microbiological Contamination in Clinical Practice.</w:t>
+              <w:t xml:space="preserve">Clinical features of NAAT-positive, toxin-negative Clostridioides difficile infections in South Korea.</w:t>
             </w:r>
           </w:hyperlink>
         </w:t>
@@ -2803,7 +2573,7 @@
         <w:t xml:space="preserve">
           <w:hyperlink r:id="rId18" w:tgtFrame="_blank">
             <w:r>
-              <w:t xml:space="preserve">Etiologic Patterns and Evolution of Healthcare-Associated Infections in the Pandemic and Post-Pandemic Periods: A County-Level Multicenter Study from Southeastern Romania.</w:t>
+              <w:t xml:space="preserve">Clostridioides difficile Infection: Harmonizing Patient Care.</w:t>
             </w:r>
           </w:hyperlink>
         </w:t>
@@ -2847,7 +2617,7 @@
         <w:t xml:space="preserve">
           <w:hyperlink r:id="rId19" w:tgtFrame="_blank">
             <w:r>
-              <w:t xml:space="preserve">Evaluation of Antibiotic Use Metrics as Predictors of Clostridioides difficile Infection Onset: A Single-Center, Case-Control Study Assessing the Days of Therapy and the Days of Antibiotic Spectrum Coverage.</w:t>
+              <w:t xml:space="preserve">Comparison of Oral Cephalosporin and Penicillin Step-Down Therapy for the Treatment of Gram-Negative Blood Stream Infections: A Retrospective Observational Study.</w:t>
             </w:r>
           </w:hyperlink>
         </w:t>
@@ -2891,7 +2661,535 @@
         <w:t xml:space="preserve">
           <w:hyperlink r:id="rId20" w:tgtFrame="_blank">
             <w:r>
-              <w:t xml:space="preserve">Trends, predictors, and association of surgical timing with mortality among patients with Clostridioides difficile infection requiring colectomy: a cohort study.</w:t>
+              <w:t xml:space="preserve">Efficacy of probiotic supplementation in preventing Clostridioides difficile infection: an umbrella review of systematic reviews and meta-analysis.</w:t>
+            </w:r>
+          </w:hyperlink>
+        </w:t>
+      </w:r>
+    </w:p>
+    <w:p>
+      <w:pPr>
+        <w:spacing w:after="0"/>
+        <w:rPr>
+          <w:color w:val="0F50FF"/>
+          <w:u w:val="single"/>
+        </w:rPr>
+      </w:pPr>
+      <w:r>
+        <w:rPr>
+          <w:color w:val="0F50FF"/>
+          <w:u w:val="single"/>
+        </w:rPr>
+        <w:t xml:space="preserve"/>
+      </w:r>
+    </w:p>
+    <w:p>
+      <w:pPr>
+        <w:pStyle w:val="ListParagraph"/>
+        <w:numPr>
+          <w:ilvl w:val="0"/>
+          <w:numId w:val="11"/>
+        </w:numPr>
+        <w:spacing w:after="0" w:line="240" w:lineRule="auto"/>
+        <w:ind w:left="357" w:hanging="357"/>
+        <w:rPr>
+          <w:color w:val="0F50FF"/>
+          <w:u w:val="single"/>
+        </w:rPr>
+      </w:pPr>
+      <w:r>
+        <w:rPr>
+          <w:color w:val="0F50FF"/>
+          <w:u w:val="single"/>
+        </w:rPr>
+        <w:t xml:space="preserve">
+          <w:hyperlink r:id="rId21" w:tgtFrame="_blank">
+            <w:r>
+              <w:t xml:space="preserve">Penicillin Allergy Labels and High-risk Antibiotic Prescribing Among Incarcerated Individuals Receiving Antibiotics Across Four US Carceral Systems.</w:t>
+            </w:r>
+          </w:hyperlink>
+        </w:t>
+      </w:r>
+    </w:p>
+    <w:p>
+      <w:pPr>
+        <w:spacing w:after="0"/>
+        <w:rPr>
+          <w:color w:val="0F50FF"/>
+          <w:u w:val="single"/>
+        </w:rPr>
+      </w:pPr>
+      <w:r>
+        <w:rPr>
+          <w:color w:val="0F50FF"/>
+          <w:u w:val="single"/>
+        </w:rPr>
+        <w:t xml:space="preserve"/>
+      </w:r>
+    </w:p>
+    <w:p>
+      <w:pPr>
+        <w:pStyle w:val="ListParagraph"/>
+        <w:numPr>
+          <w:ilvl w:val="0"/>
+          <w:numId w:val="11"/>
+        </w:numPr>
+        <w:spacing w:after="0" w:line="240" w:lineRule="auto"/>
+        <w:ind w:left="357" w:hanging="357"/>
+        <w:rPr>
+          <w:color w:val="0F50FF"/>
+          <w:u w:val="single"/>
+        </w:rPr>
+      </w:pPr>
+      <w:r>
+        <w:rPr>
+          <w:color w:val="0F50FF"/>
+          <w:u w:val="single"/>
+        </w:rPr>
+        <w:t xml:space="preserve">
+          <w:hyperlink r:id="rId22" w:tgtFrame="_blank">
+            <w:r>
+              <w:t xml:space="preserve">Characterization of the Gut Microbiome of Patients with Clostridioides difficile Infection and Healthy Individuals in Greece.</w:t>
+            </w:r>
+          </w:hyperlink>
+        </w:t>
+      </w:r>
+    </w:p>
+    <w:p>
+      <w:pPr>
+        <w:spacing w:after="0"/>
+        <w:rPr>
+          <w:color w:val="0F50FF"/>
+          <w:u w:val="single"/>
+        </w:rPr>
+      </w:pPr>
+      <w:r>
+        <w:rPr>
+          <w:color w:val="0F50FF"/>
+          <w:u w:val="single"/>
+        </w:rPr>
+        <w:t xml:space="preserve"/>
+      </w:r>
+    </w:p>
+    <w:p>
+      <w:pPr>
+        <w:pStyle w:val="ListParagraph"/>
+        <w:numPr>
+          <w:ilvl w:val="0"/>
+          <w:numId w:val="11"/>
+        </w:numPr>
+        <w:spacing w:after="0" w:line="240" w:lineRule="auto"/>
+        <w:ind w:left="357" w:hanging="357"/>
+        <w:rPr>
+          <w:color w:val="0F50FF"/>
+          <w:u w:val="single"/>
+        </w:rPr>
+      </w:pPr>
+      <w:r>
+        <w:rPr>
+          <w:color w:val="0F50FF"/>
+          <w:u w:val="single"/>
+        </w:rPr>
+        <w:t xml:space="preserve">
+          <w:hyperlink r:id="rId23" w:tgtFrame="_blank">
+            <w:r>
+              <w:t xml:space="preserve">Molecular Epidemiology of Toxigenic Clostridioides difficile Isolated from Bulgarian Patients and the Prevalence of Hypervirulent ST1 Clone.</w:t>
+            </w:r>
+          </w:hyperlink>
+        </w:t>
+      </w:r>
+    </w:p>
+    <w:p>
+      <w:pPr>
+        <w:spacing w:after="0"/>
+        <w:rPr>
+          <w:color w:val="0F50FF"/>
+          <w:u w:val="single"/>
+        </w:rPr>
+      </w:pPr>
+      <w:r>
+        <w:rPr>
+          <w:color w:val="0F50FF"/>
+          <w:u w:val="single"/>
+        </w:rPr>
+        <w:t xml:space="preserve"/>
+      </w:r>
+    </w:p>
+    <w:p>
+      <w:pPr>
+        <w:pStyle w:val="ListParagraph"/>
+        <w:numPr>
+          <w:ilvl w:val="0"/>
+          <w:numId w:val="11"/>
+        </w:numPr>
+        <w:spacing w:after="0" w:line="240" w:lineRule="auto"/>
+        <w:ind w:left="357" w:hanging="357"/>
+        <w:rPr>
+          <w:color w:val="0F50FF"/>
+          <w:u w:val="single"/>
+        </w:rPr>
+      </w:pPr>
+      <w:r>
+        <w:rPr>
+          <w:color w:val="0F50FF"/>
+          <w:u w:val="single"/>
+        </w:rPr>
+        <w:t xml:space="preserve">
+          <w:hyperlink r:id="rId24" w:tgtFrame="_blank">
+            <w:r>
+              <w:t xml:space="preserve">Dietary fiber reduces mortality from secondary sepsis in a murine model of Clostridioides difficile infection.</w:t>
+            </w:r>
+          </w:hyperlink>
+        </w:t>
+      </w:r>
+    </w:p>
+    <w:p>
+      <w:pPr>
+        <w:spacing w:after="0"/>
+        <w:rPr>
+          <w:color w:val="0F50FF"/>
+          <w:u w:val="single"/>
+        </w:rPr>
+      </w:pPr>
+      <w:r>
+        <w:rPr>
+          <w:color w:val="0F50FF"/>
+          <w:u w:val="single"/>
+        </w:rPr>
+        <w:t xml:space="preserve"/>
+      </w:r>
+    </w:p>
+    <w:p>
+      <w:pPr>
+        <w:pStyle w:val="ListParagraph"/>
+        <w:numPr>
+          <w:ilvl w:val="0"/>
+          <w:numId w:val="11"/>
+        </w:numPr>
+        <w:spacing w:after="0" w:line="240" w:lineRule="auto"/>
+        <w:ind w:left="357" w:hanging="357"/>
+        <w:rPr>
+          <w:color w:val="0F50FF"/>
+          <w:u w:val="single"/>
+        </w:rPr>
+      </w:pPr>
+      <w:r>
+        <w:rPr>
+          <w:color w:val="0F50FF"/>
+          <w:u w:val="single"/>
+        </w:rPr>
+        <w:t xml:space="preserve">
+          <w:hyperlink r:id="rId25" w:tgtFrame="_blank">
+            <w:r>
+              <w:t xml:space="preserve">A Genomic Analysis of Community-Associated C. Difficile Infection Demonstrates Integration With National and International Strain Clusters and Limited Direct Transmission.</w:t>
+            </w:r>
+          </w:hyperlink>
+        </w:t>
+      </w:r>
+    </w:p>
+    <w:p>
+      <w:pPr>
+        <w:spacing w:after="0"/>
+        <w:rPr>
+          <w:color w:val="0F50FF"/>
+          <w:u w:val="single"/>
+        </w:rPr>
+      </w:pPr>
+      <w:r>
+        <w:rPr>
+          <w:color w:val="0F50FF"/>
+          <w:u w:val="single"/>
+        </w:rPr>
+        <w:t xml:space="preserve"/>
+      </w:r>
+    </w:p>
+    <w:p>
+      <w:pPr>
+        <w:pStyle w:val="ListParagraph"/>
+        <w:numPr>
+          <w:ilvl w:val="0"/>
+          <w:numId w:val="11"/>
+        </w:numPr>
+        <w:spacing w:after="0" w:line="240" w:lineRule="auto"/>
+        <w:ind w:left="357" w:hanging="357"/>
+        <w:rPr>
+          <w:color w:val="0F50FF"/>
+          <w:u w:val="single"/>
+        </w:rPr>
+      </w:pPr>
+      <w:r>
+        <w:rPr>
+          <w:color w:val="0F50FF"/>
+          <w:u w:val="single"/>
+        </w:rPr>
+        <w:t xml:space="preserve">
+          <w:hyperlink r:id="rId26" w:tgtFrame="_blank">
+            <w:r>
+              <w:t xml:space="preserve">Clostridioides difficile-Derived Extracellular Vesicles Induce Proinflammatory Responses in Macrophages.</w:t>
+            </w:r>
+          </w:hyperlink>
+        </w:t>
+      </w:r>
+    </w:p>
+    <w:p>
+      <w:pPr>
+        <w:spacing w:after="0"/>
+        <w:rPr>
+          <w:color w:val="0F50FF"/>
+          <w:u w:val="single"/>
+        </w:rPr>
+      </w:pPr>
+      <w:r>
+        <w:rPr>
+          <w:color w:val="0F50FF"/>
+          <w:u w:val="single"/>
+        </w:rPr>
+        <w:t xml:space="preserve"/>
+      </w:r>
+    </w:p>
+    <w:p>
+      <w:pPr>
+        <w:pStyle w:val="ListParagraph"/>
+        <w:numPr>
+          <w:ilvl w:val="0"/>
+          <w:numId w:val="11"/>
+        </w:numPr>
+        <w:spacing w:after="0" w:line="240" w:lineRule="auto"/>
+        <w:ind w:left="357" w:hanging="357"/>
+        <w:rPr>
+          <w:color w:val="0F50FF"/>
+          <w:u w:val="single"/>
+        </w:rPr>
+      </w:pPr>
+      <w:r>
+        <w:rPr>
+          <w:color w:val="0F50FF"/>
+          <w:u w:val="single"/>
+        </w:rPr>
+        <w:t xml:space="preserve">
+          <w:hyperlink r:id="rId27" w:tgtFrame="_blank">
+            <w:r>
+              <w:t xml:space="preserve">The changes of fecal calprotectin and lactoferrin during Clostridioides difficile infection.</w:t>
+            </w:r>
+          </w:hyperlink>
+        </w:t>
+      </w:r>
+    </w:p>
+    <w:p>
+      <w:pPr>
+        <w:spacing w:after="0"/>
+        <w:rPr>
+          <w:color w:val="0F50FF"/>
+          <w:u w:val="single"/>
+        </w:rPr>
+      </w:pPr>
+      <w:r>
+        <w:rPr>
+          <w:color w:val="0F50FF"/>
+          <w:u w:val="single"/>
+        </w:rPr>
+        <w:t xml:space="preserve"/>
+      </w:r>
+    </w:p>
+    <w:p>
+      <w:pPr>
+        <w:pStyle w:val="ListParagraph"/>
+        <w:numPr>
+          <w:ilvl w:val="0"/>
+          <w:numId w:val="11"/>
+        </w:numPr>
+        <w:spacing w:after="0" w:line="240" w:lineRule="auto"/>
+        <w:ind w:left="357" w:hanging="357"/>
+        <w:rPr>
+          <w:color w:val="0F50FF"/>
+          <w:u w:val="single"/>
+        </w:rPr>
+      </w:pPr>
+      <w:r>
+        <w:rPr>
+          <w:color w:val="0F50FF"/>
+          <w:u w:val="single"/>
+        </w:rPr>
+        <w:t xml:space="preserve">
+          <w:hyperlink r:id="rId28" w:tgtFrame="_blank">
+            <w:r>
+              <w:t xml:space="preserve">Commonly prescribed drugs as risk factors for Clostridioides difficile infections: a Swedish population-based case-control study.</w:t>
+            </w:r>
+          </w:hyperlink>
+        </w:t>
+      </w:r>
+    </w:p>
+    <w:p>
+      <w:pPr>
+        <w:spacing w:after="0"/>
+        <w:rPr>
+          <w:color w:val="0F50FF"/>
+          <w:u w:val="single"/>
+        </w:rPr>
+      </w:pPr>
+      <w:r>
+        <w:rPr>
+          <w:color w:val="0F50FF"/>
+          <w:u w:val="single"/>
+        </w:rPr>
+        <w:t xml:space="preserve"/>
+      </w:r>
+    </w:p>
+    <w:p>
+      <w:pPr>
+        <w:pStyle w:val="ListParagraph"/>
+        <w:numPr>
+          <w:ilvl w:val="0"/>
+          <w:numId w:val="11"/>
+        </w:numPr>
+        <w:spacing w:after="0" w:line="240" w:lineRule="auto"/>
+        <w:ind w:left="357" w:hanging="357"/>
+        <w:rPr>
+          <w:color w:val="0F50FF"/>
+          <w:u w:val="single"/>
+        </w:rPr>
+      </w:pPr>
+      <w:r>
+        <w:rPr>
+          <w:color w:val="0F50FF"/>
+          <w:u w:val="single"/>
+        </w:rPr>
+        <w:t xml:space="preserve">
+          <w:hyperlink r:id="rId29" w:tgtFrame="_blank">
+            <w:r>
+              <w:t xml:space="preserve">Comparative safety of Potassium-competitive acid blockers on the risk of clostridium difficile infection: a multicenter cohort study.</w:t>
+            </w:r>
+          </w:hyperlink>
+        </w:t>
+      </w:r>
+    </w:p>
+    <w:p>
+      <w:pPr>
+        <w:spacing w:after="0"/>
+        <w:rPr>
+          <w:color w:val="0F50FF"/>
+          <w:u w:val="single"/>
+        </w:rPr>
+      </w:pPr>
+      <w:r>
+        <w:rPr>
+          <w:color w:val="0F50FF"/>
+          <w:u w:val="single"/>
+        </w:rPr>
+        <w:t xml:space="preserve"/>
+      </w:r>
+    </w:p>
+    <w:p>
+      <w:pPr>
+        <w:pStyle w:val="ListParagraph"/>
+        <w:numPr>
+          <w:ilvl w:val="0"/>
+          <w:numId w:val="11"/>
+        </w:numPr>
+        <w:spacing w:after="0" w:line="240" w:lineRule="auto"/>
+        <w:ind w:left="357" w:hanging="357"/>
+        <w:rPr>
+          <w:color w:val="0F50FF"/>
+          <w:u w:val="single"/>
+        </w:rPr>
+      </w:pPr>
+      <w:r>
+        <w:rPr>
+          <w:color w:val="0F50FF"/>
+          <w:u w:val="single"/>
+        </w:rPr>
+        <w:t xml:space="preserve">
+          <w:hyperlink r:id="rId30" w:tgtFrame="_blank">
+            <w:r>
+              <w:t xml:space="preserve">Impact of enteral feeding strategies on nosocomial Clostridioides difficile infection-induced diarrhea.</w:t>
+            </w:r>
+          </w:hyperlink>
+        </w:t>
+      </w:r>
+    </w:p>
+    <w:p>
+      <w:pPr>
+        <w:spacing w:after="0"/>
+        <w:rPr>
+          <w:color w:val="0F50FF"/>
+          <w:u w:val="single"/>
+        </w:rPr>
+      </w:pPr>
+      <w:r>
+        <w:rPr>
+          <w:color w:val="0F50FF"/>
+          <w:u w:val="single"/>
+        </w:rPr>
+        <w:t xml:space="preserve"/>
+      </w:r>
+    </w:p>
+    <w:p>
+      <w:pPr>
+        <w:pStyle w:val="ListParagraph"/>
+        <w:numPr>
+          <w:ilvl w:val="0"/>
+          <w:numId w:val="11"/>
+        </w:numPr>
+        <w:spacing w:after="0" w:line="240" w:lineRule="auto"/>
+        <w:ind w:left="357" w:hanging="357"/>
+        <w:rPr>
+          <w:color w:val="0F50FF"/>
+          <w:u w:val="single"/>
+        </w:rPr>
+      </w:pPr>
+      <w:r>
+        <w:rPr>
+          <w:color w:val="0F50FF"/>
+          <w:u w:val="single"/>
+        </w:rPr>
+        <w:t xml:space="preserve">
+          <w:hyperlink r:id="rId31" w:tgtFrame="_blank">
+            <w:r>
+              <w:t xml:space="preserve">Clostridioides difficile Colonization and Infection in Pediatric Oncology and Stem Cell Transplant Patients.</w:t>
+            </w:r>
+          </w:hyperlink>
+        </w:t>
+      </w:r>
+    </w:p>
+    <w:p>
+      <w:pPr>
+        <w:spacing w:after="0"/>
+        <w:rPr>
+          <w:color w:val="0F50FF"/>
+          <w:u w:val="single"/>
+        </w:rPr>
+      </w:pPr>
+      <w:r>
+        <w:rPr>
+          <w:color w:val="0F50FF"/>
+          <w:u w:val="single"/>
+        </w:rPr>
+        <w:t xml:space="preserve"/>
+      </w:r>
+    </w:p>
+    <w:p>
+      <w:pPr>
+        <w:pStyle w:val="ListParagraph"/>
+        <w:numPr>
+          <w:ilvl w:val="0"/>
+          <w:numId w:val="11"/>
+        </w:numPr>
+        <w:spacing w:after="0" w:line="240" w:lineRule="auto"/>
+        <w:ind w:left="357" w:hanging="357"/>
+        <w:rPr>
+          <w:color w:val="0F50FF"/>
+          <w:u w:val="single"/>
+        </w:rPr>
+      </w:pPr>
+      <w:r>
+        <w:rPr>
+          <w:color w:val="0F50FF"/>
+          <w:u w:val="single"/>
+        </w:rPr>
+        <w:t xml:space="preserve">
+          <w:hyperlink r:id="rId32" w:tgtFrame="_blank">
+            <w:r>
+              <w:t xml:space="preserve">Unveiling the Th17/Treg imbalance: a key player in Clostridioides difficile-induced infection.</w:t>
             </w:r>
           </w:hyperlink>
         </w:t>
@@ -2968,6 +3266,50 @@
         <w:t xml:space="preserve"/>
       </w:r>
     </w:p>
+    <w:p>
+      <w:pPr>
+        <w:pStyle w:val="ListParagraph"/>
+        <w:numPr>
+          <w:ilvl w:val="0"/>
+          <w:numId w:val="12"/>
+        </w:numPr>
+        <w:spacing w:after="0" w:line="240" w:lineRule="auto"/>
+        <w:ind w:left="357" w:hanging="357"/>
+        <w:rPr>
+          <w:color w:val="0F50FF"/>
+          <w:u w:val="single"/>
+        </w:rPr>
+      </w:pPr>
+      <w:r>
+        <w:rPr>
+          <w:color w:val="0F50FF"/>
+          <w:u w:val="single"/>
+        </w:rPr>
+        <w:t xml:space="preserve">
+          <w:hyperlink r:id="rId79" w:tgtFrame="_blank">
+            <w:r>
+              <w:t xml:space="preserve">Current trends and updates on the emerging role of fecal microbiota transplantation in the treatment of neurodegenerative diseases.</w:t>
+            </w:r>
+          </w:hyperlink>
+        </w:t>
+      </w:r>
+    </w:p>
+    <w:p>
+      <w:pPr>
+        <w:spacing w:after="0"/>
+        <w:rPr>
+          <w:color w:val="0F50FF"/>
+          <w:u w:val="single"/>
+        </w:rPr>
+      </w:pPr>
+      <w:r>
+        <w:rPr>
+          <w:color w:val="0F50FF"/>
+          <w:u w:val="single"/>
+        </w:rPr>
+        <w:t xml:space="preserve"/>
+      </w:r>
+    </w:p>
     <w:p/>
     <w:p>
       <w:pPr>
@@ -3042,9 +3384,9 @@
           <w:u w:val="single"/>
         </w:rPr>
         <w:t xml:space="preserve">
-          <w:hyperlink r:id="rId26" w:tgtFrame="_blank">
-            <w:r>
-              <w:t xml:space="preserve">Oral immunization with engineered probiotics expressing tcdB protects mice against Clostridioides difficile infection.</w:t>
+          <w:hyperlink r:id="rId33" w:tgtFrame="_blank">
+            <w:r>
+              <w:t xml:space="preserve">Pooled analyses of Clostridioides difficile vaccine trials identify baseline predictors for vaccine response.</w:t>
             </w:r>
           </w:hyperlink>
         </w:t>
@@ -3086,9 +3428,9 @@
           <w:u w:val="single"/>
         </w:rPr>
         <w:t xml:space="preserve">
-          <w:hyperlink r:id="rId27" w:tgtFrame="_blank">
-            <w:r>
-              <w:t xml:space="preserve">Vaccines against antimicrobial resistance.</w:t>
+          <w:hyperlink r:id="rId34" w:tgtFrame="_blank">
+            <w:r>
+              <w:t xml:space="preserve">Modeling Clostridioides difficile toxin pathogenesis and antiserum protection in an immunocompetent intestine-on-chip platform.</w:t>
             </w:r>
           </w:hyperlink>
         </w:t>
@@ -3130,9 +3472,9 @@
           <w:u w:val="single"/>
         </w:rPr>
         <w:t xml:space="preserve">
-          <w:hyperlink r:id="rId28" w:tgtFrame="_blank">
-            <w:r>
-              <w:t xml:space="preserve">Annual Immunisation Coverage Report 2023.</w:t>
+          <w:hyperlink r:id="rId35" w:tgtFrame="_blank">
+            <w:r>
+              <w:t xml:space="preserve">Measles epidemiology in Australia: 2014 to 2024.</w:t>
             </w:r>
           </w:hyperlink>
         </w:t>
@@ -3174,9 +3516,9 @@
           <w:u w:val="single"/>
         </w:rPr>
         <w:t xml:space="preserve">
-          <w:hyperlink r:id="rId29" w:tgtFrame="_blank">
-            <w:r>
-              <w:t xml:space="preserve">SAEFVIC: Surveillance of adverse events following immunisation (AEFI) in Victoria, Australia, 2019-2020.</w:t>
+          <w:hyperlink r:id="rId36" w:tgtFrame="_blank">
+            <w:r>
+              <w:t xml:space="preserve">Investment in cross-jurisdictional relationships results in a streamlined and efficient response by public health units to an imported case of measles in Far North Queensland and the Northern Territory, Australia, 2025.</w:t>
             </w:r>
           </w:hyperlink>
         </w:t>
@@ -3253,9 +3595,9 @@
           <w:u w:val="single"/>
         </w:rPr>
         <w:t xml:space="preserve">
-          <w:hyperlink r:id="rId30" w:tgtFrame="_blank">
-            <w:r>
-              <w:t xml:space="preserve">Current infection control practices for multidrug-resistant organisms (MDRO): a survey of the Society for Healthcare Epidemiology of America (SHEA) research network and affiliated US-based hospitals.</w:t>
+          <w:hyperlink r:id="rId75" w:tgtFrame="_blank">
+            <w:r>
+              <w:t xml:space="preserve">Antibiotic-induced microbiota disruption impairs neutrophil-mediated immunity to respiratory Aspergillus fumigatus infection in mice.</w:t>
             </w:r>
           </w:hyperlink>
         </w:t>
@@ -3297,9 +3639,9 @@
           <w:u w:val="single"/>
         </w:rPr>
         <w:t xml:space="preserve">
-          <w:hyperlink r:id="rId31" w:tgtFrame="_blank">
-            <w:r>
-              <w:t xml:space="preserve">Clostridioides difficile infection cases and the causative strains in a large Chinese tertiary hospital in 2023-2024.</w:t>
+          <w:hyperlink r:id="rId76" w:tgtFrame="_blank">
+            <w:r>
+              <w:t xml:space="preserve">An Unlikely Culprit: Novel Case of Vancomycin Oral Solution-Induced Agranulocytosis.</w:t>
             </w:r>
           </w:hyperlink>
         </w:t>
@@ -3341,9 +3683,53 @@
           <w:u w:val="single"/>
         </w:rPr>
         <w:t xml:space="preserve">
-          <w:hyperlink r:id="rId32" w:tgtFrame="_blank">
-            <w:r>
-              <w:t xml:space="preserve">Ribotype distribution of Clostridioides difficile isolated from patients with diarrhea in Ahvaz, Iran.</w:t>
+          <w:hyperlink r:id="rId77" w:tgtFrame="_blank">
+            <w:r>
+              <w:t xml:space="preserve">Optimizing Patient-Zone Environmental Hygiene: The Way Forward.</w:t>
+            </w:r>
+          </w:hyperlink>
+        </w:t>
+      </w:r>
+    </w:p>
+    <w:p>
+      <w:pPr>
+        <w:spacing w:after="0"/>
+        <w:rPr>
+          <w:color w:val="0F50FF"/>
+          <w:u w:val="single"/>
+        </w:rPr>
+      </w:pPr>
+      <w:r>
+        <w:rPr>
+          <w:color w:val="0F50FF"/>
+          <w:u w:val="single"/>
+        </w:rPr>
+        <w:t xml:space="preserve"/>
+      </w:r>
+    </w:p>
+    <w:p>
+      <w:pPr>
+        <w:pStyle w:val="ListParagraph"/>
+        <w:numPr>
+          <w:ilvl w:val="0"/>
+          <w:numId w:val="14"/>
+        </w:numPr>
+        <w:spacing w:after="0" w:line="240" w:lineRule="auto"/>
+        <w:ind w:left="357" w:hanging="357"/>
+        <w:rPr>
+          <w:color w:val="0F50FF"/>
+          <w:u w:val="single"/>
+        </w:rPr>
+      </w:pPr>
+      <w:r>
+        <w:rPr>
+          <w:color w:val="0F50FF"/>
+          <w:u w:val="single"/>
+        </w:rPr>
+        <w:t xml:space="preserve">
+          <w:hyperlink r:id="rId78" w:tgtFrame="_blank">
+            <w:r>
+              <w:t xml:space="preserve">Decontamination of environmental surfaces in hospitals to reduce hospital-acquired infections: a systematic review.</w:t>
             </w:r>
           </w:hyperlink>
         </w:t>
@@ -3440,6 +3826,50 @@
         <w:t xml:space="preserve"/>
       </w:r>
     </w:p>
+    <w:p>
+      <w:pPr>
+        <w:pStyle w:val="ListParagraph"/>
+        <w:numPr>
+          <w:ilvl w:val="0"/>
+          <w:numId w:val="4"/>
+        </w:numPr>
+        <w:spacing w:after="0" w:line="240" w:lineRule="auto"/>
+        <w:ind w:left="357" w:hanging="357"/>
+        <w:rPr>
+          <w:color w:val="0F50FF"/>
+          <w:u w:val="single"/>
+        </w:rPr>
+      </w:pPr>
+      <w:r>
+        <w:rPr>
+          <w:color w:val="0F50FF"/>
+          <w:u w:val="single"/>
+        </w:rPr>
+        <w:t xml:space="preserve">
+          <w:hyperlink r:id="rId79" w:tgtFrame="_blank">
+            <w:r>
+              <w:t xml:space="preserve">Current trends and updates on the emerging role of fecal microbiota transplantation in the treatment of neurodegenerative diseases.</w:t>
+            </w:r>
+          </w:hyperlink>
+        </w:t>
+      </w:r>
+    </w:p>
+    <w:p>
+      <w:pPr>
+        <w:spacing w:after="0"/>
+        <w:rPr>
+          <w:color w:val="0F50FF"/>
+          <w:u w:val="single"/>
+        </w:rPr>
+      </w:pPr>
+      <w:r>
+        <w:rPr>
+          <w:color w:val="0F50FF"/>
+          <w:u w:val="single"/>
+        </w:rPr>
+        <w:t xml:space="preserve"/>
+      </w:r>
+    </w:p>
     <w:p/>
     <w:p>
       <w:pPr>
@@ -3490,9 +3920,9 @@
           <w:u w:val="single"/>
         </w:rPr>
         <w:t xml:space="preserve">
-          <w:hyperlink r:id="rId21" w:tgtFrame="_blank">
-            <w:r>
-              <w:t xml:space="preserve">New-generation antibiotics and non-antibiotic strategies against carbapenemase-producing Enterobacterales: More focus on metallo-β-lactamase producers.</w:t>
+          <w:hyperlink r:id="rId80" w:tgtFrame="_blank">
+            <w:r>
+              <w:t xml:space="preserve">EXPRESS: Preliminary investigation of circulating methaemoglobin fraction in cats with sepsis: a small exploratory study.</w:t>
             </w:r>
           </w:hyperlink>
         </w:t>
@@ -3534,9 +3964,9 @@
           <w:u w:val="single"/>
         </w:rPr>
         <w:t xml:space="preserve">
-          <w:hyperlink r:id="rId22" w:tgtFrame="_blank">
-            <w:r>
-              <w:t xml:space="preserve">Rifamycin-, macrolide-, and ethambutol-free combinations to treat Mycobacterium avium complex lung disease.</w:t>
+          <w:hyperlink r:id="rId81" w:tgtFrame="_blank">
+            <w:r>
+              <w:t xml:space="preserve">Controlled human influenza infection reveals heterogeneous expulsion of infectious virus into air.</w:t>
             </w:r>
           </w:hyperlink>
         </w:t>
@@ -3578,9 +4008,185 @@
           <w:u w:val="single"/>
         </w:rPr>
         <w:t xml:space="preserve">
-          <w:hyperlink r:id="rId23" w:tgtFrame="_blank">
-            <w:r>
-              <w:t xml:space="preserve">Viologen Covalent Organic Frameworks Integrating Synergistic Singlet and Triplet Excitation for Efficient Photosynthesis of Benzazole Pharmaceuticals.</w:t>
+          <w:hyperlink r:id="rId82" w:tgtFrame="_blank">
+            <w:r>
+              <w:t xml:space="preserve">Balancing safety and effectiveness: parent preferences for fecal microbiota transplant and established therapies in pediatric inflammatory bowel disease-results of a multicenter Canadian study.</w:t>
+            </w:r>
+          </w:hyperlink>
+        </w:t>
+      </w:r>
+    </w:p>
+    <w:p>
+      <w:pPr>
+        <w:spacing w:after="0"/>
+        <w:rPr>
+          <w:color w:val="0F50FF"/>
+          <w:u w:val="single"/>
+        </w:rPr>
+      </w:pPr>
+      <w:r>
+        <w:rPr>
+          <w:color w:val="0F50FF"/>
+          <w:u w:val="single"/>
+        </w:rPr>
+        <w:t xml:space="preserve"/>
+      </w:r>
+    </w:p>
+    <w:p>
+      <w:pPr>
+        <w:pStyle w:val="ListParagraph"/>
+        <w:numPr>
+          <w:ilvl w:val="0"/>
+          <w:numId w:val="5"/>
+        </w:numPr>
+        <w:spacing w:after="0" w:line="240" w:lineRule="auto"/>
+        <w:ind w:left="357" w:hanging="357"/>
+        <w:rPr>
+          <w:color w:val="0F50FF"/>
+          <w:u w:val="single"/>
+        </w:rPr>
+      </w:pPr>
+      <w:r>
+        <w:rPr>
+          <w:color w:val="0F50FF"/>
+          <w:u w:val="single"/>
+        </w:rPr>
+        <w:t xml:space="preserve">
+          <w:hyperlink r:id="rId83" w:tgtFrame="_blank">
+            <w:r>
+              <w:t xml:space="preserve">Resistance of Uropathogens to Tebipenem: An Analysis of the Evidence from In Vitro Antimicrobial Susceptibility Studies.</w:t>
+            </w:r>
+          </w:hyperlink>
+        </w:t>
+      </w:r>
+    </w:p>
+    <w:p>
+      <w:pPr>
+        <w:spacing w:after="0"/>
+        <w:rPr>
+          <w:color w:val="0F50FF"/>
+          <w:u w:val="single"/>
+        </w:rPr>
+      </w:pPr>
+      <w:r>
+        <w:rPr>
+          <w:color w:val="0F50FF"/>
+          <w:u w:val="single"/>
+        </w:rPr>
+        <w:t xml:space="preserve"/>
+      </w:r>
+    </w:p>
+    <w:p>
+      <w:pPr>
+        <w:pStyle w:val="ListParagraph"/>
+        <w:numPr>
+          <w:ilvl w:val="0"/>
+          <w:numId w:val="5"/>
+        </w:numPr>
+        <w:spacing w:after="0" w:line="240" w:lineRule="auto"/>
+        <w:ind w:left="357" w:hanging="357"/>
+        <w:rPr>
+          <w:color w:val="0F50FF"/>
+          <w:u w:val="single"/>
+        </w:rPr>
+      </w:pPr>
+      <w:r>
+        <w:rPr>
+          <w:color w:val="0F50FF"/>
+          <w:u w:val="single"/>
+        </w:rPr>
+        <w:t xml:space="preserve">
+          <w:hyperlink r:id="rId84" w:tgtFrame="_blank">
+            <w:r>
+              <w:t xml:space="preserve">Projected life-year gains with semaglutide in individuals with cardiovascular disease without type 2 diabetes in the UK.</w:t>
+            </w:r>
+          </w:hyperlink>
+        </w:t>
+      </w:r>
+    </w:p>
+    <w:p>
+      <w:pPr>
+        <w:spacing w:after="0"/>
+        <w:rPr>
+          <w:color w:val="0F50FF"/>
+          <w:u w:val="single"/>
+        </w:rPr>
+      </w:pPr>
+      <w:r>
+        <w:rPr>
+          <w:color w:val="0F50FF"/>
+          <w:u w:val="single"/>
+        </w:rPr>
+        <w:t xml:space="preserve"/>
+      </w:r>
+    </w:p>
+    <w:p>
+      <w:pPr>
+        <w:pStyle w:val="ListParagraph"/>
+        <w:numPr>
+          <w:ilvl w:val="0"/>
+          <w:numId w:val="5"/>
+        </w:numPr>
+        <w:spacing w:after="0" w:line="240" w:lineRule="auto"/>
+        <w:ind w:left="357" w:hanging="357"/>
+        <w:rPr>
+          <w:color w:val="0F50FF"/>
+          <w:u w:val="single"/>
+        </w:rPr>
+      </w:pPr>
+      <w:r>
+        <w:rPr>
+          <w:color w:val="0F50FF"/>
+          <w:u w:val="single"/>
+        </w:rPr>
+        <w:t xml:space="preserve">
+          <w:hyperlink r:id="rId85" w:tgtFrame="_blank">
+            <w:r>
+              <w:t xml:space="preserve">Bacterial siderophore suppresses host genetic disorders of hyperactivated Ras by limiting iron deficiency that inhibits growth factor expression.</w:t>
+            </w:r>
+          </w:hyperlink>
+        </w:t>
+      </w:r>
+    </w:p>
+    <w:p>
+      <w:pPr>
+        <w:spacing w:after="0"/>
+        <w:rPr>
+          <w:color w:val="0F50FF"/>
+          <w:u w:val="single"/>
+        </w:rPr>
+      </w:pPr>
+      <w:r>
+        <w:rPr>
+          <w:color w:val="0F50FF"/>
+          <w:u w:val="single"/>
+        </w:rPr>
+        <w:t xml:space="preserve"/>
+      </w:r>
+    </w:p>
+    <w:p>
+      <w:pPr>
+        <w:pStyle w:val="ListParagraph"/>
+        <w:numPr>
+          <w:ilvl w:val="0"/>
+          <w:numId w:val="5"/>
+        </w:numPr>
+        <w:spacing w:after="0" w:line="240" w:lineRule="auto"/>
+        <w:ind w:left="357" w:hanging="357"/>
+        <w:rPr>
+          <w:color w:val="0F50FF"/>
+          <w:u w:val="single"/>
+        </w:rPr>
+      </w:pPr>
+      <w:r>
+        <w:rPr>
+          <w:color w:val="0F50FF"/>
+          <w:u w:val="single"/>
+        </w:rPr>
+        <w:t xml:space="preserve">
+          <w:hyperlink r:id="rId86" w:tgtFrame="_blank">
+            <w:r>
+              <w:t xml:space="preserve">Public contributions to the development of antibiotics: two successful and two failed investments.</w:t>
             </w:r>
           </w:hyperlink>
         </w:t>
@@ -3660,9 +4266,9 @@
           <w:u w:val="single"/>
         </w:rPr>
         <w:t xml:space="preserve">
-          <w:hyperlink r:id="rId70" w:tgtFrame="_blank">
-            <w:r>
-              <w:t xml:space="preserve">Hydrogels with Dynamically Tunable Friction Engineered through Regrafting Polymer Brushes.</w:t>
+          <w:hyperlink r:id="rId87" w:tgtFrame="_blank">
+            <w:r>
+              <w:t xml:space="preserve">From clinics to classrooms: physicians play an essential role in transforming comprehensive sexuality education.</w:t>
             </w:r>
           </w:hyperlink>
         </w:t>
@@ -3704,9 +4310,9 @@
           <w:u w:val="single"/>
         </w:rPr>
         <w:t xml:space="preserve">
-          <w:hyperlink r:id="rId71" w:tgtFrame="_blank">
-            <w:r>
-              <w:t xml:space="preserve">Conditioning chemotherapy exposure is associated with epigenetic modifications in Clostridioides difficile isolates from stem cell transplant recipients.</w:t>
+          <w:hyperlink r:id="rId88" w:tgtFrame="_blank">
+            <w:r>
+              <w:t xml:space="preserve">The Incidence and Risk Factors of Antibiotic-Associated Diarrhea in Critically Ill Patients: A Systematic Review and Meta-Analysis.</w:t>
             </w:r>
           </w:hyperlink>
         </w:t>
@@ -3748,9 +4354,9 @@
           <w:u w:val="single"/>
         </w:rPr>
         <w:t xml:space="preserve">
-          <w:hyperlink r:id="rId72" w:tgtFrame="_blank">
-            <w:r>
-              <w:t xml:space="preserve">The impact of COVID-19 non-pharmaceutical interventions on notifiable infectious diseases in Poland: a comprehensive analysis from 2014-2022.</w:t>
+          <w:hyperlink r:id="rId89" w:tgtFrame="_blank">
+            <w:r>
+              <w:t xml:space="preserve">Sequential Bilateral Prosthetic Knee Infections Managed with Divergent Surgical Strategies: A Case Report.</w:t>
             </w:r>
           </w:hyperlink>
         </w:t>
@@ -3792,9 +4398,9 @@
           <w:u w:val="single"/>
         </w:rPr>
         <w:t xml:space="preserve">
-          <w:hyperlink r:id="rId73" w:tgtFrame="_blank">
-            <w:r>
-              <w:t xml:space="preserve">Comparative risk of Clostridioides difficile infection in patients with Crohn's disease receiving ustekinumab versus anti-TNF therapy: a retrospective cohort study.</w:t>
+          <w:hyperlink r:id="rId90" w:tgtFrame="_blank">
+            <w:r>
+              <w:t xml:space="preserve">Trends and Impact of Clostridioides difficile Infection on Thirty-Day Readmissions and Outcomes Following Coronary Artery Bypass Grafting: A Seven-Year National Analysis.</w:t>
             </w:r>
           </w:hyperlink>
         </w:t>
@@ -3836,9 +4442,9 @@
           <w:u w:val="single"/>
         </w:rPr>
         <w:t xml:space="preserve">
-          <w:hyperlink r:id="rId74" w:tgtFrame="_blank">
-            <w:r>
-              <w:t xml:space="preserve">Diverting loop ileostomy with antegrade colonic lavage compared with colectomy in Clostridioides difficile colitis: A decade-long propensity score-matched analysis.</w:t>
+          <w:hyperlink r:id="rId91" w:tgtFrame="_blank">
+            <w:r>
+              <w:t xml:space="preserve">Non-targeted metabolomics reveals metabolic signatures associated with Clostridioides difficile virulence.</w:t>
             </w:r>
           </w:hyperlink>
         </w:t>
@@ -3880,9 +4486,9 @@
           <w:u w:val="single"/>
         </w:rPr>
         <w:t xml:space="preserve">
-          <w:hyperlink r:id="rId75" w:tgtFrame="_blank">
-            <w:r>
-              <w:t xml:space="preserve">Microbiota-derived short-chain fatty acids in hematopoietic stem cell transplantation: immunomodulation at the host-microbiota interface.</w:t>
+          <w:hyperlink r:id="rId92" w:tgtFrame="_blank">
+            <w:r>
+              <w:t xml:space="preserve">Enhancing Agent-Based Models with Real-Time Movement Data to Assess Impacts of Biosecurity Interventions on Disease Exposure in Healthcare Settings.</w:t>
             </w:r>
           </w:hyperlink>
         </w:t>
@@ -3924,9 +4530,9 @@
           <w:u w:val="single"/>
         </w:rPr>
         <w:t xml:space="preserve">
-          <w:hyperlink r:id="rId76" w:tgtFrame="_blank">
-            <w:r>
-              <w:t xml:space="preserve">Dysbiosis of the enteric DNA virome correlates with the development of cachexia in a murine Lewis lung carcinoma (LLC) model.</w:t>
+          <w:hyperlink r:id="rId93" w:tgtFrame="_blank">
+            <w:r>
+              <w:t xml:space="preserve">Anatomical and Mechanical Safety of the Tissue Anchoring System (TAS®) for Sacrospinous Ligament Fixation.</w:t>
             </w:r>
           </w:hyperlink>
         </w:t>
@@ -3968,9 +4574,9 @@
           <w:u w:val="single"/>
         </w:rPr>
         <w:t xml:space="preserve">
-          <w:hyperlink r:id="rId77" w:tgtFrame="_blank">
-            <w:r>
-              <w:t xml:space="preserve">Impact of end-screw configuration on peri-implant fracture risk in distal femoral plating.</w:t>
+          <w:hyperlink r:id="rId94" w:tgtFrame="_blank">
+            <w:r>
+              <w:t xml:space="preserve">Clostridioides difficile Infection Among Hospitalized Patients With Cancer.</w:t>
             </w:r>
           </w:hyperlink>
         </w:t>
@@ -4012,9 +4618,9 @@
           <w:u w:val="single"/>
         </w:rPr>
         <w:t xml:space="preserve">
-          <w:hyperlink r:id="rId78" w:tgtFrame="_blank">
-            <w:r>
-              <w:t xml:space="preserve">Protective barrier containment to prevent C. difficile in endoscopy rooms: A prospective, hospital-based intervention study.</w:t>
+          <w:hyperlink r:id="rId95" w:tgtFrame="_blank">
+            <w:r>
+              <w:t xml:space="preserve">Discordant Clostridioides difficile testing as a predictor of inflammatory bowel disease therapy escalation.</w:t>
             </w:r>
           </w:hyperlink>
         </w:t>
@@ -4056,9 +4662,9 @@
           <w:u w:val="single"/>
         </w:rPr>
         <w:t xml:space="preserve">
-          <w:hyperlink r:id="rId79" w:tgtFrame="_blank">
-            <w:r>
-              <w:t xml:space="preserve">Disease-Suppressive Phyllosphere Microbiomes: A Perspective on Microbiome Transplantation for Sustainable Agriculture.</w:t>
+          <w:hyperlink r:id="rId96" w:tgtFrame="_blank">
+            <w:r>
+              <w:t xml:space="preserve">Two-Dimensional PCR for Simultaneous Detection of Fecal Bacterial Markers in the Diagnosis and Management of Inflammatory Bowel Disease.</w:t>
             </w:r>
           </w:hyperlink>
         </w:t>
@@ -4100,9 +4706,9 @@
           <w:u w:val="single"/>
         </w:rPr>
         <w:t xml:space="preserve">
-          <w:hyperlink r:id="rId80" w:tgtFrame="_blank">
-            <w:r>
-              <w:t xml:space="preserve">Clostridioides difficile Immunity During Pregnancy and Passive Antibody Transfer to Neonates from Cord Blood and Breast Milk.</w:t>
+          <w:hyperlink r:id="rId97" w:tgtFrame="_blank">
+            <w:r>
+              <w:t xml:space="preserve">Mechanistic characterization of the antiviral effects of nordihydroguaiaretic acid against West Nile virus.</w:t>
             </w:r>
           </w:hyperlink>
         </w:t>
@@ -4144,9 +4750,9 @@
           <w:u w:val="single"/>
         </w:rPr>
         <w:t xml:space="preserve">
-          <w:hyperlink r:id="rId81" w:tgtFrame="_blank">
-            <w:r>
-              <w:t xml:space="preserve">Hospital Accreditation Type and Patient Safety Outcomes: A National Comparison.</w:t>
+          <w:hyperlink r:id="rId98" w:tgtFrame="_blank">
+            <w:r>
+              <w:t xml:space="preserve">Clinical Characteristics and Risk Factors of Clostridioides difficile Infection: A Case-Control Study in a High-Complexity Clinic in Santiago de Cali, Colombia.</w:t>
             </w:r>
           </w:hyperlink>
         </w:t>
@@ -4188,9 +4794,9 @@
           <w:u w:val="single"/>
         </w:rPr>
         <w:t xml:space="preserve">
-          <w:hyperlink r:id="rId82" w:tgtFrame="_blank">
-            <w:r>
-              <w:t xml:space="preserve">The Clinical Impact of Antibiotic Allergy Labels on One-Year Outcomes of Solid Organ Transplant Recipients.</w:t>
+          <w:hyperlink r:id="rId99" w:tgtFrame="_blank">
+            <w:r>
+              <w:t xml:space="preserve">Biomechanical analysis of protective plating configurations for interimplant femoral fracture prevention.</w:t>
             </w:r>
           </w:hyperlink>
         </w:t>
@@ -4298,9 +4904,9 @@
           <w:u w:val="single"/>
         </w:rPr>
         <w:t xml:space="preserve">
-          <w:hyperlink r:id="rId61" w:tgtFrame="_blank">
-            <w:r>
-              <w:t xml:space="preserve">Clinical pharmacist-led implementation of an intravenous-to-oral antimicrobial switch protocol: A prospective Quasi-experimental study.</w:t>
+          <w:hyperlink r:id="rId37" w:tgtFrame="_blank">
+            <w:r>
+              <w:t xml:space="preserve">Unshaven Follicular Unit Excision: Critical Analysis of Current Nomenclature and Proposal for Standardized Terminology.</w:t>
             </w:r>
           </w:hyperlink>
         </w:t>
@@ -4343,9 +4949,9 @@
           <w:u w:val="single"/>
         </w:rPr>
         <w:t xml:space="preserve">
-          <w:hyperlink r:id="rId62" w:tgtFrame="_blank">
-            <w:r>
-              <w:t xml:space="preserve">How to set up and manage a microbiome research facility.</w:t>
+          <w:hyperlink r:id="rId38" w:tgtFrame="_blank">
+            <w:r>
+              <w:t xml:space="preserve">Is continuous in-line blood gas monitoring reliable during cardiopulmonary bypass when PaO(2) and PaCO(2) are calculated rather than measured?</w:t>
             </w:r>
           </w:hyperlink>
         </w:t>
@@ -4388,9 +4994,9 @@
           <w:u w:val="single"/>
         </w:rPr>
         <w:t xml:space="preserve">
-          <w:hyperlink r:id="rId63" w:tgtFrame="_blank">
-            <w:r>
-              <w:t xml:space="preserve">Incidence of hospital-acquired toxin-producing clostridioides difficile infection between the pre-pandemic (2017-2019) and pandemic (2020-2022): a retrospective cohort study.</w:t>
+          <w:hyperlink r:id="rId39" w:tgtFrame="_blank">
+            <w:r>
+              <w:t xml:space="preserve">Systematic Review: Accuracy of Diagnostic Methods for Clostridioides difficile Infection.</w:t>
             </w:r>
           </w:hyperlink>
         </w:t>
@@ -4433,9 +5039,9 @@
           <w:u w:val="single"/>
         </w:rPr>
         <w:t xml:space="preserve">
-          <w:hyperlink r:id="rId64" w:tgtFrame="_blank">
-            <w:r>
-              <w:t xml:space="preserve">Report on influenza viruses received and tested by the Melbourne WHO Collaborating Centre for Reference and Research on Influenza during 2024.</w:t>
+          <w:hyperlink r:id="rId40" w:tgtFrame="_blank">
+            <w:r>
+              <w:t xml:space="preserve">Use of Electronic Health Records to Benchmark Clinical Practice Guideline-Consistent Care in Pediatric Oncology.</w:t>
             </w:r>
           </w:hyperlink>
         </w:t>
@@ -4478,9 +5084,9 @@
           <w:u w:val="single"/>
         </w:rPr>
         <w:t xml:space="preserve">
-          <w:hyperlink r:id="rId65" w:tgtFrame="_blank">
-            <w:r>
-              <w:t xml:space="preserve">All-cause mortality and risk factors for death in patients with Clostridioides difficile infections: a prospective multicentre cohort study in six German university hospitals, 2016-2020.</w:t>
+          <w:hyperlink r:id="rId41" w:tgtFrame="_blank">
+            <w:r>
+              <w:t xml:space="preserve">Occurrence of viral and bacterial pathogens in South American camelids in representative German flocks.</w:t>
             </w:r>
           </w:hyperlink>
         </w:t>
@@ -4523,9 +5129,9 @@
           <w:u w:val="single"/>
         </w:rPr>
         <w:t xml:space="preserve">
-          <w:hyperlink r:id="rId66" w:tgtFrame="_blank">
-            <w:r>
-              <w:t xml:space="preserve">Molecular basis of linezolid resistance in Finegoldia spp. from orthopedic infections.</w:t>
+          <w:hyperlink r:id="rId42" w:tgtFrame="_blank">
+            <w:r>
+              <w:t xml:space="preserve">The effects of intravenous immunoglobulin on intestinal inflammation: a systematic review of animal and clinical studies.</w:t>
             </w:r>
           </w:hyperlink>
         </w:t>
@@ -4568,9 +5174,9 @@
           <w:u w:val="single"/>
         </w:rPr>
         <w:t xml:space="preserve">
-          <w:hyperlink r:id="rId67" w:tgtFrame="_blank">
-            <w:r>
-              <w:t xml:space="preserve">No Increased Risk of Infection Following a Protocol Change to Decrease Duration of Perioperative Antibiotic Prophylaxis in Liver Transplantation.</w:t>
+          <w:hyperlink r:id="rId43" w:tgtFrame="_blank">
+            <w:r>
+              <w:t xml:space="preserve">Accuracy and variability of locoregional staging in T1 rectal cancer: nationwide multicentre cohort study.</w:t>
             </w:r>
           </w:hyperlink>
         </w:t>
@@ -4613,9 +5219,9 @@
           <w:u w:val="single"/>
         </w:rPr>
         <w:t xml:space="preserve">
-          <w:hyperlink r:id="rId68" w:tgtFrame="_blank">
-            <w:r>
-              <w:t xml:space="preserve">Early risperidone exposure impairs cognitive function by perturbation of the gut microbiome and bile acids/tyrosine-PTP1B axis.</w:t>
+          <w:hyperlink r:id="rId44" w:tgtFrame="_blank">
+            <w:r>
+              <w:t xml:space="preserve">Cross-sectional brain volumetric measures and disability outcomes in relapsing-remitting multiple sclerosis.</w:t>
             </w:r>
           </w:hyperlink>
         </w:t>
@@ -4658,9 +5264,144 @@
           <w:u w:val="single"/>
         </w:rPr>
         <w:t xml:space="preserve">
-          <w:hyperlink r:id="rId69" w:tgtFrame="_blank">
-            <w:r>
-              <w:t xml:space="preserve">Isolation of Clostridioides difficile from the atmospheric fine particulate matter.</w:t>
+          <w:hyperlink r:id="rId45" w:tgtFrame="_blank">
+            <w:r>
+              <w:t xml:space="preserve">Impact of the COVID-19 pandemic on the incidence of Clostridioides difficile infection based on hospital surveillance data: a systematic review and meta-analysis.</w:t>
+            </w:r>
+          </w:hyperlink>
+        </w:t>
+      </w:r>
+    </w:p>
+    <w:p>
+      <w:pPr>
+        <w:spacing w:after="0"/>
+        <w:rPr>
+          <w:color w:val="0F50FF"/>
+          <w:u w:val="single"/>
+        </w:rPr>
+      </w:pPr>
+      <w:r>
+        <w:rPr>
+          <w:color w:val="0F50FF"/>
+          <w:u w:val="single"/>
+        </w:rPr>
+        <w:lastRenderedPageBreak/>
+        <w:t xml:space="preserve"/>
+      </w:r>
+    </w:p>
+    <w:p>
+      <w:pPr>
+        <w:pStyle w:val="ListParagraph"/>
+        <w:numPr>
+          <w:ilvl w:val="0"/>
+          <w:numId w:val="8"/>
+        </w:numPr>
+        <w:spacing w:after="0" w:line="240" w:lineRule="auto"/>
+        <w:ind w:left="357" w:hanging="357"/>
+        <w:rPr>
+          <w:color w:val="0F50FF"/>
+          <w:u w:val="single"/>
+        </w:rPr>
+      </w:pPr>
+      <w:r>
+        <w:rPr>
+          <w:color w:val="0F50FF"/>
+          <w:u w:val="single"/>
+        </w:rPr>
+        <w:t xml:space="preserve">
+          <w:hyperlink r:id="rId46" w:tgtFrame="_blank">
+            <w:r>
+              <w:t xml:space="preserve">Erratum to 'BCLC strategy for prognosis prediction and treatment recommendations: The 2026 update' [J Hepatol (2026) 631-654].</w:t>
+            </w:r>
+          </w:hyperlink>
+        </w:t>
+      </w:r>
+    </w:p>
+    <w:p>
+      <w:pPr>
+        <w:spacing w:after="0"/>
+        <w:rPr>
+          <w:color w:val="0F50FF"/>
+          <w:u w:val="single"/>
+        </w:rPr>
+      </w:pPr>
+      <w:r>
+        <w:rPr>
+          <w:color w:val="0F50FF"/>
+          <w:u w:val="single"/>
+        </w:rPr>
+        <w:lastRenderedPageBreak/>
+        <w:t xml:space="preserve"/>
+      </w:r>
+    </w:p>
+    <w:p>
+      <w:pPr>
+        <w:pStyle w:val="ListParagraph"/>
+        <w:numPr>
+          <w:ilvl w:val="0"/>
+          <w:numId w:val="8"/>
+        </w:numPr>
+        <w:spacing w:after="0" w:line="240" w:lineRule="auto"/>
+        <w:ind w:left="357" w:hanging="357"/>
+        <w:rPr>
+          <w:color w:val="0F50FF"/>
+          <w:u w:val="single"/>
+        </w:rPr>
+      </w:pPr>
+      <w:r>
+        <w:rPr>
+          <w:color w:val="0F50FF"/>
+          <w:u w:val="single"/>
+        </w:rPr>
+        <w:t xml:space="preserve">
+          <w:hyperlink r:id="rId47" w:tgtFrame="_blank">
+            <w:r>
+              <w:t xml:space="preserve">Effectiveness and safety of a prospective audit and feedback-based antimicrobial stewardship program in hospitalized COVID-19 patients: a quasi-experimental before-and-after study.</w:t>
+            </w:r>
+          </w:hyperlink>
+        </w:t>
+      </w:r>
+    </w:p>
+    <w:p>
+      <w:pPr>
+        <w:spacing w:after="0"/>
+        <w:rPr>
+          <w:color w:val="0F50FF"/>
+          <w:u w:val="single"/>
+        </w:rPr>
+      </w:pPr>
+      <w:r>
+        <w:rPr>
+          <w:color w:val="0F50FF"/>
+          <w:u w:val="single"/>
+        </w:rPr>
+        <w:lastRenderedPageBreak/>
+        <w:t xml:space="preserve"/>
+      </w:r>
+    </w:p>
+    <w:p>
+      <w:pPr>
+        <w:pStyle w:val="ListParagraph"/>
+        <w:numPr>
+          <w:ilvl w:val="0"/>
+          <w:numId w:val="8"/>
+        </w:numPr>
+        <w:spacing w:after="0" w:line="240" w:lineRule="auto"/>
+        <w:ind w:left="357" w:hanging="357"/>
+        <w:rPr>
+          <w:color w:val="0F50FF"/>
+          <w:u w:val="single"/>
+        </w:rPr>
+      </w:pPr>
+      <w:r>
+        <w:rPr>
+          <w:color w:val="0F50FF"/>
+          <w:u w:val="single"/>
+        </w:rPr>
+        <w:t xml:space="preserve">
+          <w:hyperlink r:id="rId48" w:tgtFrame="_blank">
+            <w:r>
+              <w:t xml:space="preserve">Exploring the perspectives of mothers on the clarity of the CDI-III: A qualitative study.</w:t>
             </w:r>
           </w:hyperlink>
         </w:t>
@@ -4747,9 +5488,9 @@
           <w:u w:val="single"/>
         </w:rPr>
         <w:t xml:space="preserve">
-          <w:hyperlink r:id="rId24" w:tgtFrame="_blank">
-            <w:r>
-              <w:t xml:space="preserve">Clostridioides difficile laboratory testing algorithms and performance: a review of the Royal College of Pathologists of Australasia Quality Assurance Programs external quality assessments for C. difficile.</w:t>
+          <w:hyperlink r:id="rId72" w:tgtFrame="_blank">
+            <w:r>
+              <w:t xml:space="preserve">Prevalence of potential enteric pathogens in diarrheic and non-diarrheic foals in Brazil.</w:t>
             </w:r>
           </w:hyperlink>
         </w:t>
@@ -4791,9 +5532,53 @@
           <w:u w:val="single"/>
         </w:rPr>
         <w:t xml:space="preserve">
-          <w:hyperlink r:id="rId25" w:tgtFrame="_blank">
-            <w:r>
-              <w:t xml:space="preserve">Characterization of the clade 4 non-toxigenic C. difficile isolate L-NTCD03 carrying the cfr(B) gene.</w:t>
+          <w:hyperlink r:id="rId73" w:tgtFrame="_blank">
+            <w:r>
+              <w:t xml:space="preserve">Empowering global disease surveillance with CURED: a tool for rapid identification of unique genomic biomarkers.</w:t>
+            </w:r>
+          </w:hyperlink>
+        </w:t>
+      </w:r>
+    </w:p>
+    <w:p>
+      <w:pPr>
+        <w:spacing w:after="0"/>
+        <w:rPr>
+          <w:color w:val="0F50FF"/>
+          <w:u w:val="single"/>
+        </w:rPr>
+      </w:pPr>
+      <w:r>
+        <w:rPr>
+          <w:color w:val="0F50FF"/>
+          <w:u w:val="single"/>
+        </w:rPr>
+        <w:t xml:space="preserve"/>
+      </w:r>
+    </w:p>
+    <w:p>
+      <w:pPr>
+        <w:pStyle w:val="ListParagraph"/>
+        <w:numPr>
+          <w:ilvl w:val="0"/>
+          <w:numId w:val="9"/>
+        </w:numPr>
+        <w:spacing w:after="0" w:line="240" w:lineRule="auto"/>
+        <w:ind w:left="357" w:hanging="357"/>
+        <w:rPr>
+          <w:color w:val="0F50FF"/>
+          <w:u w:val="single"/>
+        </w:rPr>
+      </w:pPr>
+      <w:r>
+        <w:rPr>
+          <w:color w:val="0F50FF"/>
+          <w:u w:val="single"/>
+        </w:rPr>
+        <w:t xml:space="preserve">
+          <w:hyperlink r:id="rId74" w:tgtFrame="_blank">
+            <w:r>
+              <w:t xml:space="preserve">Long-Term Antibiotic-Driven Gut Microbiota Disruption Promotes Toxigenic Clostridioides difficile Proliferation: A Four-Year Retrospective Study of a Single ICU Patient.</w:t>
             </w:r>
           </w:hyperlink>
         </w:t>

--- a/m3_data/lit_review.docx
+++ b/m3_data/lit_review.docx
@@ -64,7 +64,7 @@
           <w:sz w:val="36"/>
           <w:szCs w:val="36"/>
         </w:rPr>
-        <w:t xml:space="preserve">08/03/2026</w:t>
+        <w:t xml:space="preserve">08/04/2026</w:t>
       </w:r>
       <w:r>
         <w:rPr>
@@ -100,7 +100,7 @@
           <w:sz w:val="36"/>
           <w:szCs w:val="36"/>
         </w:rPr>
-        <w:t xml:space="preserve">08/04/2026</w:t>
+        <w:t xml:space="preserve">08/05/2026</w:t>
       </w:r>
     </w:p>
     <w:p>
@@ -1209,9 +1209,9 @@
           <w:u w:val="single"/>
         </w:rPr>
         <w:t xml:space="preserve">
-          <w:hyperlink r:id="rId49" w:tgtFrame="_blank">
-            <w:r>
-              <w:t xml:space="preserve">Clinical Guidance and Practical Recommendations for Probiotic Use in Patients With Irritable Bowel Syndrome, Functional Constipation, and Clostridium difficile Infection Considering Sex-based Differences.</w:t>
+          <w:hyperlink r:id="rId20" w:tgtFrame="_blank">
+            <w:r>
+              <w:t xml:space="preserve">Difficile to treat: advanced management strategies in difficult to treat clostridioides difficile infections.</w:t>
             </w:r>
           </w:hyperlink>
         </w:t>
@@ -1255,9 +1255,9 @@
           <w:u w:val="single"/>
         </w:rPr>
         <w:t xml:space="preserve">
-          <w:hyperlink r:id="rId50" w:tgtFrame="_blank">
-            <w:r>
-              <w:t xml:space="preserve">Advance Microbiota Transplantation: A Novel Addition-Subtraction Paradigm for Optimising Faecal Microbiota Transplantation.</w:t>
+          <w:hyperlink r:id="rId21" w:tgtFrame="_blank">
+            <w:r>
+              <w:t xml:space="preserve">Predictors of Recurrent Clostridioides difficile Infection.</w:t>
             </w:r>
           </w:hyperlink>
         </w:t>
@@ -1301,9 +1301,9 @@
           <w:u w:val="single"/>
         </w:rPr>
         <w:t xml:space="preserve">
-          <w:hyperlink r:id="rId51" w:tgtFrame="_blank">
-            <w:r>
-              <w:t xml:space="preserve">Diagnosis and Treatment of Clostridioides difficile Infection.</w:t>
+          <w:hyperlink r:id="rId22" w:tgtFrame="_blank">
+            <w:r>
+              <w:t xml:space="preserve">Clinical response and risk factors of fecal microbiota transplantation in children: a systematic review and meta-analysis.</w:t>
             </w:r>
           </w:hyperlink>
         </w:t>
@@ -1347,9 +1347,9 @@
           <w:u w:val="single"/>
         </w:rPr>
         <w:t xml:space="preserve">
-          <w:hyperlink r:id="rId52" w:tgtFrame="_blank">
-            <w:r>
-              <w:t xml:space="preserve">Randomized double-blind clinical trial evaluating the effectiveness and safety of secondary prophylaxis with oral vancomycin versus placebo in the prevention of recurrence of clostridioides difficile infection in patients receiving systemic antibiotic therapy (PREVAN trial).</w:t>
+          <w:hyperlink r:id="rId23" w:tgtFrame="_blank">
+            <w:r>
+              <w:t xml:space="preserve">Gastroenterology/Hepatology: What You May Have Missed in 2025.</w:t>
             </w:r>
           </w:hyperlink>
         </w:t>
@@ -1393,9 +1393,9 @@
           <w:u w:val="single"/>
         </w:rPr>
         <w:t xml:space="preserve">
-          <w:hyperlink r:id="rId53" w:tgtFrame="_blank">
-            <w:r>
-              <w:t xml:space="preserve">Methodological insights into fecal microbiota transplantation: Dissecting key approaches for success.</w:t>
+          <w:hyperlink r:id="rId24" w:tgtFrame="_blank">
+            <w:r>
+              <w:t xml:space="preserve">Clinical application of fecal microbiota transplantation and its influencing factors.</w:t>
             </w:r>
           </w:hyperlink>
         </w:t>
@@ -1439,9 +1439,9 @@
           <w:u w:val="single"/>
         </w:rPr>
         <w:t xml:space="preserve">
-          <w:hyperlink r:id="rId54" w:tgtFrame="_blank">
-            <w:r>
-              <w:t xml:space="preserve">Refractory Clostridioides difficile Colitis in a Patient With Hidradenitis Suppurativa: Consequences of Long-Term Clindamycin and Multi-agent Anti-TNF Therapy.</w:t>
+          <w:hyperlink r:id="rId25" w:tgtFrame="_blank">
+            <w:r>
+              <w:t xml:space="preserve">Not just passengers: Phages as agents of genetic exchange in fecal microbiota transplantation.</w:t>
             </w:r>
           </w:hyperlink>
         </w:t>
@@ -1485,9 +1485,9 @@
           <w:u w:val="single"/>
         </w:rPr>
         <w:t xml:space="preserve">
-          <w:hyperlink r:id="rId55" w:tgtFrame="_blank">
-            <w:r>
-              <w:t xml:space="preserve">Clostridioides difficile i nfections surveillance in Belgium: trends and insights from 2013 to 2024.</w:t>
+          <w:hyperlink r:id="rId26" w:tgtFrame="_blank">
+            <w:r>
+              <w:t xml:space="preserve">Re-establishing bile acid composition after treatment of recurrent Clostridioides difficile infection with fecal microbiota transplantation compared with oral vancomycin or a 12-strain bacterial mixture.</w:t>
             </w:r>
           </w:hyperlink>
         </w:t>
@@ -1531,9 +1531,9 @@
           <w:u w:val="single"/>
         </w:rPr>
         <w:t xml:space="preserve">
-          <w:hyperlink r:id="rId56" w:tgtFrame="_blank">
-            <w:r>
-              <w:t xml:space="preserve">Is Clostridioides difficile superinfection a major causative factor for acute flares associated with moderate to severe ulcerative colitis in northern India?</w:t>
+          <w:hyperlink r:id="rId27" w:tgtFrame="_blank">
+            <w:r>
+              <w:t xml:space="preserve">Eosinopenia is associated with worse outcomes in hospitalized patients with Clostridioides difficile infection in South Korea.</w:t>
             </w:r>
           </w:hyperlink>
         </w:t>
@@ -1577,9 +1577,9 @@
           <w:u w:val="single"/>
         </w:rPr>
         <w:t xml:space="preserve">
-          <w:hyperlink r:id="rId57" w:tgtFrame="_blank">
-            <w:r>
-              <w:t xml:space="preserve">Ionomycin Exhibits Potent and Selective Bactericidal Activity Against Clostridioides difficile Through Calcium-Dependent Membrane Disruption.</w:t>
+          <w:hyperlink r:id="rId28" w:tgtFrame="_blank">
+            <w:r>
+              <w:t xml:space="preserve">Antibiotic Exposure Patterns and Clinical Outcomes Preceding Clostridioides difficile Infection: A Retrospective Observational Study.</w:t>
             </w:r>
           </w:hyperlink>
         </w:t>
@@ -1623,9 +1623,9 @@
           <w:u w:val="single"/>
         </w:rPr>
         <w:t xml:space="preserve">
-          <w:hyperlink r:id="rId58" w:tgtFrame="_blank">
-            <w:r>
-              <w:t xml:space="preserve">Blastocystis spp. in Fecal Microbiota Transplantation: Evidence, Policy, and the Screening Paradox.</w:t>
+          <w:hyperlink r:id="rId29" w:tgtFrame="_blank">
+            <w:r>
+              <w:t xml:space="preserve">Biofilm- and Spore-Disruptive Star-Shaped Poly(l-lysine)/Hyaluronic Acid Microgels for Targeted Oral Therapy of Clostridioides difficile Infection.</w:t>
             </w:r>
           </w:hyperlink>
         </w:t>
@@ -1669,9 +1669,9 @@
           <w:u w:val="single"/>
         </w:rPr>
         <w:t xml:space="preserve">
-          <w:hyperlink r:id="rId59" w:tgtFrame="_blank">
-            <w:r>
-              <w:t xml:space="preserve">A global evaluation of the use of faecal microbiota transplant (FMT).</w:t>
+          <w:hyperlink r:id="rId30" w:tgtFrame="_blank">
+            <w:r>
+              <w:t xml:space="preserve">Newer Therapeutics to Selectively Kill Clostridioides difficile and Restore the Microbiome.</w:t>
             </w:r>
           </w:hyperlink>
         </w:t>
@@ -1715,9 +1715,9 @@
           <w:u w:val="single"/>
         </w:rPr>
         <w:t xml:space="preserve">
-          <w:hyperlink r:id="rId60" w:tgtFrame="_blank">
-            <w:r>
-              <w:t xml:space="preserve">Long-term effectiveness and safety of colonoscopy-guided Fecal Microbiota Transplantation in recurrent Clostridiodes difficile infection: a prospective case series.</w:t>
+          <w:hyperlink r:id="rId31" w:tgtFrame="_blank">
+            <w:r>
+              <w:t xml:space="preserve">Heart Failure Incidence and Risk Factors in U.S. Adults Receiving Bezlotoxumab: A Large Database Analysis.</w:t>
             </w:r>
           </w:hyperlink>
         </w:t>
@@ -1761,9 +1761,9 @@
           <w:u w:val="single"/>
         </w:rPr>
         <w:t xml:space="preserve">
-          <w:hyperlink r:id="rId61" w:tgtFrame="_blank">
-            <w:r>
-              <w:t xml:space="preserve">Whole-genome characteristics of isolates from recurrent Clostridioides difficile infections.</w:t>
+          <w:hyperlink r:id="rId32" w:tgtFrame="_blank">
+            <w:r>
+              <w:t xml:space="preserve">Derivation and validation of a prediction model for primary and recurrent Clostridioides difficile infection among the hematopoietic cell transplantation population.</w:t>
             </w:r>
           </w:hyperlink>
         </w:t>
@@ -1807,9 +1807,9 @@
           <w:u w:val="single"/>
         </w:rPr>
         <w:t xml:space="preserve">
-          <w:hyperlink r:id="rId62" w:tgtFrame="_blank">
-            <w:r>
-              <w:t xml:space="preserve">Pharmacological reduction of neutrophil infiltration reduces Clostridioides difficile infection severity.</w:t>
+          <w:hyperlink r:id="rId33" w:tgtFrame="_blank">
+            <w:r>
+              <w:t xml:space="preserve">Safety of short versus extended antibiotic therapy for neutropenic fever after hematopoietic cell transplantation.</w:t>
             </w:r>
           </w:hyperlink>
         </w:t>
@@ -1853,9 +1853,9 @@
           <w:u w:val="single"/>
         </w:rPr>
         <w:t xml:space="preserve">
-          <w:hyperlink r:id="rId63" w:tgtFrame="_blank">
-            <w:r>
-              <w:t xml:space="preserve">Robotic Single-Incision Laparoscopic Surgery for the Management of Endometriosis: First Experience Via the Da Vinci SP Platform.</w:t>
+          <w:hyperlink r:id="rId34" w:tgtFrame="_blank">
+            <w:r>
+              <w:t xml:space="preserve">Effectiveness of fidaxomicin in preventing recurrence after initial community-associated Clostridioides difficile infection.</w:t>
             </w:r>
           </w:hyperlink>
         </w:t>
@@ -1899,9 +1899,9 @@
           <w:u w:val="single"/>
         </w:rPr>
         <w:t xml:space="preserve">
-          <w:hyperlink r:id="rId64" w:tgtFrame="_blank">
-            <w:r>
-              <w:t xml:space="preserve">An update on Clostridioides difficile population structure and genomics.</w:t>
+          <w:hyperlink r:id="rId35" w:tgtFrame="_blank">
+            <w:r>
+              <w:t xml:space="preserve">Antimicrobial susceptibility and virulence gene analysis of Clostridioides difficile from healthcare-associated infections in Southern Brazil.</w:t>
             </w:r>
           </w:hyperlink>
         </w:t>
@@ -1945,9 +1945,9 @@
           <w:u w:val="single"/>
         </w:rPr>
         <w:t xml:space="preserve">
-          <w:hyperlink r:id="rId65" w:tgtFrame="_blank">
-            <w:r>
-              <w:t xml:space="preserve">Metronidazole versus Vancomycin for a Moderate Clostridioides difficile Infection Defined by the Japanese Severity Score (MN Criteria): A Propensity Score-Matched Cohort Study.</w:t>
+          <w:hyperlink r:id="rId36" w:tgtFrame="_blank">
+            <w:r>
+              <w:t xml:space="preserve">Short-term clinical and radiographic outcomes after isolated medial patellofemoral ligament reconstruction for recurrent and first-time traumatic patellar dislocation with severe trochlear dysplasia, increased tibial tuberosity-trochlear groove distance, patella alta and lower extremity torsion deformities.</w:t>
             </w:r>
           </w:hyperlink>
         </w:t>
@@ -1991,9 +1991,9 @@
           <w:u w:val="single"/>
         </w:rPr>
         <w:t xml:space="preserve">
-          <w:hyperlink r:id="rId66" w:tgtFrame="_blank">
-            <w:r>
-              <w:t xml:space="preserve">Successful fecal microbiota transplants in post-antibiotic treated recurrent Clostridioides difficile patients induce acylcarnitine and sphingolipid lipidomic shifts.</w:t>
+          <w:hyperlink r:id="rId37" w:tgtFrame="_blank">
+            <w:r>
+              <w:t xml:space="preserve">Initial vancomycin taper may reduce early recurrence of Clostridioides difficile infection.</w:t>
             </w:r>
           </w:hyperlink>
         </w:t>
@@ -2037,9 +2037,9 @@
           <w:u w:val="single"/>
         </w:rPr>
         <w:t xml:space="preserve">
-          <w:hyperlink r:id="rId67" w:tgtFrame="_blank">
-            <w:r>
-              <w:t xml:space="preserve">Association Between Clostridioides difficile Test Positivity and Colorectal Cancer Incidence in a Multisite Hospital-Based Retrospective Cohort Analysis.</w:t>
+          <w:hyperlink r:id="rId38" w:tgtFrame="_blank">
+            <w:r>
+              <w:t xml:space="preserve">Prediction Models for Recurrence and Mortality in Patients with Clostridioides difficile Infection: A Systematic Review and Meta-Analysis.</w:t>
             </w:r>
           </w:hyperlink>
         </w:t>
@@ -2083,9 +2083,9 @@
           <w:u w:val="single"/>
         </w:rPr>
         <w:t xml:space="preserve">
-          <w:hyperlink r:id="rId68" w:tgtFrame="_blank">
-            <w:r>
-              <w:t xml:space="preserve">Molecular epidemiology and clinical differentiation between Clostridioides difficile infection and colonization across three chicago medical centers.</w:t>
+          <w:hyperlink r:id="rId39" w:tgtFrame="_blank">
+            <w:r>
+              <w:t xml:space="preserve">Contact dependent suppression of Clostridioides difficile sporulation by enterococci requires the endocarditis and biofilm associated pilus.</w:t>
             </w:r>
           </w:hyperlink>
         </w:t>
@@ -2129,9 +2129,9 @@
           <w:u w:val="single"/>
         </w:rPr>
         <w:t xml:space="preserve">
-          <w:hyperlink r:id="rId69" w:tgtFrame="_blank">
-            <w:r>
-              <w:t xml:space="preserve">Proximity-ligation metagenomics reveals disease-specific mobilome dynamics in disrupted gut ecosystems.</w:t>
+          <w:hyperlink r:id="rId40" w:tgtFrame="_blank">
+            <w:r>
+              <w:t xml:space="preserve">Treating Initial and Recurrent C. difficile: A Retrospective Analysis of 100 Referred Patients.</w:t>
             </w:r>
           </w:hyperlink>
         </w:t>
@@ -2175,55 +2175,9 @@
           <w:u w:val="single"/>
         </w:rPr>
         <w:t xml:space="preserve">
-          <w:hyperlink r:id="rId70" w:tgtFrame="_blank">
-            <w:r>
-              <w:t xml:space="preserve">Dynamics of the microbiota in patients with Clostridioides difficile: Recurrence, treatment, sex, and immunosuppression.</w:t>
-            </w:r>
-          </w:hyperlink>
-        </w:t>
-      </w:r>
-    </w:p>
-    <w:p>
-      <w:pPr>
-        <w:shd w:val="clear" w:color="auto" w:fill="FFF2CC" w:themeFill="accent4" w:themeFillTint="33"/>
-        <w:spacing w:after="0"/>
-        <w:rPr>
-          <w:color w:val="0F50FF"/>
-          <w:u w:val="single"/>
-        </w:rPr>
-      </w:pPr>
-      <w:r>
-        <w:rPr>
-          <w:color w:val="0F50FF"/>
-          <w:u w:val="single"/>
-        </w:rPr>
-        <w:t xml:space="preserve"/>
-      </w:r>
-    </w:p>
-    <w:p>
-      <w:pPr>
-        <w:pStyle w:val="ListParagraph"/>
-        <w:numPr>
-          <w:ilvl w:val="0"/>
-          <w:numId w:val="2"/>
-        </w:numPr>
-        <w:shd w:val="clear" w:color="auto" w:fill="FFF2CC" w:themeFill="accent4" w:themeFillTint="33"/>
-        <w:spacing w:after="0" w:line="240" w:lineRule="auto"/>
-        <w:ind w:left="357" w:hanging="357"/>
-        <w:rPr>
-          <w:color w:val="0F50FF"/>
-          <w:u w:val="single"/>
-        </w:rPr>
-      </w:pPr>
-      <w:r>
-        <w:rPr>
-          <w:color w:val="0F50FF"/>
-          <w:u w:val="single"/>
-        </w:rPr>
-        <w:t xml:space="preserve">
-          <w:hyperlink r:id="rId71" w:tgtFrame="_blank">
-            <w:r>
-              <w:t xml:space="preserve">Hidden failure modes of large language models in healthcare-associated infection surveillance: a structured evaluation using NHSN definitions.</w:t>
+          <w:hyperlink r:id="rId41" w:tgtFrame="_blank">
+            <w:r>
+              <w:t xml:space="preserve">In Vitro Measurement of Clostridioides difficile Biofilm Formation Induced by Gut and Microbiota-Derived Signals.</w:t>
             </w:r>
           </w:hyperlink>
         </w:t>
@@ -2307,9 +2261,9 @@
           <w:u w:val="single"/>
         </w:rPr>
         <w:t xml:space="preserve">
-          <w:hyperlink r:id="rId12" w:tgtFrame="_blank">
-            <w:r>
-              <w:t xml:space="preserve">Consequences of applying two-step or three-step/multistep algorithm in the diagnosis of Clostridioides difficile infection.</w:t>
+          <w:hyperlink r:id="rId86" w:tgtFrame="_blank">
+            <w:r>
+              <w:t xml:space="preserve">Impact of positive donor blood cultures on solid organ transplant recipient outcomes.</w:t>
             </w:r>
           </w:hyperlink>
         </w:t>
@@ -2351,9 +2305,9 @@
           <w:u w:val="single"/>
         </w:rPr>
         <w:t xml:space="preserve">
-          <w:hyperlink r:id="rId13" w:tgtFrame="_blank">
-            <w:r>
-              <w:t xml:space="preserve">Antibiotic and Nonantibiotic Drugs Associated With Clostridioides difficile Infection Risk: a Pharmacopoeia-Wide Case-Cohort Study.</w:t>
+          <w:hyperlink r:id="rId87" w:tgtFrame="_blank">
+            <w:r>
+              <w:t xml:space="preserve">Foodborne infections and intoxications in Poland in 2021-2023.</w:t>
             </w:r>
           </w:hyperlink>
         </w:t>
@@ -2395,9 +2349,9 @@
           <w:u w:val="single"/>
         </w:rPr>
         <w:t xml:space="preserve">
-          <w:hyperlink r:id="rId14" w:tgtFrame="_blank">
-            <w:r>
-              <w:t xml:space="preserve">Spatial metabolomics reveals the therapeutic mechanisms of Shengjiang Xiexin decoction in modulating gut-liver axis fatty acid metabolism for the treatment of Clostridioides difficile infection.</w:t>
+          <w:hyperlink r:id="rId88" w:tgtFrame="_blank">
+            <w:r>
+              <w:t xml:space="preserve">A Clostridioides difficile Active Surveillance Program to identify Positive High-Risk Patients on Admit.</w:t>
             </w:r>
           </w:hyperlink>
         </w:t>
@@ -2439,9 +2393,9 @@
           <w:u w:val="single"/>
         </w:rPr>
         <w:t xml:space="preserve">
-          <w:hyperlink r:id="rId15" w:tgtFrame="_blank">
-            <w:r>
-              <w:t xml:space="preserve">Toxic Megacolon With a Positive Clostridioides difficile Antigen but Negative Toxin Assay.</w:t>
+          <w:hyperlink r:id="rId89" w:tgtFrame="_blank">
+            <w:r>
+              <w:t xml:space="preserve">CSPG4 Mediates Inflammatory, Cell Death, and Senescence Responses in Enteric Glia Exposed to Clostridioides difficile Toxins.</w:t>
             </w:r>
           </w:hyperlink>
         </w:t>
@@ -2483,9 +2437,9 @@
           <w:u w:val="single"/>
         </w:rPr>
         <w:t xml:space="preserve">
-          <w:hyperlink r:id="rId16" w:tgtFrame="_blank">
-            <w:r>
-              <w:t xml:space="preserve">Relationship between Clostridioides Difficile Infections and Antimicrobial Use in Patients with Hematopoietic Diseases.</w:t>
+          <w:hyperlink r:id="rId90" w:tgtFrame="_blank">
+            <w:r>
+              <w:t xml:space="preserve">Cessation of amoxicillin-clavulanate selective reporting and association with antibiotic prescribing and C. difficile infection in Ontario, Canada, 2017-2024: An ecological study.</w:t>
             </w:r>
           </w:hyperlink>
         </w:t>
@@ -2527,9 +2481,9 @@
           <w:u w:val="single"/>
         </w:rPr>
         <w:t xml:space="preserve">
-          <w:hyperlink r:id="rId17" w:tgtFrame="_blank">
-            <w:r>
-              <w:t xml:space="preserve">Clinical features of NAAT-positive, toxin-negative Clostridioides difficile infections in South Korea.</w:t>
+          <w:hyperlink r:id="rId91" w:tgtFrame="_blank">
+            <w:r>
+              <w:t xml:space="preserve">The Clinical Significance of Real-Time PCR Cycle Threshold (Ct) Values in Clostridioides difficile Infection.</w:t>
             </w:r>
           </w:hyperlink>
         </w:t>
@@ -2571,9 +2525,9 @@
           <w:u w:val="single"/>
         </w:rPr>
         <w:t xml:space="preserve">
-          <w:hyperlink r:id="rId18" w:tgtFrame="_blank">
-            <w:r>
-              <w:t xml:space="preserve">Clostridioides difficile Infection: Harmonizing Patient Care.</w:t>
+          <w:hyperlink r:id="rId92" w:tgtFrame="_blank">
+            <w:r>
+              <w:t xml:space="preserve">Racial disparities in healthcare-associated infections: a systematic review and meta-analysis.</w:t>
             </w:r>
           </w:hyperlink>
         </w:t>
@@ -2615,9 +2569,9 @@
           <w:u w:val="single"/>
         </w:rPr>
         <w:t xml:space="preserve">
-          <w:hyperlink r:id="rId19" w:tgtFrame="_blank">
-            <w:r>
-              <w:t xml:space="preserve">Comparison of Oral Cephalosporin and Penicillin Step-Down Therapy for the Treatment of Gram-Negative Blood Stream Infections: A Retrospective Observational Study.</w:t>
+          <w:hyperlink r:id="rId93" w:tgtFrame="_blank">
+            <w:r>
+              <w:t xml:space="preserve">Impact of incorporating electronic medical record tools on optimal antibiotic durations at discharge for uncomplicated community-acquired pneumonia: a quasi-experimental study.</w:t>
             </w:r>
           </w:hyperlink>
         </w:t>
@@ -2659,9 +2613,9 @@
           <w:u w:val="single"/>
         </w:rPr>
         <w:t xml:space="preserve">
-          <w:hyperlink r:id="rId20" w:tgtFrame="_blank">
-            <w:r>
-              <w:t xml:space="preserve">Efficacy of probiotic supplementation in preventing Clostridioides difficile infection: an umbrella review of systematic reviews and meta-analysis.</w:t>
+          <w:hyperlink r:id="rId94" w:tgtFrame="_blank">
+            <w:r>
+              <w:t xml:space="preserve">Impact of admission screening on Clostridioides difficile infection rates in a hematology-oncology and hematopoietic cell transplant unit.</w:t>
             </w:r>
           </w:hyperlink>
         </w:t>
@@ -2703,9 +2657,9 @@
           <w:u w:val="single"/>
         </w:rPr>
         <w:t xml:space="preserve">
-          <w:hyperlink r:id="rId21" w:tgtFrame="_blank">
-            <w:r>
-              <w:t xml:space="preserve">Penicillin Allergy Labels and High-risk Antibiotic Prescribing Among Incarcerated Individuals Receiving Antibiotics Across Four US Carceral Systems.</w:t>
+          <w:hyperlink r:id="rId95" w:tgtFrame="_blank">
+            <w:r>
+              <w:t xml:space="preserve">Variety of Clostridioides difficile Ribotypes in CDI Patients in Las Vegas, NV.</w:t>
             </w:r>
           </w:hyperlink>
         </w:t>
@@ -2747,9 +2701,9 @@
           <w:u w:val="single"/>
         </w:rPr>
         <w:t xml:space="preserve">
-          <w:hyperlink r:id="rId22" w:tgtFrame="_blank">
-            <w:r>
-              <w:t xml:space="preserve">Characterization of the Gut Microbiome of Patients with Clostridioides difficile Infection and Healthy Individuals in Greece.</w:t>
+          <w:hyperlink r:id="rId96" w:tgtFrame="_blank">
+            <w:r>
+              <w:t xml:space="preserve">Evaluation of COPAN FecalSwab and eSwab collection systems for the detection of Clostridioides difficile using the BD MAX Cdiff assay.</w:t>
             </w:r>
           </w:hyperlink>
         </w:t>
@@ -2791,9 +2745,9 @@
           <w:u w:val="single"/>
         </w:rPr>
         <w:t xml:space="preserve">
-          <w:hyperlink r:id="rId23" w:tgtFrame="_blank">
-            <w:r>
-              <w:t xml:space="preserve">Molecular Epidemiology of Toxigenic Clostridioides difficile Isolated from Bulgarian Patients and the Prevalence of Hypervirulent ST1 Clone.</w:t>
+          <w:hyperlink r:id="rId97" w:tgtFrame="_blank">
+            <w:r>
+              <w:t xml:space="preserve">Predictors, timing, and outcomes of Clostridium difficile infection following liver and pancreatic resection.</w:t>
             </w:r>
           </w:hyperlink>
         </w:t>
@@ -2835,9 +2789,9 @@
           <w:u w:val="single"/>
         </w:rPr>
         <w:t xml:space="preserve">
-          <w:hyperlink r:id="rId24" w:tgtFrame="_blank">
-            <w:r>
-              <w:t xml:space="preserve">Dietary fiber reduces mortality from secondary sepsis in a murine model of Clostridioides difficile infection.</w:t>
+          <w:hyperlink r:id="rId98" w:tgtFrame="_blank">
+            <w:r>
+              <w:t xml:space="preserve">Isolating C. difficile from Animal Samples.</w:t>
             </w:r>
           </w:hyperlink>
         </w:t>
@@ -2879,9 +2833,9 @@
           <w:u w:val="single"/>
         </w:rPr>
         <w:t xml:space="preserve">
-          <w:hyperlink r:id="rId25" w:tgtFrame="_blank">
-            <w:r>
-              <w:t xml:space="preserve">A Genomic Analysis of Community-Associated C. Difficile Infection Demonstrates Integration With National and International Strain Clusters and Limited Direct Transmission.</w:t>
+          <w:hyperlink r:id="rId99" w:tgtFrame="_blank">
+            <w:r>
+              <w:t xml:space="preserve">Clostridioides difficile Infection in Animals.</w:t>
             </w:r>
           </w:hyperlink>
         </w:t>
@@ -2923,9 +2877,9 @@
           <w:u w:val="single"/>
         </w:rPr>
         <w:t xml:space="preserve">
-          <w:hyperlink r:id="rId26" w:tgtFrame="_blank">
-            <w:r>
-              <w:t xml:space="preserve">Clostridioides difficile-Derived Extracellular Vesicles Induce Proinflammatory Responses in Macrophages.</w:t>
+          <w:hyperlink r:id="rId100" w:tgtFrame="_blank">
+            <w:r>
+              <w:t xml:space="preserve">Conventional, Gnotobiotic, and Humanized Microbiota Mouse Models of C. difficile Infection.</w:t>
             </w:r>
           </w:hyperlink>
         </w:t>
@@ -2967,229 +2921,9 @@
           <w:u w:val="single"/>
         </w:rPr>
         <w:t xml:space="preserve">
-          <w:hyperlink r:id="rId27" w:tgtFrame="_blank">
-            <w:r>
-              <w:t xml:space="preserve">The changes of fecal calprotectin and lactoferrin during Clostridioides difficile infection.</w:t>
-            </w:r>
-          </w:hyperlink>
-        </w:t>
-      </w:r>
-    </w:p>
-    <w:p>
-      <w:pPr>
-        <w:spacing w:after="0"/>
-        <w:rPr>
-          <w:color w:val="0F50FF"/>
-          <w:u w:val="single"/>
-        </w:rPr>
-      </w:pPr>
-      <w:r>
-        <w:rPr>
-          <w:color w:val="0F50FF"/>
-          <w:u w:val="single"/>
-        </w:rPr>
-        <w:t xml:space="preserve"/>
-      </w:r>
-    </w:p>
-    <w:p>
-      <w:pPr>
-        <w:pStyle w:val="ListParagraph"/>
-        <w:numPr>
-          <w:ilvl w:val="0"/>
-          <w:numId w:val="11"/>
-        </w:numPr>
-        <w:spacing w:after="0" w:line="240" w:lineRule="auto"/>
-        <w:ind w:left="357" w:hanging="357"/>
-        <w:rPr>
-          <w:color w:val="0F50FF"/>
-          <w:u w:val="single"/>
-        </w:rPr>
-      </w:pPr>
-      <w:r>
-        <w:rPr>
-          <w:color w:val="0F50FF"/>
-          <w:u w:val="single"/>
-        </w:rPr>
-        <w:t xml:space="preserve">
-          <w:hyperlink r:id="rId28" w:tgtFrame="_blank">
-            <w:r>
-              <w:t xml:space="preserve">Commonly prescribed drugs as risk factors for Clostridioides difficile infections: a Swedish population-based case-control study.</w:t>
-            </w:r>
-          </w:hyperlink>
-        </w:t>
-      </w:r>
-    </w:p>
-    <w:p>
-      <w:pPr>
-        <w:spacing w:after="0"/>
-        <w:rPr>
-          <w:color w:val="0F50FF"/>
-          <w:u w:val="single"/>
-        </w:rPr>
-      </w:pPr>
-      <w:r>
-        <w:rPr>
-          <w:color w:val="0F50FF"/>
-          <w:u w:val="single"/>
-        </w:rPr>
-        <w:t xml:space="preserve"/>
-      </w:r>
-    </w:p>
-    <w:p>
-      <w:pPr>
-        <w:pStyle w:val="ListParagraph"/>
-        <w:numPr>
-          <w:ilvl w:val="0"/>
-          <w:numId w:val="11"/>
-        </w:numPr>
-        <w:spacing w:after="0" w:line="240" w:lineRule="auto"/>
-        <w:ind w:left="357" w:hanging="357"/>
-        <w:rPr>
-          <w:color w:val="0F50FF"/>
-          <w:u w:val="single"/>
-        </w:rPr>
-      </w:pPr>
-      <w:r>
-        <w:rPr>
-          <w:color w:val="0F50FF"/>
-          <w:u w:val="single"/>
-        </w:rPr>
-        <w:t xml:space="preserve">
-          <w:hyperlink r:id="rId29" w:tgtFrame="_blank">
-            <w:r>
-              <w:t xml:space="preserve">Comparative safety of Potassium-competitive acid blockers on the risk of clostridium difficile infection: a multicenter cohort study.</w:t>
-            </w:r>
-          </w:hyperlink>
-        </w:t>
-      </w:r>
-    </w:p>
-    <w:p>
-      <w:pPr>
-        <w:spacing w:after="0"/>
-        <w:rPr>
-          <w:color w:val="0F50FF"/>
-          <w:u w:val="single"/>
-        </w:rPr>
-      </w:pPr>
-      <w:r>
-        <w:rPr>
-          <w:color w:val="0F50FF"/>
-          <w:u w:val="single"/>
-        </w:rPr>
-        <w:t xml:space="preserve"/>
-      </w:r>
-    </w:p>
-    <w:p>
-      <w:pPr>
-        <w:pStyle w:val="ListParagraph"/>
-        <w:numPr>
-          <w:ilvl w:val="0"/>
-          <w:numId w:val="11"/>
-        </w:numPr>
-        <w:spacing w:after="0" w:line="240" w:lineRule="auto"/>
-        <w:ind w:left="357" w:hanging="357"/>
-        <w:rPr>
-          <w:color w:val="0F50FF"/>
-          <w:u w:val="single"/>
-        </w:rPr>
-      </w:pPr>
-      <w:r>
-        <w:rPr>
-          <w:color w:val="0F50FF"/>
-          <w:u w:val="single"/>
-        </w:rPr>
-        <w:t xml:space="preserve">
-          <w:hyperlink r:id="rId30" w:tgtFrame="_blank">
-            <w:r>
-              <w:t xml:space="preserve">Impact of enteral feeding strategies on nosocomial Clostridioides difficile infection-induced diarrhea.</w:t>
-            </w:r>
-          </w:hyperlink>
-        </w:t>
-      </w:r>
-    </w:p>
-    <w:p>
-      <w:pPr>
-        <w:spacing w:after="0"/>
-        <w:rPr>
-          <w:color w:val="0F50FF"/>
-          <w:u w:val="single"/>
-        </w:rPr>
-      </w:pPr>
-      <w:r>
-        <w:rPr>
-          <w:color w:val="0F50FF"/>
-          <w:u w:val="single"/>
-        </w:rPr>
-        <w:t xml:space="preserve"/>
-      </w:r>
-    </w:p>
-    <w:p>
-      <w:pPr>
-        <w:pStyle w:val="ListParagraph"/>
-        <w:numPr>
-          <w:ilvl w:val="0"/>
-          <w:numId w:val="11"/>
-        </w:numPr>
-        <w:spacing w:after="0" w:line="240" w:lineRule="auto"/>
-        <w:ind w:left="357" w:hanging="357"/>
-        <w:rPr>
-          <w:color w:val="0F50FF"/>
-          <w:u w:val="single"/>
-        </w:rPr>
-      </w:pPr>
-      <w:r>
-        <w:rPr>
-          <w:color w:val="0F50FF"/>
-          <w:u w:val="single"/>
-        </w:rPr>
-        <w:t xml:space="preserve">
-          <w:hyperlink r:id="rId31" w:tgtFrame="_blank">
-            <w:r>
-              <w:t xml:space="preserve">Clostridioides difficile Colonization and Infection in Pediatric Oncology and Stem Cell Transplant Patients.</w:t>
-            </w:r>
-          </w:hyperlink>
-        </w:t>
-      </w:r>
-    </w:p>
-    <w:p>
-      <w:pPr>
-        <w:spacing w:after="0"/>
-        <w:rPr>
-          <w:color w:val="0F50FF"/>
-          <w:u w:val="single"/>
-        </w:rPr>
-      </w:pPr>
-      <w:r>
-        <w:rPr>
-          <w:color w:val="0F50FF"/>
-          <w:u w:val="single"/>
-        </w:rPr>
-        <w:t xml:space="preserve"/>
-      </w:r>
-    </w:p>
-    <w:p>
-      <w:pPr>
-        <w:pStyle w:val="ListParagraph"/>
-        <w:numPr>
-          <w:ilvl w:val="0"/>
-          <w:numId w:val="11"/>
-        </w:numPr>
-        <w:spacing w:after="0" w:line="240" w:lineRule="auto"/>
-        <w:ind w:left="357" w:hanging="357"/>
-        <w:rPr>
-          <w:color w:val="0F50FF"/>
-          <w:u w:val="single"/>
-        </w:rPr>
-      </w:pPr>
-      <w:r>
-        <w:rPr>
-          <w:color w:val="0F50FF"/>
-          <w:u w:val="single"/>
-        </w:rPr>
-        <w:t xml:space="preserve">
-          <w:hyperlink r:id="rId32" w:tgtFrame="_blank">
-            <w:r>
-              <w:t xml:space="preserve">Unveiling the Th17/Treg imbalance: a key player in Clostridioides difficile-induced infection.</w:t>
+          <w:hyperlink r:id="rId101" w:tgtFrame="_blank">
+            <w:r>
+              <w:t xml:space="preserve">Beyond difficile: three novel toxin B-producing Clostridioides species from human patients with diarrhea.</w:t>
             </w:r>
           </w:hyperlink>
         </w:t>
@@ -3286,9 +3020,97 @@
           <w:u w:val="single"/>
         </w:rPr>
         <w:t xml:space="preserve">
-          <w:hyperlink r:id="rId79" w:tgtFrame="_blank">
-            <w:r>
-              <w:t xml:space="preserve">Current trends and updates on the emerging role of fecal microbiota transplantation in the treatment of neurodegenerative diseases.</w:t>
+          <w:hyperlink r:id="rId48" w:tgtFrame="_blank">
+            <w:r>
+              <w:t xml:space="preserve">Fecal Microbiota Transplantation Rapidly Reduces Systemic Inflammation and Resolves C. difficile Pseudomembranous Colitis.</w:t>
+            </w:r>
+          </w:hyperlink>
+        </w:t>
+      </w:r>
+    </w:p>
+    <w:p>
+      <w:pPr>
+        <w:spacing w:after="0"/>
+        <w:rPr>
+          <w:color w:val="0F50FF"/>
+          <w:u w:val="single"/>
+        </w:rPr>
+      </w:pPr>
+      <w:r>
+        <w:rPr>
+          <w:color w:val="0F50FF"/>
+          <w:u w:val="single"/>
+        </w:rPr>
+        <w:t xml:space="preserve"/>
+      </w:r>
+    </w:p>
+    <w:p>
+      <w:pPr>
+        <w:pStyle w:val="ListParagraph"/>
+        <w:numPr>
+          <w:ilvl w:val="0"/>
+          <w:numId w:val="12"/>
+        </w:numPr>
+        <w:spacing w:after="0" w:line="240" w:lineRule="auto"/>
+        <w:ind w:left="357" w:hanging="357"/>
+        <w:rPr>
+          <w:color w:val="0F50FF"/>
+          <w:u w:val="single"/>
+        </w:rPr>
+      </w:pPr>
+      <w:r>
+        <w:rPr>
+          <w:color w:val="0F50FF"/>
+          <w:u w:val="single"/>
+        </w:rPr>
+        <w:t xml:space="preserve">
+          <w:hyperlink r:id="rId49" w:tgtFrame="_blank">
+            <w:r>
+              <w:t xml:space="preserve">Immunotherapy with Guts: A review of microbial therapeutic adjuncts for immunotherapy in solid tumors.</w:t>
+            </w:r>
+          </w:hyperlink>
+        </w:t>
+      </w:r>
+    </w:p>
+    <w:p>
+      <w:pPr>
+        <w:spacing w:after="0"/>
+        <w:rPr>
+          <w:color w:val="0F50FF"/>
+          <w:u w:val="single"/>
+        </w:rPr>
+      </w:pPr>
+      <w:r>
+        <w:rPr>
+          <w:color w:val="0F50FF"/>
+          <w:u w:val="single"/>
+        </w:rPr>
+        <w:t xml:space="preserve"/>
+      </w:r>
+    </w:p>
+    <w:p>
+      <w:pPr>
+        <w:pStyle w:val="ListParagraph"/>
+        <w:numPr>
+          <w:ilvl w:val="0"/>
+          <w:numId w:val="12"/>
+        </w:numPr>
+        <w:spacing w:after="0" w:line="240" w:lineRule="auto"/>
+        <w:ind w:left="357" w:hanging="357"/>
+        <w:rPr>
+          <w:color w:val="0F50FF"/>
+          <w:u w:val="single"/>
+        </w:rPr>
+      </w:pPr>
+      <w:r>
+        <w:rPr>
+          <w:color w:val="0F50FF"/>
+          <w:u w:val="single"/>
+        </w:rPr>
+        <w:t xml:space="preserve">
+          <w:hyperlink r:id="rId50" w:tgtFrame="_blank">
+            <w:r>
+              <w:t xml:space="preserve">Comparative effectiveness of vancomycin and fidaxomicin in the treatment of Clostridioides difficile-associated diarrhea: A single-center experience in Taiwan.</w:t>
             </w:r>
           </w:hyperlink>
         </w:t>
@@ -3384,9 +3206,9 @@
           <w:u w:val="single"/>
         </w:rPr>
         <w:t xml:space="preserve">
-          <w:hyperlink r:id="rId33" w:tgtFrame="_blank">
-            <w:r>
-              <w:t xml:space="preserve">Pooled analyses of Clostridioides difficile vaccine trials identify baseline predictors for vaccine response.</w:t>
+          <w:hyperlink r:id="rId13" w:tgtFrame="_blank">
+            <w:r>
+              <w:t xml:space="preserve">Epidemiology of community-treated and hospitalized Clostridioides difficile infection and estimation of attributable hospitalization costs in France, 2015-2019.</w:t>
             </w:r>
           </w:hyperlink>
         </w:t>
@@ -3428,9 +3250,9 @@
           <w:u w:val="single"/>
         </w:rPr>
         <w:t xml:space="preserve">
-          <w:hyperlink r:id="rId34" w:tgtFrame="_blank">
-            <w:r>
-              <w:t xml:space="preserve">Modeling Clostridioides difficile toxin pathogenesis and antiserum protection in an immunocompetent intestine-on-chip platform.</w:t>
+          <w:hyperlink r:id="rId14" w:tgtFrame="_blank">
+            <w:r>
+              <w:t xml:space="preserve">Burden of diarrhoeal diseases among hospitalised patients in Thailand: a retrospective national database analysis (2014-2022).</w:t>
             </w:r>
           </w:hyperlink>
         </w:t>
@@ -3472,9 +3294,9 @@
           <w:u w:val="single"/>
         </w:rPr>
         <w:t xml:space="preserve">
-          <w:hyperlink r:id="rId35" w:tgtFrame="_blank">
-            <w:r>
-              <w:t xml:space="preserve">Measles epidemiology in Australia: 2014 to 2024.</w:t>
+          <w:hyperlink r:id="rId15" w:tgtFrame="_blank">
+            <w:r>
+              <w:t xml:space="preserve">Tracking Canada's 2015 vaccine research and development priorities: Where are we a decade later?</w:t>
             </w:r>
           </w:hyperlink>
         </w:t>
@@ -3516,9 +3338,141 @@
           <w:u w:val="single"/>
         </w:rPr>
         <w:t xml:space="preserve">
-          <w:hyperlink r:id="rId36" w:tgtFrame="_blank">
-            <w:r>
-              <w:t xml:space="preserve">Investment in cross-jurisdictional relationships results in a streamlined and efficient response by public health units to an imported case of measles in Far North Queensland and the Northern Territory, Australia, 2025.</w:t>
+          <w:hyperlink r:id="rId16" w:tgtFrame="_blank">
+            <w:r>
+              <w:t xml:space="preserve">Cell Death Index Predicts Sepsis Outcomes and Highlights Necroptosis as a Therapeutic Target.</w:t>
+            </w:r>
+          </w:hyperlink>
+        </w:t>
+      </w:r>
+    </w:p>
+    <w:p>
+      <w:pPr>
+        <w:spacing w:after="0"/>
+        <w:rPr>
+          <w:color w:val="0F50FF"/>
+          <w:u w:val="single"/>
+        </w:rPr>
+      </w:pPr>
+      <w:r>
+        <w:rPr>
+          <w:color w:val="0F50FF"/>
+          <w:u w:val="single"/>
+        </w:rPr>
+        <w:t xml:space="preserve"/>
+      </w:r>
+    </w:p>
+    <w:p>
+      <w:pPr>
+        <w:pStyle w:val="ListParagraph"/>
+        <w:numPr>
+          <w:ilvl w:val="0"/>
+          <w:numId w:val="13"/>
+        </w:numPr>
+        <w:spacing w:after="0" w:line="240" w:lineRule="auto"/>
+        <w:ind w:left="357" w:hanging="357"/>
+        <w:rPr>
+          <w:color w:val="0F50FF"/>
+          <w:u w:val="single"/>
+        </w:rPr>
+      </w:pPr>
+      <w:r>
+        <w:rPr>
+          <w:color w:val="0F50FF"/>
+          <w:u w:val="single"/>
+        </w:rPr>
+        <w:t xml:space="preserve">
+          <w:hyperlink r:id="rId17" w:tgtFrame="_blank">
+            <w:r>
+              <w:t xml:space="preserve">Effectiveness of COVID-19 vaccine booster doses in adults aged 50 years and over during the Omicron period in Victoria, Australia.</w:t>
+            </w:r>
+          </w:hyperlink>
+        </w:t>
+      </w:r>
+    </w:p>
+    <w:p>
+      <w:pPr>
+        <w:spacing w:after="0"/>
+        <w:rPr>
+          <w:color w:val="0F50FF"/>
+          <w:u w:val="single"/>
+        </w:rPr>
+      </w:pPr>
+      <w:r>
+        <w:rPr>
+          <w:color w:val="0F50FF"/>
+          <w:u w:val="single"/>
+        </w:rPr>
+        <w:t xml:space="preserve"/>
+      </w:r>
+    </w:p>
+    <w:p>
+      <w:pPr>
+        <w:pStyle w:val="ListParagraph"/>
+        <w:numPr>
+          <w:ilvl w:val="0"/>
+          <w:numId w:val="13"/>
+        </w:numPr>
+        <w:spacing w:after="0" w:line="240" w:lineRule="auto"/>
+        <w:ind w:left="357" w:hanging="357"/>
+        <w:rPr>
+          <w:color w:val="0F50FF"/>
+          <w:u w:val="single"/>
+        </w:rPr>
+      </w:pPr>
+      <w:r>
+        <w:rPr>
+          <w:color w:val="0F50FF"/>
+          <w:u w:val="single"/>
+        </w:rPr>
+        <w:t xml:space="preserve">
+          <w:hyperlink r:id="rId18" w:tgtFrame="_blank">
+            <w:r>
+              <w:t xml:space="preserve">When Polymerase Chain Reaction Positivity Is Not Disease: Implications for Clostridioides difficile Vaccine Trial Endpoints.</w:t>
+            </w:r>
+          </w:hyperlink>
+        </w:t>
+      </w:r>
+    </w:p>
+    <w:p>
+      <w:pPr>
+        <w:spacing w:after="0"/>
+        <w:rPr>
+          <w:color w:val="0F50FF"/>
+          <w:u w:val="single"/>
+        </w:rPr>
+      </w:pPr>
+      <w:r>
+        <w:rPr>
+          <w:color w:val="0F50FF"/>
+          <w:u w:val="single"/>
+        </w:rPr>
+        <w:t xml:space="preserve"/>
+      </w:r>
+    </w:p>
+    <w:p>
+      <w:pPr>
+        <w:pStyle w:val="ListParagraph"/>
+        <w:numPr>
+          <w:ilvl w:val="0"/>
+          <w:numId w:val="13"/>
+        </w:numPr>
+        <w:spacing w:after="0" w:line="240" w:lineRule="auto"/>
+        <w:ind w:left="357" w:hanging="357"/>
+        <w:rPr>
+          <w:color w:val="0F50FF"/>
+          <w:u w:val="single"/>
+        </w:rPr>
+      </w:pPr>
+      <w:r>
+        <w:rPr>
+          <w:color w:val="0F50FF"/>
+          <w:u w:val="single"/>
+        </w:rPr>
+        <w:t xml:space="preserve">
+          <w:hyperlink r:id="rId19" w:tgtFrame="_blank">
+            <w:r>
+              <w:t xml:space="preserve">Prevention and Control of Clostridioides difficile Infection for the Infectious Diseases Clinician.</w:t>
             </w:r>
           </w:hyperlink>
         </w:t>
@@ -3595,9 +3549,9 @@
           <w:u w:val="single"/>
         </w:rPr>
         <w:t xml:space="preserve">
-          <w:hyperlink r:id="rId75" w:tgtFrame="_blank">
-            <w:r>
-              <w:t xml:space="preserve">Antibiotic-induced microbiota disruption impairs neutrophil-mediated immunity to respiratory Aspergillus fumigatus infection in mice.</w:t>
+          <w:hyperlink r:id="rId42" w:tgtFrame="_blank">
+            <w:r>
+              <w:t xml:space="preserve">Vancomycin tolerance and dispersion of dual species biofilms of Clostridioides difficile and Vancomycin-resistant Enterococcus faecium.</w:t>
             </w:r>
           </w:hyperlink>
         </w:t>
@@ -3639,9 +3593,9 @@
           <w:u w:val="single"/>
         </w:rPr>
         <w:t xml:space="preserve">
-          <w:hyperlink r:id="rId76" w:tgtFrame="_blank">
-            <w:r>
-              <w:t xml:space="preserve">An Unlikely Culprit: Novel Case of Vancomycin Oral Solution-Induced Agranulocytosis.</w:t>
+          <w:hyperlink r:id="rId43" w:tgtFrame="_blank">
+            <w:r>
+              <w:t xml:space="preserve">Acidification-dependent suppression of C. difficile by pathogenic and commensal enterococci.</w:t>
             </w:r>
           </w:hyperlink>
         </w:t>
@@ -3683,9 +3637,9 @@
           <w:u w:val="single"/>
         </w:rPr>
         <w:t xml:space="preserve">
-          <w:hyperlink r:id="rId77" w:tgtFrame="_blank">
-            <w:r>
-              <w:t xml:space="preserve">Optimizing Patient-Zone Environmental Hygiene: The Way Forward.</w:t>
+          <w:hyperlink r:id="rId44" w:tgtFrame="_blank">
+            <w:r>
+              <w:t xml:space="preserve">Beyond the Colon: Clostridioides d ifficile Enteritis Presenting Following a Nissen Fundoplication.</w:t>
             </w:r>
           </w:hyperlink>
         </w:t>
@@ -3727,9 +3681,97 @@
           <w:u w:val="single"/>
         </w:rPr>
         <w:t xml:space="preserve">
-          <w:hyperlink r:id="rId78" w:tgtFrame="_blank">
-            <w:r>
-              <w:t xml:space="preserve">Decontamination of environmental surfaces in hospitals to reduce hospital-acquired infections: a systematic review.</w:t>
+          <w:hyperlink r:id="rId45" w:tgtFrame="_blank">
+            <w:r>
+              <w:t xml:space="preserve">Bridging the gap in AMR research: validation of a standardized Galleria mellonella model to evaluate Clostridioides difficile pathogenesis and treatment efficacy.</w:t>
+            </w:r>
+          </w:hyperlink>
+        </w:t>
+      </w:r>
+    </w:p>
+    <w:p>
+      <w:pPr>
+        <w:spacing w:after="0"/>
+        <w:rPr>
+          <w:color w:val="0F50FF"/>
+          <w:u w:val="single"/>
+        </w:rPr>
+      </w:pPr>
+      <w:r>
+        <w:rPr>
+          <w:color w:val="0F50FF"/>
+          <w:u w:val="single"/>
+        </w:rPr>
+        <w:t xml:space="preserve"/>
+      </w:r>
+    </w:p>
+    <w:p>
+      <w:pPr>
+        <w:pStyle w:val="ListParagraph"/>
+        <w:numPr>
+          <w:ilvl w:val="0"/>
+          <w:numId w:val="14"/>
+        </w:numPr>
+        <w:spacing w:after="0" w:line="240" w:lineRule="auto"/>
+        <w:ind w:left="357" w:hanging="357"/>
+        <w:rPr>
+          <w:color w:val="0F50FF"/>
+          <w:u w:val="single"/>
+        </w:rPr>
+      </w:pPr>
+      <w:r>
+        <w:rPr>
+          <w:color w:val="0F50FF"/>
+          <w:u w:val="single"/>
+        </w:rPr>
+        <w:t xml:space="preserve">
+          <w:hyperlink r:id="rId46" w:tgtFrame="_blank">
+            <w:r>
+              <w:t xml:space="preserve">ESBL positivity as an independent predictor of Clostridioides difficile infection: a retrospective cohort study.</w:t>
+            </w:r>
+          </w:hyperlink>
+        </w:t>
+      </w:r>
+    </w:p>
+    <w:p>
+      <w:pPr>
+        <w:spacing w:after="0"/>
+        <w:rPr>
+          <w:color w:val="0F50FF"/>
+          <w:u w:val="single"/>
+        </w:rPr>
+      </w:pPr>
+      <w:r>
+        <w:rPr>
+          <w:color w:val="0F50FF"/>
+          <w:u w:val="single"/>
+        </w:rPr>
+        <w:t xml:space="preserve"/>
+      </w:r>
+    </w:p>
+    <w:p>
+      <w:pPr>
+        <w:pStyle w:val="ListParagraph"/>
+        <w:numPr>
+          <w:ilvl w:val="0"/>
+          <w:numId w:val="14"/>
+        </w:numPr>
+        <w:spacing w:after="0" w:line="240" w:lineRule="auto"/>
+        <w:ind w:left="357" w:hanging="357"/>
+        <w:rPr>
+          <w:color w:val="0F50FF"/>
+          <w:u w:val="single"/>
+        </w:rPr>
+      </w:pPr>
+      <w:r>
+        <w:rPr>
+          <w:color w:val="0F50FF"/>
+          <w:u w:val="single"/>
+        </w:rPr>
+        <w:t xml:space="preserve">
+          <w:hyperlink r:id="rId47" w:tgtFrame="_blank">
+            <w:r>
+              <w:t xml:space="preserve">Vancomycin-resistant gut commensal Clostridium innocuum emerges as a pathobiont through synergy with toxigenic Clostridioides difficile.</w:t>
             </w:r>
           </w:hyperlink>
         </w:t>
@@ -3787,6 +3829,50 @@
         <w:t xml:space="preserve"/>
       </w:r>
     </w:p>
+    <w:p>
+      <w:pPr>
+        <w:pStyle w:val="ListParagraph"/>
+        <w:numPr>
+          <w:ilvl w:val="0"/>
+          <w:numId w:val="3"/>
+        </w:numPr>
+        <w:spacing w:after="0" w:line="240" w:lineRule="auto"/>
+        <w:ind w:left="357" w:hanging="357"/>
+        <w:rPr>
+          <w:color w:val="0F50FF"/>
+          <w:u w:val="single"/>
+        </w:rPr>
+      </w:pPr>
+      <w:r>
+        <w:rPr>
+          <w:color w:val="0F50FF"/>
+          <w:u w:val="single"/>
+        </w:rPr>
+        <w:t xml:space="preserve">
+          <w:hyperlink r:id="rId102" w:tgtFrame="_blank">
+            <w:r>
+              <w:t xml:space="preserve">A Rare Case of Concurrent Typhlitis and Clostridioides difficile Colitis in an Acute Myeloid Leukemia (AML) Patient Undergoing Chemotherapy.</w:t>
+            </w:r>
+          </w:hyperlink>
+        </w:t>
+      </w:r>
+    </w:p>
+    <w:p>
+      <w:pPr>
+        <w:spacing w:after="0"/>
+        <w:rPr>
+          <w:color w:val="0F50FF"/>
+          <w:u w:val="single"/>
+        </w:rPr>
+      </w:pPr>
+      <w:r>
+        <w:rPr>
+          <w:color w:val="0F50FF"/>
+          <w:u w:val="single"/>
+        </w:rPr>
+        <w:t xml:space="preserve"/>
+      </w:r>
+    </w:p>
     <w:p/>
     <w:p>
       <w:pPr>
@@ -3846,9 +3932,97 @@
           <w:u w:val="single"/>
         </w:rPr>
         <w:t xml:space="preserve">
-          <w:hyperlink r:id="rId79" w:tgtFrame="_blank">
-            <w:r>
-              <w:t xml:space="preserve">Current trends and updates on the emerging role of fecal microbiota transplantation in the treatment of neurodegenerative diseases.</w:t>
+          <w:hyperlink r:id="rId48" w:tgtFrame="_blank">
+            <w:r>
+              <w:t xml:space="preserve">Fecal Microbiota Transplantation Rapidly Reduces Systemic Inflammation and Resolves C. difficile Pseudomembranous Colitis.</w:t>
+            </w:r>
+          </w:hyperlink>
+        </w:t>
+      </w:r>
+    </w:p>
+    <w:p>
+      <w:pPr>
+        <w:spacing w:after="0"/>
+        <w:rPr>
+          <w:color w:val="0F50FF"/>
+          <w:u w:val="single"/>
+        </w:rPr>
+      </w:pPr>
+      <w:r>
+        <w:rPr>
+          <w:color w:val="0F50FF"/>
+          <w:u w:val="single"/>
+        </w:rPr>
+        <w:t xml:space="preserve"/>
+      </w:r>
+    </w:p>
+    <w:p>
+      <w:pPr>
+        <w:pStyle w:val="ListParagraph"/>
+        <w:numPr>
+          <w:ilvl w:val="0"/>
+          <w:numId w:val="4"/>
+        </w:numPr>
+        <w:spacing w:after="0" w:line="240" w:lineRule="auto"/>
+        <w:ind w:left="357" w:hanging="357"/>
+        <w:rPr>
+          <w:color w:val="0F50FF"/>
+          <w:u w:val="single"/>
+        </w:rPr>
+      </w:pPr>
+      <w:r>
+        <w:rPr>
+          <w:color w:val="0F50FF"/>
+          <w:u w:val="single"/>
+        </w:rPr>
+        <w:t xml:space="preserve">
+          <w:hyperlink r:id="rId49" w:tgtFrame="_blank">
+            <w:r>
+              <w:t xml:space="preserve">Immunotherapy with Guts: A review of microbial therapeutic adjuncts for immunotherapy in solid tumors.</w:t>
+            </w:r>
+          </w:hyperlink>
+        </w:t>
+      </w:r>
+    </w:p>
+    <w:p>
+      <w:pPr>
+        <w:spacing w:after="0"/>
+        <w:rPr>
+          <w:color w:val="0F50FF"/>
+          <w:u w:val="single"/>
+        </w:rPr>
+      </w:pPr>
+      <w:r>
+        <w:rPr>
+          <w:color w:val="0F50FF"/>
+          <w:u w:val="single"/>
+        </w:rPr>
+        <w:t xml:space="preserve"/>
+      </w:r>
+    </w:p>
+    <w:p>
+      <w:pPr>
+        <w:pStyle w:val="ListParagraph"/>
+        <w:numPr>
+          <w:ilvl w:val="0"/>
+          <w:numId w:val="4"/>
+        </w:numPr>
+        <w:spacing w:after="0" w:line="240" w:lineRule="auto"/>
+        <w:ind w:left="357" w:hanging="357"/>
+        <w:rPr>
+          <w:color w:val="0F50FF"/>
+          <w:u w:val="single"/>
+        </w:rPr>
+      </w:pPr>
+      <w:r>
+        <w:rPr>
+          <w:color w:val="0F50FF"/>
+          <w:u w:val="single"/>
+        </w:rPr>
+        <w:t xml:space="preserve">
+          <w:hyperlink r:id="rId50" w:tgtFrame="_blank">
+            <w:r>
+              <w:t xml:space="preserve">Comparative effectiveness of vancomycin and fidaxomicin in the treatment of Clostridioides difficile-associated diarrhea: A single-center experience in Taiwan.</w:t>
             </w:r>
           </w:hyperlink>
         </w:t>
@@ -3920,273 +4094,9 @@
           <w:u w:val="single"/>
         </w:rPr>
         <w:t xml:space="preserve">
-          <w:hyperlink r:id="rId80" w:tgtFrame="_blank">
-            <w:r>
-              <w:t xml:space="preserve">EXPRESS: Preliminary investigation of circulating methaemoglobin fraction in cats with sepsis: a small exploratory study.</w:t>
-            </w:r>
-          </w:hyperlink>
-        </w:t>
-      </w:r>
-    </w:p>
-    <w:p>
-      <w:pPr>
-        <w:spacing w:after="0"/>
-        <w:rPr>
-          <w:color w:val="0F50FF"/>
-          <w:u w:val="single"/>
-        </w:rPr>
-      </w:pPr>
-      <w:r>
-        <w:rPr>
-          <w:color w:val="0F50FF"/>
-          <w:u w:val="single"/>
-        </w:rPr>
-        <w:t xml:space="preserve"/>
-      </w:r>
-    </w:p>
-    <w:p>
-      <w:pPr>
-        <w:pStyle w:val="ListParagraph"/>
-        <w:numPr>
-          <w:ilvl w:val="0"/>
-          <w:numId w:val="5"/>
-        </w:numPr>
-        <w:spacing w:after="0" w:line="240" w:lineRule="auto"/>
-        <w:ind w:left="357" w:hanging="357"/>
-        <w:rPr>
-          <w:color w:val="0F50FF"/>
-          <w:u w:val="single"/>
-        </w:rPr>
-      </w:pPr>
-      <w:r>
-        <w:rPr>
-          <w:color w:val="0F50FF"/>
-          <w:u w:val="single"/>
-        </w:rPr>
-        <w:t xml:space="preserve">
-          <w:hyperlink r:id="rId81" w:tgtFrame="_blank">
-            <w:r>
-              <w:t xml:space="preserve">Controlled human influenza infection reveals heterogeneous expulsion of infectious virus into air.</w:t>
-            </w:r>
-          </w:hyperlink>
-        </w:t>
-      </w:r>
-    </w:p>
-    <w:p>
-      <w:pPr>
-        <w:spacing w:after="0"/>
-        <w:rPr>
-          <w:color w:val="0F50FF"/>
-          <w:u w:val="single"/>
-        </w:rPr>
-      </w:pPr>
-      <w:r>
-        <w:rPr>
-          <w:color w:val="0F50FF"/>
-          <w:u w:val="single"/>
-        </w:rPr>
-        <w:t xml:space="preserve"/>
-      </w:r>
-    </w:p>
-    <w:p>
-      <w:pPr>
-        <w:pStyle w:val="ListParagraph"/>
-        <w:numPr>
-          <w:ilvl w:val="0"/>
-          <w:numId w:val="5"/>
-        </w:numPr>
-        <w:spacing w:after="0" w:line="240" w:lineRule="auto"/>
-        <w:ind w:left="357" w:hanging="357"/>
-        <w:rPr>
-          <w:color w:val="0F50FF"/>
-          <w:u w:val="single"/>
-        </w:rPr>
-      </w:pPr>
-      <w:r>
-        <w:rPr>
-          <w:color w:val="0F50FF"/>
-          <w:u w:val="single"/>
-        </w:rPr>
-        <w:t xml:space="preserve">
-          <w:hyperlink r:id="rId82" w:tgtFrame="_blank">
-            <w:r>
-              <w:t xml:space="preserve">Balancing safety and effectiveness: parent preferences for fecal microbiota transplant and established therapies in pediatric inflammatory bowel disease-results of a multicenter Canadian study.</w:t>
-            </w:r>
-          </w:hyperlink>
-        </w:t>
-      </w:r>
-    </w:p>
-    <w:p>
-      <w:pPr>
-        <w:spacing w:after="0"/>
-        <w:rPr>
-          <w:color w:val="0F50FF"/>
-          <w:u w:val="single"/>
-        </w:rPr>
-      </w:pPr>
-      <w:r>
-        <w:rPr>
-          <w:color w:val="0F50FF"/>
-          <w:u w:val="single"/>
-        </w:rPr>
-        <w:t xml:space="preserve"/>
-      </w:r>
-    </w:p>
-    <w:p>
-      <w:pPr>
-        <w:pStyle w:val="ListParagraph"/>
-        <w:numPr>
-          <w:ilvl w:val="0"/>
-          <w:numId w:val="5"/>
-        </w:numPr>
-        <w:spacing w:after="0" w:line="240" w:lineRule="auto"/>
-        <w:ind w:left="357" w:hanging="357"/>
-        <w:rPr>
-          <w:color w:val="0F50FF"/>
-          <w:u w:val="single"/>
-        </w:rPr>
-      </w:pPr>
-      <w:r>
-        <w:rPr>
-          <w:color w:val="0F50FF"/>
-          <w:u w:val="single"/>
-        </w:rPr>
-        <w:t xml:space="preserve">
-          <w:hyperlink r:id="rId83" w:tgtFrame="_blank">
-            <w:r>
-              <w:t xml:space="preserve">Resistance of Uropathogens to Tebipenem: An Analysis of the Evidence from In Vitro Antimicrobial Susceptibility Studies.</w:t>
-            </w:r>
-          </w:hyperlink>
-        </w:t>
-      </w:r>
-    </w:p>
-    <w:p>
-      <w:pPr>
-        <w:spacing w:after="0"/>
-        <w:rPr>
-          <w:color w:val="0F50FF"/>
-          <w:u w:val="single"/>
-        </w:rPr>
-      </w:pPr>
-      <w:r>
-        <w:rPr>
-          <w:color w:val="0F50FF"/>
-          <w:u w:val="single"/>
-        </w:rPr>
-        <w:t xml:space="preserve"/>
-      </w:r>
-    </w:p>
-    <w:p>
-      <w:pPr>
-        <w:pStyle w:val="ListParagraph"/>
-        <w:numPr>
-          <w:ilvl w:val="0"/>
-          <w:numId w:val="5"/>
-        </w:numPr>
-        <w:spacing w:after="0" w:line="240" w:lineRule="auto"/>
-        <w:ind w:left="357" w:hanging="357"/>
-        <w:rPr>
-          <w:color w:val="0F50FF"/>
-          <w:u w:val="single"/>
-        </w:rPr>
-      </w:pPr>
-      <w:r>
-        <w:rPr>
-          <w:color w:val="0F50FF"/>
-          <w:u w:val="single"/>
-        </w:rPr>
-        <w:t xml:space="preserve">
-          <w:hyperlink r:id="rId84" w:tgtFrame="_blank">
-            <w:r>
-              <w:t xml:space="preserve">Projected life-year gains with semaglutide in individuals with cardiovascular disease without type 2 diabetes in the UK.</w:t>
-            </w:r>
-          </w:hyperlink>
-        </w:t>
-      </w:r>
-    </w:p>
-    <w:p>
-      <w:pPr>
-        <w:spacing w:after="0"/>
-        <w:rPr>
-          <w:color w:val="0F50FF"/>
-          <w:u w:val="single"/>
-        </w:rPr>
-      </w:pPr>
-      <w:r>
-        <w:rPr>
-          <w:color w:val="0F50FF"/>
-          <w:u w:val="single"/>
-        </w:rPr>
-        <w:t xml:space="preserve"/>
-      </w:r>
-    </w:p>
-    <w:p>
-      <w:pPr>
-        <w:pStyle w:val="ListParagraph"/>
-        <w:numPr>
-          <w:ilvl w:val="0"/>
-          <w:numId w:val="5"/>
-        </w:numPr>
-        <w:spacing w:after="0" w:line="240" w:lineRule="auto"/>
-        <w:ind w:left="357" w:hanging="357"/>
-        <w:rPr>
-          <w:color w:val="0F50FF"/>
-          <w:u w:val="single"/>
-        </w:rPr>
-      </w:pPr>
-      <w:r>
-        <w:rPr>
-          <w:color w:val="0F50FF"/>
-          <w:u w:val="single"/>
-        </w:rPr>
-        <w:t xml:space="preserve">
-          <w:hyperlink r:id="rId85" w:tgtFrame="_blank">
-            <w:r>
-              <w:t xml:space="preserve">Bacterial siderophore suppresses host genetic disorders of hyperactivated Ras by limiting iron deficiency that inhibits growth factor expression.</w:t>
-            </w:r>
-          </w:hyperlink>
-        </w:t>
-      </w:r>
-    </w:p>
-    <w:p>
-      <w:pPr>
-        <w:spacing w:after="0"/>
-        <w:rPr>
-          <w:color w:val="0F50FF"/>
-          <w:u w:val="single"/>
-        </w:rPr>
-      </w:pPr>
-      <w:r>
-        <w:rPr>
-          <w:color w:val="0F50FF"/>
-          <w:u w:val="single"/>
-        </w:rPr>
-        <w:t xml:space="preserve"/>
-      </w:r>
-    </w:p>
-    <w:p>
-      <w:pPr>
-        <w:pStyle w:val="ListParagraph"/>
-        <w:numPr>
-          <w:ilvl w:val="0"/>
-          <w:numId w:val="5"/>
-        </w:numPr>
-        <w:spacing w:after="0" w:line="240" w:lineRule="auto"/>
-        <w:ind w:left="357" w:hanging="357"/>
-        <w:rPr>
-          <w:color w:val="0F50FF"/>
-          <w:u w:val="single"/>
-        </w:rPr>
-      </w:pPr>
-      <w:r>
-        <w:rPr>
-          <w:color w:val="0F50FF"/>
-          <w:u w:val="single"/>
-        </w:rPr>
-        <w:t xml:space="preserve">
-          <w:hyperlink r:id="rId86" w:tgtFrame="_blank">
-            <w:r>
-              <w:t xml:space="preserve">Public contributions to the development of antibiotics: two successful and two failed investments.</w:t>
+          <w:hyperlink r:id="rId12" w:tgtFrame="_blank">
+            <w:r>
+              <w:t xml:space="preserve">Targeted therapy in the treatment of lung cancer in Iceland 2010-2023.</w:t>
             </w:r>
           </w:hyperlink>
         </w:t>
@@ -4266,9 +4176,9 @@
           <w:u w:val="single"/>
         </w:rPr>
         <w:t xml:space="preserve">
-          <w:hyperlink r:id="rId87" w:tgtFrame="_blank">
-            <w:r>
-              <w:t xml:space="preserve">From clinics to classrooms: physicians play an essential role in transforming comprehensive sexuality education.</w:t>
+          <w:hyperlink r:id="rId65" w:tgtFrame="_blank">
+            <w:r>
+              <w:t xml:space="preserve">Bile acid dependent attenuation of toxin mediated disease is independent of colonization resistance against C. difficile.</w:t>
             </w:r>
           </w:hyperlink>
         </w:t>
@@ -4310,9 +4220,9 @@
           <w:u w:val="single"/>
         </w:rPr>
         <w:t xml:space="preserve">
-          <w:hyperlink r:id="rId88" w:tgtFrame="_blank">
-            <w:r>
-              <w:t xml:space="preserve">The Incidence and Risk Factors of Antibiotic-Associated Diarrhea in Critically Ill Patients: A Systematic Review and Meta-Analysis.</w:t>
+          <w:hyperlink r:id="rId66" w:tgtFrame="_blank">
+            <w:r>
+              <w:t xml:space="preserve">Proton Pump Inhibitor Use for Gastroprotection and Stress Ulcer Prophylaxis Does Not Increase the Risk of Clostridioides difficile Infection or Pneumonia: A Systematic Review and Meta-Analysis of RCTs.</w:t>
             </w:r>
           </w:hyperlink>
         </w:t>
@@ -4354,9 +4264,9 @@
           <w:u w:val="single"/>
         </w:rPr>
         <w:t xml:space="preserve">
-          <w:hyperlink r:id="rId89" w:tgtFrame="_blank">
-            <w:r>
-              <w:t xml:space="preserve">Sequential Bilateral Prosthetic Knee Infections Managed with Divergent Surgical Strategies: A Case Report.</w:t>
+          <w:hyperlink r:id="rId67" w:tgtFrame="_blank">
+            <w:r>
+              <w:t xml:space="preserve">Impact of Introducing Nucleic Acid Amplification Testing for Diagnosing Clostridioides difficile Infection at a Japanese University Hospital.</w:t>
             </w:r>
           </w:hyperlink>
         </w:t>
@@ -4398,9 +4308,9 @@
           <w:u w:val="single"/>
         </w:rPr>
         <w:t xml:space="preserve">
-          <w:hyperlink r:id="rId90" w:tgtFrame="_blank">
-            <w:r>
-              <w:t xml:space="preserve">Trends and Impact of Clostridioides difficile Infection on Thirty-Day Readmissions and Outcomes Following Coronary Artery Bypass Grafting: A Seven-Year National Analysis.</w:t>
+          <w:hyperlink r:id="rId68" w:tgtFrame="_blank">
+            <w:r>
+              <w:t xml:space="preserve">Colonization amplification despite limited in-hospital transmission: A modeling study.</w:t>
             </w:r>
           </w:hyperlink>
         </w:t>
@@ -4442,9 +4352,9 @@
           <w:u w:val="single"/>
         </w:rPr>
         <w:t xml:space="preserve">
-          <w:hyperlink r:id="rId91" w:tgtFrame="_blank">
-            <w:r>
-              <w:t xml:space="preserve">Non-targeted metabolomics reveals metabolic signatures associated with Clostridioides difficile virulence.</w:t>
+          <w:hyperlink r:id="rId69" w:tgtFrame="_blank">
+            <w:r>
+              <w:t xml:space="preserve">Clinical characteristics and risk factors analysis of Clostridioides difficile infection in ulcerative colitis patients during biologic therapy.</w:t>
             </w:r>
           </w:hyperlink>
         </w:t>
@@ -4486,9 +4396,9 @@
           <w:u w:val="single"/>
         </w:rPr>
         <w:t xml:space="preserve">
-          <w:hyperlink r:id="rId92" w:tgtFrame="_blank">
-            <w:r>
-              <w:t xml:space="preserve">Enhancing Agent-Based Models with Real-Time Movement Data to Assess Impacts of Biosecurity Interventions on Disease Exposure in Healthcare Settings.</w:t>
+          <w:hyperlink r:id="rId70" w:tgtFrame="_blank">
+            <w:r>
+              <w:t xml:space="preserve">Corticosteroid Initiation Before Antimicrobials Does Not Increase the Risk of Adverse Outcomes Among Individuals Hospitalized With an IBD Flare and Enteric Infection.</w:t>
             </w:r>
           </w:hyperlink>
         </w:t>
@@ -4530,9 +4440,9 @@
           <w:u w:val="single"/>
         </w:rPr>
         <w:t xml:space="preserve">
-          <w:hyperlink r:id="rId93" w:tgtFrame="_blank">
-            <w:r>
-              <w:t xml:space="preserve">Anatomical and Mechanical Safety of the Tissue Anchoring System (TAS®) for Sacrospinous Ligament Fixation.</w:t>
+          <w:hyperlink r:id="rId71" w:tgtFrame="_blank">
+            <w:r>
+              <w:t xml:space="preserve">Amoxicillin-Clavulanate vs Amoxicillin for Acute Sinusitis in Adults.</w:t>
             </w:r>
           </w:hyperlink>
         </w:t>
@@ -4574,9 +4484,9 @@
           <w:u w:val="single"/>
         </w:rPr>
         <w:t xml:space="preserve">
-          <w:hyperlink r:id="rId94" w:tgtFrame="_blank">
-            <w:r>
-              <w:t xml:space="preserve">Clostridioides difficile Infection Among Hospitalized Patients With Cancer.</w:t>
+          <w:hyperlink r:id="rId72" w:tgtFrame="_blank">
+            <w:r>
+              <w:t xml:space="preserve">Bridging the Gap in Antibiotic Stewardship at Hospital Discharge: Evaluating the Impact of Pharmacist Interventions.</w:t>
             </w:r>
           </w:hyperlink>
         </w:t>
@@ -4618,9 +4528,9 @@
           <w:u w:val="single"/>
         </w:rPr>
         <w:t xml:space="preserve">
-          <w:hyperlink r:id="rId95" w:tgtFrame="_blank">
-            <w:r>
-              <w:t xml:space="preserve">Discordant Clostridioides difficile testing as a predictor of inflammatory bowel disease therapy escalation.</w:t>
+          <w:hyperlink r:id="rId73" w:tgtFrame="_blank">
+            <w:r>
+              <w:t xml:space="preserve">Phenotypic profiling of neutrophils in acute Clostridioides difficile infection identifies a TNF-induced activation signature associated with epithelial damage.</w:t>
             </w:r>
           </w:hyperlink>
         </w:t>
@@ -4662,9 +4572,9 @@
           <w:u w:val="single"/>
         </w:rPr>
         <w:t xml:space="preserve">
-          <w:hyperlink r:id="rId96" w:tgtFrame="_blank">
-            <w:r>
-              <w:t xml:space="preserve">Two-Dimensional PCR for Simultaneous Detection of Fecal Bacterial Markers in the Diagnosis and Management of Inflammatory Bowel Disease.</w:t>
+          <w:hyperlink r:id="rId74" w:tgtFrame="_blank">
+            <w:r>
+              <w:t xml:space="preserve">Acid-Suppressive Therapy Choice and Risk of Treatment Escalation in Inflammatory Bowel Disease: A Real-World Comparative Retrospective Study to Inform Personalized Treatment.</w:t>
             </w:r>
           </w:hyperlink>
         </w:t>
@@ -4706,9 +4616,9 @@
           <w:u w:val="single"/>
         </w:rPr>
         <w:t xml:space="preserve">
-          <w:hyperlink r:id="rId97" w:tgtFrame="_blank">
-            <w:r>
-              <w:t xml:space="preserve">Mechanistic characterization of the antiviral effects of nordihydroguaiaretic acid against West Nile virus.</w:t>
+          <w:hyperlink r:id="rId75" w:tgtFrame="_blank">
+            <w:r>
+              <w:t xml:space="preserve">Neglected Joint Infection Occurring Following Intra-Articular Injection and Colon Perforation: A Case Report.</w:t>
             </w:r>
           </w:hyperlink>
         </w:t>
@@ -4750,9 +4660,9 @@
           <w:u w:val="single"/>
         </w:rPr>
         <w:t xml:space="preserve">
-          <w:hyperlink r:id="rId98" w:tgtFrame="_blank">
-            <w:r>
-              <w:t xml:space="preserve">Clinical Characteristics and Risk Factors of Clostridioides difficile Infection: A Case-Control Study in a High-Complexity Clinic in Santiago de Cali, Colombia.</w:t>
+          <w:hyperlink r:id="rId76" w:tgtFrame="_blank">
+            <w:r>
+              <w:t xml:space="preserve">High-resolution metabolomic analysis of stool reveals expanded biomarkers of C. difficile colitis and insights into pathophysiology.</w:t>
             </w:r>
           </w:hyperlink>
         </w:t>
@@ -4794,9 +4704,361 @@
           <w:u w:val="single"/>
         </w:rPr>
         <w:t xml:space="preserve">
-          <w:hyperlink r:id="rId99" w:tgtFrame="_blank">
-            <w:r>
-              <w:t xml:space="preserve">Biomechanical analysis of protective plating configurations for interimplant femoral fracture prevention.</w:t>
+          <w:hyperlink r:id="rId77" w:tgtFrame="_blank">
+            <w:r>
+              <w:t xml:space="preserve">Efficacy of fluoroquinolone prophylaxis during induction phase in children with acute lymphoblastic leukemia: a systematic review and meta-analysis.</w:t>
+            </w:r>
+          </w:hyperlink>
+        </w:t>
+      </w:r>
+    </w:p>
+    <w:p>
+      <w:pPr>
+        <w:spacing w:after="0"/>
+        <w:rPr>
+          <w:color w:val="0F50FF"/>
+          <w:u w:val="single"/>
+        </w:rPr>
+      </w:pPr>
+      <w:r>
+        <w:rPr>
+          <w:color w:val="0F50FF"/>
+          <w:u w:val="single"/>
+        </w:rPr>
+        <w:t xml:space="preserve"/>
+      </w:r>
+    </w:p>
+    <w:p>
+      <w:pPr>
+        <w:pStyle w:val="ListParagraph"/>
+        <w:numPr>
+          <w:ilvl w:val="0"/>
+          <w:numId w:val="6"/>
+        </w:numPr>
+        <w:spacing w:after="0" w:line="240" w:lineRule="auto"/>
+        <w:ind w:left="357" w:hanging="357"/>
+        <w:rPr>
+          <w:color w:val="0F50FF"/>
+          <w:u w:val="single"/>
+        </w:rPr>
+      </w:pPr>
+      <w:r>
+        <w:rPr>
+          <w:color w:val="0F50FF"/>
+          <w:u w:val="single"/>
+        </w:rPr>
+        <w:t xml:space="preserve">
+          <w:hyperlink r:id="rId78" w:tgtFrame="_blank">
+            <w:r>
+              <w:t xml:space="preserve">Antibiotics or No Antibiotics after Urethroplasty For Hypospadias: An RCT Evaluating Short Term Surgical Outcomes.</w:t>
+            </w:r>
+          </w:hyperlink>
+        </w:t>
+      </w:r>
+    </w:p>
+    <w:p>
+      <w:pPr>
+        <w:spacing w:after="0"/>
+        <w:rPr>
+          <w:color w:val="0F50FF"/>
+          <w:u w:val="single"/>
+        </w:rPr>
+      </w:pPr>
+      <w:r>
+        <w:rPr>
+          <w:color w:val="0F50FF"/>
+          <w:u w:val="single"/>
+        </w:rPr>
+        <w:t xml:space="preserve"/>
+      </w:r>
+    </w:p>
+    <w:p>
+      <w:pPr>
+        <w:pStyle w:val="ListParagraph"/>
+        <w:numPr>
+          <w:ilvl w:val="0"/>
+          <w:numId w:val="6"/>
+        </w:numPr>
+        <w:spacing w:after="0" w:line="240" w:lineRule="auto"/>
+        <w:ind w:left="357" w:hanging="357"/>
+        <w:rPr>
+          <w:color w:val="0F50FF"/>
+          <w:u w:val="single"/>
+        </w:rPr>
+      </w:pPr>
+      <w:r>
+        <w:rPr>
+          <w:color w:val="0F50FF"/>
+          <w:u w:val="single"/>
+        </w:rPr>
+        <w:t xml:space="preserve">
+          <w:hyperlink r:id="rId79" w:tgtFrame="_blank">
+            <w:r>
+              <w:t xml:space="preserve">Aged Gut Microbiota Induces Mucosal Transcriptional Dysregulation, Impairing Immune Surveillance.</w:t>
+            </w:r>
+          </w:hyperlink>
+        </w:t>
+      </w:r>
+    </w:p>
+    <w:p>
+      <w:pPr>
+        <w:spacing w:after="0"/>
+        <w:rPr>
+          <w:color w:val="0F50FF"/>
+          <w:u w:val="single"/>
+        </w:rPr>
+      </w:pPr>
+      <w:r>
+        <w:rPr>
+          <w:color w:val="0F50FF"/>
+          <w:u w:val="single"/>
+        </w:rPr>
+        <w:t xml:space="preserve"/>
+      </w:r>
+    </w:p>
+    <w:p>
+      <w:pPr>
+        <w:pStyle w:val="ListParagraph"/>
+        <w:numPr>
+          <w:ilvl w:val="0"/>
+          <w:numId w:val="6"/>
+        </w:numPr>
+        <w:spacing w:after="0" w:line="240" w:lineRule="auto"/>
+        <w:ind w:left="357" w:hanging="357"/>
+        <w:rPr>
+          <w:color w:val="0F50FF"/>
+          <w:u w:val="single"/>
+        </w:rPr>
+      </w:pPr>
+      <w:r>
+        <w:rPr>
+          <w:color w:val="0F50FF"/>
+          <w:u w:val="single"/>
+        </w:rPr>
+        <w:t xml:space="preserve">
+          <w:hyperlink r:id="rId80" w:tgtFrame="_blank">
+            <w:r>
+              <w:t xml:space="preserve">Evolution and economic evaluation of fecal incontinence management in United States intensive care units: from historical containment to automated diversion.</w:t>
+            </w:r>
+          </w:hyperlink>
+        </w:t>
+      </w:r>
+    </w:p>
+    <w:p>
+      <w:pPr>
+        <w:spacing w:after="0"/>
+        <w:rPr>
+          <w:color w:val="0F50FF"/>
+          <w:u w:val="single"/>
+        </w:rPr>
+      </w:pPr>
+      <w:r>
+        <w:rPr>
+          <w:color w:val="0F50FF"/>
+          <w:u w:val="single"/>
+        </w:rPr>
+        <w:t xml:space="preserve"/>
+      </w:r>
+    </w:p>
+    <w:p>
+      <w:pPr>
+        <w:pStyle w:val="ListParagraph"/>
+        <w:numPr>
+          <w:ilvl w:val="0"/>
+          <w:numId w:val="6"/>
+        </w:numPr>
+        <w:spacing w:after="0" w:line="240" w:lineRule="auto"/>
+        <w:ind w:left="357" w:hanging="357"/>
+        <w:rPr>
+          <w:color w:val="0F50FF"/>
+          <w:u w:val="single"/>
+        </w:rPr>
+      </w:pPr>
+      <w:r>
+        <w:rPr>
+          <w:color w:val="0F50FF"/>
+          <w:u w:val="single"/>
+        </w:rPr>
+        <w:t xml:space="preserve">
+          <w:hyperlink r:id="rId81" w:tgtFrame="_blank">
+            <w:r>
+              <w:t xml:space="preserve">Letter to the Editor Comment on: The Physiological Mirage: Why Oxygen Pulse Overstates Surgical Success in Pectus Excavatum.</w:t>
+            </w:r>
+          </w:hyperlink>
+        </w:t>
+      </w:r>
+    </w:p>
+    <w:p>
+      <w:pPr>
+        <w:spacing w:after="0"/>
+        <w:rPr>
+          <w:color w:val="0F50FF"/>
+          <w:u w:val="single"/>
+        </w:rPr>
+      </w:pPr>
+      <w:r>
+        <w:rPr>
+          <w:color w:val="0F50FF"/>
+          <w:u w:val="single"/>
+        </w:rPr>
+        <w:t xml:space="preserve"/>
+      </w:r>
+    </w:p>
+    <w:p>
+      <w:pPr>
+        <w:pStyle w:val="ListParagraph"/>
+        <w:numPr>
+          <w:ilvl w:val="0"/>
+          <w:numId w:val="6"/>
+        </w:numPr>
+        <w:spacing w:after="0" w:line="240" w:lineRule="auto"/>
+        <w:ind w:left="357" w:hanging="357"/>
+        <w:rPr>
+          <w:color w:val="0F50FF"/>
+          <w:u w:val="single"/>
+        </w:rPr>
+      </w:pPr>
+      <w:r>
+        <w:rPr>
+          <w:color w:val="0F50FF"/>
+          <w:u w:val="single"/>
+        </w:rPr>
+        <w:t xml:space="preserve">
+          <w:hyperlink r:id="rId82" w:tgtFrame="_blank">
+            <w:r>
+              <w:t xml:space="preserve">Visualizing C. difficile During Murine Infection.</w:t>
+            </w:r>
+          </w:hyperlink>
+        </w:t>
+      </w:r>
+    </w:p>
+    <w:p>
+      <w:pPr>
+        <w:spacing w:after="0"/>
+        <w:rPr>
+          <w:color w:val="0F50FF"/>
+          <w:u w:val="single"/>
+        </w:rPr>
+      </w:pPr>
+      <w:r>
+        <w:rPr>
+          <w:color w:val="0F50FF"/>
+          <w:u w:val="single"/>
+        </w:rPr>
+        <w:t xml:space="preserve"/>
+      </w:r>
+    </w:p>
+    <w:p>
+      <w:pPr>
+        <w:pStyle w:val="ListParagraph"/>
+        <w:numPr>
+          <w:ilvl w:val="0"/>
+          <w:numId w:val="6"/>
+        </w:numPr>
+        <w:spacing w:after="0" w:line="240" w:lineRule="auto"/>
+        <w:ind w:left="357" w:hanging="357"/>
+        <w:rPr>
+          <w:color w:val="0F50FF"/>
+          <w:u w:val="single"/>
+        </w:rPr>
+      </w:pPr>
+      <w:r>
+        <w:rPr>
+          <w:color w:val="0F50FF"/>
+          <w:u w:val="single"/>
+        </w:rPr>
+        <w:t xml:space="preserve">
+          <w:hyperlink r:id="rId83" w:tgtFrame="_blank">
+            <w:r>
+              <w:t xml:space="preserve">Significant Increase in Clostridioides difficile Mortality During the COVID-19 Pandemic: A Nationwide Study.</w:t>
+            </w:r>
+          </w:hyperlink>
+        </w:t>
+      </w:r>
+    </w:p>
+    <w:p>
+      <w:pPr>
+        <w:spacing w:after="0"/>
+        <w:rPr>
+          <w:color w:val="0F50FF"/>
+          <w:u w:val="single"/>
+        </w:rPr>
+      </w:pPr>
+      <w:r>
+        <w:rPr>
+          <w:color w:val="0F50FF"/>
+          <w:u w:val="single"/>
+        </w:rPr>
+        <w:t xml:space="preserve"/>
+      </w:r>
+    </w:p>
+    <w:p>
+      <w:pPr>
+        <w:pStyle w:val="ListParagraph"/>
+        <w:numPr>
+          <w:ilvl w:val="0"/>
+          <w:numId w:val="6"/>
+        </w:numPr>
+        <w:spacing w:after="0" w:line="240" w:lineRule="auto"/>
+        <w:ind w:left="357" w:hanging="357"/>
+        <w:rPr>
+          <w:color w:val="0F50FF"/>
+          <w:u w:val="single"/>
+        </w:rPr>
+      </w:pPr>
+      <w:r>
+        <w:rPr>
+          <w:color w:val="0F50FF"/>
+          <w:u w:val="single"/>
+        </w:rPr>
+        <w:t xml:space="preserve">
+          <w:hyperlink r:id="rId84" w:tgtFrame="_blank">
+            <w:r>
+              <w:t xml:space="preserve">Clostridioides difficile stimulates CCL20 expression in human colonoid monolayers in a transwell-based co-culture system that supports its anaerobic growth.</w:t>
+            </w:r>
+          </w:hyperlink>
+        </w:t>
+      </w:r>
+    </w:p>
+    <w:p>
+      <w:pPr>
+        <w:spacing w:after="0"/>
+        <w:rPr>
+          <w:color w:val="0F50FF"/>
+          <w:u w:val="single"/>
+        </w:rPr>
+      </w:pPr>
+      <w:r>
+        <w:rPr>
+          <w:color w:val="0F50FF"/>
+          <w:u w:val="single"/>
+        </w:rPr>
+        <w:t xml:space="preserve"/>
+      </w:r>
+    </w:p>
+    <w:p>
+      <w:pPr>
+        <w:pStyle w:val="ListParagraph"/>
+        <w:numPr>
+          <w:ilvl w:val="0"/>
+          <w:numId w:val="6"/>
+        </w:numPr>
+        <w:spacing w:after="0" w:line="240" w:lineRule="auto"/>
+        <w:ind w:left="357" w:hanging="357"/>
+        <w:rPr>
+          <w:color w:val="0F50FF"/>
+          <w:u w:val="single"/>
+        </w:rPr>
+      </w:pPr>
+      <w:r>
+        <w:rPr>
+          <w:color w:val="0F50FF"/>
+          <w:u w:val="single"/>
+        </w:rPr>
+        <w:t xml:space="preserve">
+          <w:hyperlink r:id="rId85" w:tgtFrame="_blank">
+            <w:r>
+              <w:t xml:space="preserve">Infectious outcomes in heart-after-liver transplantation with or without domino (HALT+/-D): A case series with comparison to isolated heart and isolated liver transplantation.</w:t>
             </w:r>
           </w:hyperlink>
         </w:t>
@@ -4904,9 +5166,9 @@
           <w:u w:val="single"/>
         </w:rPr>
         <w:t xml:space="preserve">
-          <w:hyperlink r:id="rId37" w:tgtFrame="_blank">
-            <w:r>
-              <w:t xml:space="preserve">Unshaven Follicular Unit Excision: Critical Analysis of Current Nomenclature and Proposal for Standardized Terminology.</w:t>
+          <w:hyperlink r:id="rId51" w:tgtFrame="_blank">
+            <w:r>
+              <w:t xml:space="preserve">Antibacterial prophylaxis and antimicrobial stewardship in the era of innovative therapies for haematological malignancies: transplantation, cellular therapies and new drugs.</w:t>
             </w:r>
           </w:hyperlink>
         </w:t>
@@ -4949,9 +5211,9 @@
           <w:u w:val="single"/>
         </w:rPr>
         <w:t xml:space="preserve">
-          <w:hyperlink r:id="rId38" w:tgtFrame="_blank">
-            <w:r>
-              <w:t xml:space="preserve">Is continuous in-line blood gas monitoring reliable during cardiopulmonary bypass when PaO(2) and PaCO(2) are calculated rather than measured?</w:t>
+          <w:hyperlink r:id="rId52" w:tgtFrame="_blank">
+            <w:r>
+              <w:t xml:space="preserve">Clinical guidance and practical recommendations for probiotic use in patients with irritable bowel syndrome, functional constipation, and Clostridium difficile infection considering sex-based differences: a Korean translation.</w:t>
             </w:r>
           </w:hyperlink>
         </w:t>
@@ -4994,9 +5256,9 @@
           <w:u w:val="single"/>
         </w:rPr>
         <w:t xml:space="preserve">
-          <w:hyperlink r:id="rId39" w:tgtFrame="_blank">
-            <w:r>
-              <w:t xml:space="preserve">Systematic Review: Accuracy of Diagnostic Methods for Clostridioides difficile Infection.</w:t>
+          <w:hyperlink r:id="rId53" w:tgtFrame="_blank">
+            <w:r>
+              <w:t xml:space="preserve">Dedifferentiation-driven oncogenic stemness promotes tumor-sustaining adaptability in the intestinal epithelium.</w:t>
             </w:r>
           </w:hyperlink>
         </w:t>
@@ -5039,9 +5301,9 @@
           <w:u w:val="single"/>
         </w:rPr>
         <w:t xml:space="preserve">
-          <w:hyperlink r:id="rId40" w:tgtFrame="_blank">
-            <w:r>
-              <w:t xml:space="preserve">Use of Electronic Health Records to Benchmark Clinical Practice Guideline-Consistent Care in Pediatric Oncology.</w:t>
+          <w:hyperlink r:id="rId54" w:tgtFrame="_blank">
+            <w:r>
+              <w:t xml:space="preserve">Nudging in MicroBiology Laboratory Evaluation (NiMBLE): A systematic review and meta-analysis.</w:t>
             </w:r>
           </w:hyperlink>
         </w:t>
@@ -5084,9 +5346,9 @@
           <w:u w:val="single"/>
         </w:rPr>
         <w:t xml:space="preserve">
-          <w:hyperlink r:id="rId41" w:tgtFrame="_blank">
-            <w:r>
-              <w:t xml:space="preserve">Occurrence of viral and bacterial pathogens in South American camelids in representative German flocks.</w:t>
+          <w:hyperlink r:id="rId55" w:tgtFrame="_blank">
+            <w:r>
+              <w:t xml:space="preserve">Ceftriaxone versus cefotaxime: a scoping review of resistance selection, Clostridioides difficile risk, economic implications and environmental impacts.</w:t>
             </w:r>
           </w:hyperlink>
         </w:t>
@@ -5129,9 +5391,9 @@
           <w:u w:val="single"/>
         </w:rPr>
         <w:t xml:space="preserve">
-          <w:hyperlink r:id="rId42" w:tgtFrame="_blank">
-            <w:r>
-              <w:t xml:space="preserve">The effects of intravenous immunoglobulin on intestinal inflammation: a systematic review of animal and clinical studies.</w:t>
+          <w:hyperlink r:id="rId56" w:tgtFrame="_blank">
+            <w:r>
+              <w:t xml:space="preserve">Reducing Community-Acquired CDIFF Admissions: Outpatient Antimicrobial Stewardship.</w:t>
             </w:r>
           </w:hyperlink>
         </w:t>
@@ -5174,9 +5436,9 @@
           <w:u w:val="single"/>
         </w:rPr>
         <w:t xml:space="preserve">
-          <w:hyperlink r:id="rId43" w:tgtFrame="_blank">
-            <w:r>
-              <w:t xml:space="preserve">Accuracy and variability of locoregional staging in T1 rectal cancer: nationwide multicentre cohort study.</w:t>
+          <w:hyperlink r:id="rId57" w:tgtFrame="_blank">
+            <w:r>
+              <w:t xml:space="preserve">Anti-Ma2 Paraneoplastic Encephalitis and Testicular Cancer: When the Hypothalamus Whispers-A Case Report and Systematic Review with Emphasis on Hypothalamic-Endocrine Dysfunction.</w:t>
             </w:r>
           </w:hyperlink>
         </w:t>
@@ -5219,9 +5481,9 @@
           <w:u w:val="single"/>
         </w:rPr>
         <w:t xml:space="preserve">
-          <w:hyperlink r:id="rId44" w:tgtFrame="_blank">
-            <w:r>
-              <w:t xml:space="preserve">Cross-sectional brain volumetric measures and disability outcomes in relapsing-remitting multiple sclerosis.</w:t>
+          <w:hyperlink r:id="rId58" w:tgtFrame="_blank">
+            <w:r>
+              <w:t xml:space="preserve">Surveillance of adverse events following immunisation in Australia, 2023.</w:t>
             </w:r>
           </w:hyperlink>
         </w:t>
@@ -5264,9 +5526,9 @@
           <w:u w:val="single"/>
         </w:rPr>
         <w:t xml:space="preserve">
-          <w:hyperlink r:id="rId45" w:tgtFrame="_blank">
-            <w:r>
-              <w:t xml:space="preserve">Impact of the COVID-19 pandemic on the incidence of Clostridioides difficile infection based on hospital surveillance data: a systematic review and meta-analysis.</w:t>
+          <w:hyperlink r:id="rId59" w:tgtFrame="_blank">
+            <w:r>
+              <w:t xml:space="preserve">Epidemiology of Staphylococcus aureus infections in Timor-Leste, January-July 2020.</w:t>
             </w:r>
           </w:hyperlink>
         </w:t>
@@ -5309,9 +5571,9 @@
           <w:u w:val="single"/>
         </w:rPr>
         <w:t xml:space="preserve">
-          <w:hyperlink r:id="rId46" w:tgtFrame="_blank">
-            <w:r>
-              <w:t xml:space="preserve">Erratum to 'BCLC strategy for prognosis prediction and treatment recommendations: The 2026 update' [J Hepatol (2026) 631-654].</w:t>
+          <w:hyperlink r:id="rId60" w:tgtFrame="_blank">
+            <w:r>
+              <w:t xml:space="preserve">Improving urine testing stewardship with a technology-leveraged urine testing guideline.</w:t>
             </w:r>
           </w:hyperlink>
         </w:t>
@@ -5354,9 +5616,9 @@
           <w:u w:val="single"/>
         </w:rPr>
         <w:t xml:space="preserve">
-          <w:hyperlink r:id="rId47" w:tgtFrame="_blank">
-            <w:r>
-              <w:t xml:space="preserve">Effectiveness and safety of a prospective audit and feedback-based antimicrobial stewardship program in hospitalized COVID-19 patients: a quasi-experimental before-and-after study.</w:t>
+          <w:hyperlink r:id="rId61" w:tgtFrame="_blank">
+            <w:r>
+              <w:t xml:space="preserve">Clostridioides difficile Infection in Hematology-Oncology Patients Receiving Bacterial Prophylaxis With Levofloxacin: A Single-Institution Experience.</w:t>
             </w:r>
           </w:hyperlink>
         </w:t>
@@ -5399,9 +5661,99 @@
           <w:u w:val="single"/>
         </w:rPr>
         <w:t xml:space="preserve">
-          <w:hyperlink r:id="rId48" w:tgtFrame="_blank">
-            <w:r>
-              <w:t xml:space="preserve">Exploring the perspectives of mothers on the clarity of the CDI-III: A qualitative study.</w:t>
+          <w:hyperlink r:id="rId62" w:tgtFrame="_blank">
+            <w:r>
+              <w:t xml:space="preserve">Advancing Antimicrobial Stewardship With Diagnostic Excellence: The Role of Bayesian Reasoning.</w:t>
+            </w:r>
+          </w:hyperlink>
+        </w:t>
+      </w:r>
+    </w:p>
+    <w:p>
+      <w:pPr>
+        <w:spacing w:after="0"/>
+        <w:rPr>
+          <w:color w:val="0F50FF"/>
+          <w:u w:val="single"/>
+        </w:rPr>
+      </w:pPr>
+      <w:r>
+        <w:rPr>
+          <w:color w:val="0F50FF"/>
+          <w:u w:val="single"/>
+        </w:rPr>
+        <w:lastRenderedPageBreak/>
+        <w:t xml:space="preserve"/>
+      </w:r>
+    </w:p>
+    <w:p>
+      <w:pPr>
+        <w:pStyle w:val="ListParagraph"/>
+        <w:numPr>
+          <w:ilvl w:val="0"/>
+          <w:numId w:val="8"/>
+        </w:numPr>
+        <w:spacing w:after="0" w:line="240" w:lineRule="auto"/>
+        <w:ind w:left="357" w:hanging="357"/>
+        <w:rPr>
+          <w:color w:val="0F50FF"/>
+          <w:u w:val="single"/>
+        </w:rPr>
+      </w:pPr>
+      <w:r>
+        <w:rPr>
+          <w:color w:val="0F50FF"/>
+          <w:u w:val="single"/>
+        </w:rPr>
+        <w:t xml:space="preserve">
+          <w:hyperlink r:id="rId63" w:tgtFrame="_blank">
+            <w:r>
+              <w:t xml:space="preserve">Institutional spillover effects of antimicrobial use on antimicrobial resistance and Clostridioides difficile: a systematic review.</w:t>
+            </w:r>
+          </w:hyperlink>
+        </w:t>
+      </w:r>
+    </w:p>
+    <w:p>
+      <w:pPr>
+        <w:spacing w:after="0"/>
+        <w:rPr>
+          <w:color w:val="0F50FF"/>
+          <w:u w:val="single"/>
+        </w:rPr>
+      </w:pPr>
+      <w:r>
+        <w:rPr>
+          <w:color w:val="0F50FF"/>
+          <w:u w:val="single"/>
+        </w:rPr>
+        <w:lastRenderedPageBreak/>
+        <w:t xml:space="preserve"/>
+      </w:r>
+    </w:p>
+    <w:p>
+      <w:pPr>
+        <w:pStyle w:val="ListParagraph"/>
+        <w:numPr>
+          <w:ilvl w:val="0"/>
+          <w:numId w:val="8"/>
+        </w:numPr>
+        <w:spacing w:after="0" w:line="240" w:lineRule="auto"/>
+        <w:ind w:left="357" w:hanging="357"/>
+        <w:rPr>
+          <w:color w:val="0F50FF"/>
+          <w:u w:val="single"/>
+        </w:rPr>
+      </w:pPr>
+      <w:r>
+        <w:rPr>
+          <w:color w:val="0F50FF"/>
+          <w:u w:val="single"/>
+        </w:rPr>
+        <w:t xml:space="preserve">
+          <w:hyperlink r:id="rId64" w:tgtFrame="_blank">
+            <w:r>
+              <w:t xml:space="preserve">Implementation strategy modifications: An applied multi-site comparison using ERIC and FRAME-IS for the "Fluoroquinolone Restriction for the Prevention of Clostridioides difficile infection Trial" (FIRST).</w:t>
             </w:r>
           </w:hyperlink>
         </w:t>
@@ -5451,138 +5803,6 @@
       <w:bookmarkEnd w:id="52"/>
       <w:bookmarkEnd w:id="53"/>
       <w:bookmarkEnd w:id="54"/>
-    </w:p>
-    <w:p>
-      <w:pPr>
-        <w:spacing w:after="0"/>
-        <w:rPr>
-          <w:color w:val="0F50FF"/>
-          <w:u w:val="single"/>
-        </w:rPr>
-      </w:pPr>
-      <w:r>
-        <w:rPr>
-          <w:color w:val="0F50FF"/>
-          <w:u w:val="single"/>
-        </w:rPr>
-        <w:t xml:space="preserve"/>
-      </w:r>
-    </w:p>
-    <w:p>
-      <w:pPr>
-        <w:pStyle w:val="ListParagraph"/>
-        <w:numPr>
-          <w:ilvl w:val="0"/>
-          <w:numId w:val="9"/>
-        </w:numPr>
-        <w:spacing w:after="0" w:line="240" w:lineRule="auto"/>
-        <w:ind w:left="357" w:hanging="357"/>
-        <w:rPr>
-          <w:color w:val="0F50FF"/>
-          <w:u w:val="single"/>
-        </w:rPr>
-      </w:pPr>
-      <w:r>
-        <w:rPr>
-          <w:color w:val="0F50FF"/>
-          <w:u w:val="single"/>
-        </w:rPr>
-        <w:t xml:space="preserve">
-          <w:hyperlink r:id="rId72" w:tgtFrame="_blank">
-            <w:r>
-              <w:t xml:space="preserve">Prevalence of potential enteric pathogens in diarrheic and non-diarrheic foals in Brazil.</w:t>
-            </w:r>
-          </w:hyperlink>
-        </w:t>
-      </w:r>
-    </w:p>
-    <w:p>
-      <w:pPr>
-        <w:spacing w:after="0"/>
-        <w:rPr>
-          <w:color w:val="0F50FF"/>
-          <w:u w:val="single"/>
-        </w:rPr>
-      </w:pPr>
-      <w:r>
-        <w:rPr>
-          <w:color w:val="0F50FF"/>
-          <w:u w:val="single"/>
-        </w:rPr>
-        <w:t xml:space="preserve"/>
-      </w:r>
-    </w:p>
-    <w:p>
-      <w:pPr>
-        <w:pStyle w:val="ListParagraph"/>
-        <w:numPr>
-          <w:ilvl w:val="0"/>
-          <w:numId w:val="9"/>
-        </w:numPr>
-        <w:spacing w:after="0" w:line="240" w:lineRule="auto"/>
-        <w:ind w:left="357" w:hanging="357"/>
-        <w:rPr>
-          <w:color w:val="0F50FF"/>
-          <w:u w:val="single"/>
-        </w:rPr>
-      </w:pPr>
-      <w:r>
-        <w:rPr>
-          <w:color w:val="0F50FF"/>
-          <w:u w:val="single"/>
-        </w:rPr>
-        <w:t xml:space="preserve">
-          <w:hyperlink r:id="rId73" w:tgtFrame="_blank">
-            <w:r>
-              <w:t xml:space="preserve">Empowering global disease surveillance with CURED: a tool for rapid identification of unique genomic biomarkers.</w:t>
-            </w:r>
-          </w:hyperlink>
-        </w:t>
-      </w:r>
-    </w:p>
-    <w:p>
-      <w:pPr>
-        <w:spacing w:after="0"/>
-        <w:rPr>
-          <w:color w:val="0F50FF"/>
-          <w:u w:val="single"/>
-        </w:rPr>
-      </w:pPr>
-      <w:r>
-        <w:rPr>
-          <w:color w:val="0F50FF"/>
-          <w:u w:val="single"/>
-        </w:rPr>
-        <w:t xml:space="preserve"/>
-      </w:r>
-    </w:p>
-    <w:p>
-      <w:pPr>
-        <w:pStyle w:val="ListParagraph"/>
-        <w:numPr>
-          <w:ilvl w:val="0"/>
-          <w:numId w:val="9"/>
-        </w:numPr>
-        <w:spacing w:after="0" w:line="240" w:lineRule="auto"/>
-        <w:ind w:left="357" w:hanging="357"/>
-        <w:rPr>
-          <w:color w:val="0F50FF"/>
-          <w:u w:val="single"/>
-        </w:rPr>
-      </w:pPr>
-      <w:r>
-        <w:rPr>
-          <w:color w:val="0F50FF"/>
-          <w:u w:val="single"/>
-        </w:rPr>
-        <w:t xml:space="preserve">
-          <w:hyperlink r:id="rId74" w:tgtFrame="_blank">
-            <w:r>
-              <w:t xml:space="preserve">Long-Term Antibiotic-Driven Gut Microbiota Disruption Promotes Toxigenic Clostridioides difficile Proliferation: A Four-Year Retrospective Study of a Single ICU Patient.</w:t>
-            </w:r>
-          </w:hyperlink>
-        </w:t>
-      </w:r>
     </w:p>
     <w:p>
       <w:pPr>
